--- a/Assignment_DSC630_Week 2_Yadav_Project Plan.docx
+++ b/Assignment_DSC630_Week 2_Yadav_Project Plan.docx
@@ -6984,6 +6984,7 @@
     <w:rsid w:val="00074CD8"/>
     <w:rsid w:val="000D56D0"/>
     <w:rsid w:val="00213EB9"/>
+    <w:rsid w:val="002A5F79"/>
     <w:rsid w:val="002F79AC"/>
     <w:rsid w:val="003200D6"/>
     <w:rsid w:val="00371B5C"/>

--- a/Assignment_DSC630_Week 2_Yadav_Project Plan.docx
+++ b/Assignment_DSC630_Week 2_Yadav_Project Plan.docx
@@ -5,9 +5,15 @@
     <w:p>
       <w:pPr>
         <w:pStyle w:val="Title"/>
+        <w:rPr>
+          <w:color w:val="262626" w:themeColor="text1" w:themeTint="D9"/>
+        </w:rPr>
       </w:pPr>
       <w:sdt>
         <w:sdtPr>
+          <w:rPr>
+            <w:color w:val="262626" w:themeColor="text1" w:themeTint="D9"/>
+          </w:rPr>
           <w:alias w:val="Title"/>
           <w:tag w:val=""/>
           <w:id w:val="726351117"/>
@@ -20,6 +26,9 @@
         </w:sdtPr>
         <w:sdtContent>
           <w:r>
+            <w:rPr>
+              <w:color w:val="262626" w:themeColor="text1" w:themeTint="D9"/>
+            </w:rPr>
             <w:t>Project Plan: Predictive Analytics for Customer Churn</w:t>
           </w:r>
         </w:sdtContent>
@@ -32,6 +41,7 @@
           <w:rFonts w:asciiTheme="majorHAnsi" w:hAnsiTheme="majorHAnsi" w:cstheme="majorHAnsi"/>
           <w:i/>
           <w:iCs/>
+          <w:color w:val="262626" w:themeColor="text1" w:themeTint="D9"/>
         </w:rPr>
       </w:pPr>
       <w:r>
@@ -39,6 +49,7 @@
           <w:rFonts w:asciiTheme="majorHAnsi" w:hAnsiTheme="majorHAnsi" w:cstheme="majorHAnsi"/>
           <w:i/>
           <w:iCs/>
+          <w:color w:val="262626" w:themeColor="text1" w:themeTint="D9"/>
         </w:rPr>
         <w:t>Pankaj K Yadav</w:t>
       </w:r>
@@ -47,6 +58,7 @@
           <w:rFonts w:asciiTheme="majorHAnsi" w:hAnsiTheme="majorHAnsi" w:cstheme="majorHAnsi"/>
           <w:i/>
           <w:iCs/>
+          <w:color w:val="262626" w:themeColor="text1" w:themeTint="D9"/>
         </w:rPr>
         <w:t xml:space="preserve"> </w:t>
       </w:r>
@@ -58,6 +70,7 @@
           <w:rFonts w:asciiTheme="majorHAnsi" w:hAnsiTheme="majorHAnsi" w:cstheme="majorHAnsi"/>
           <w:i/>
           <w:iCs/>
+          <w:color w:val="262626" w:themeColor="text1" w:themeTint="D9"/>
         </w:rPr>
       </w:pPr>
       <w:r>
@@ -65,6 +78,7 @@
           <w:rFonts w:asciiTheme="majorHAnsi" w:hAnsiTheme="majorHAnsi" w:cstheme="majorHAnsi"/>
           <w:i/>
           <w:iCs/>
+          <w:color w:val="262626" w:themeColor="text1" w:themeTint="D9"/>
         </w:rPr>
         <w:t>DSC 630: Predictive Analytics, Prof Frank Neugebauer</w:t>
       </w:r>
@@ -76,6 +90,7 @@
           <w:rFonts w:asciiTheme="majorHAnsi" w:hAnsiTheme="majorHAnsi" w:cstheme="majorHAnsi"/>
           <w:i/>
           <w:iCs/>
+          <w:color w:val="262626" w:themeColor="text1" w:themeTint="D9"/>
         </w:rPr>
       </w:pPr>
       <w:r>
@@ -83,6 +98,7 @@
           <w:rFonts w:asciiTheme="majorHAnsi" w:hAnsiTheme="majorHAnsi" w:cstheme="majorHAnsi"/>
           <w:i/>
           <w:iCs/>
+          <w:color w:val="262626" w:themeColor="text1" w:themeTint="D9"/>
         </w:rPr>
         <w:t>College of Science and Tech,</w:t>
       </w:r>
@@ -94,6 +110,7 @@
           <w:rFonts w:asciiTheme="majorHAnsi" w:hAnsiTheme="majorHAnsi" w:cstheme="majorHAnsi"/>
           <w:i/>
           <w:iCs/>
+          <w:color w:val="262626" w:themeColor="text1" w:themeTint="D9"/>
         </w:rPr>
       </w:pPr>
       <w:r>
@@ -101,6 +118,7 @@
           <w:rFonts w:asciiTheme="majorHAnsi" w:hAnsiTheme="majorHAnsi" w:cstheme="majorHAnsi"/>
           <w:i/>
           <w:iCs/>
+          <w:color w:val="262626" w:themeColor="text1" w:themeTint="D9"/>
         </w:rPr>
         <w:t>Bellevue University</w:t>
       </w:r>
@@ -109,6 +127,7 @@
           <w:rFonts w:asciiTheme="majorHAnsi" w:hAnsiTheme="majorHAnsi" w:cstheme="majorHAnsi"/>
           <w:i/>
           <w:iCs/>
+          <w:color w:val="262626" w:themeColor="text1" w:themeTint="D9"/>
         </w:rPr>
         <w:t>, NE</w:t>
       </w:r>
@@ -122,7 +141,7 @@
           <w:rFonts w:asciiTheme="majorHAnsi" w:eastAsia="Times New Roman" w:hAnsiTheme="majorHAnsi" w:cstheme="majorHAnsi"/>
           <w:i/>
           <w:iCs/>
-          <w:color w:val="2F5496" w:themeColor="accent1" w:themeShade="BF"/>
+          <w:color w:val="262626" w:themeColor="text1" w:themeTint="D9"/>
           <w:kern w:val="36"/>
           <w:sz w:val="48"/>
           <w:szCs w:val="48"/>
@@ -139,7 +158,7 @@
           <w:rFonts w:asciiTheme="majorHAnsi" w:eastAsia="Times New Roman" w:hAnsiTheme="majorHAnsi" w:cstheme="majorHAnsi"/>
           <w:i/>
           <w:iCs/>
-          <w:color w:val="2F5496" w:themeColor="accent1" w:themeShade="BF"/>
+          <w:color w:val="262626" w:themeColor="text1" w:themeTint="D9"/>
           <w:kern w:val="36"/>
           <w:sz w:val="48"/>
           <w:szCs w:val="48"/>
@@ -156,7 +175,7 @@
           <w:rFonts w:asciiTheme="majorHAnsi" w:eastAsia="Times New Roman" w:hAnsiTheme="majorHAnsi" w:cstheme="majorHAnsi"/>
           <w:i/>
           <w:iCs/>
-          <w:color w:val="2F5496" w:themeColor="accent1" w:themeShade="BF"/>
+          <w:color w:val="262626" w:themeColor="text1" w:themeTint="D9"/>
           <w:kern w:val="36"/>
           <w:sz w:val="48"/>
           <w:szCs w:val="48"/>
@@ -173,7 +192,7 @@
           <w:rFonts w:asciiTheme="majorHAnsi" w:eastAsia="Times New Roman" w:hAnsiTheme="majorHAnsi" w:cstheme="majorHAnsi"/>
           <w:i/>
           <w:iCs/>
-          <w:color w:val="2F5496" w:themeColor="accent1" w:themeShade="BF"/>
+          <w:color w:val="262626" w:themeColor="text1" w:themeTint="D9"/>
           <w:kern w:val="36"/>
           <w:sz w:val="48"/>
           <w:szCs w:val="48"/>
@@ -190,7 +209,7 @@
           <w:rFonts w:asciiTheme="majorHAnsi" w:eastAsia="Times New Roman" w:hAnsiTheme="majorHAnsi" w:cstheme="majorHAnsi"/>
           <w:i/>
           <w:iCs/>
-          <w:color w:val="2F5496" w:themeColor="accent1" w:themeShade="BF"/>
+          <w:color w:val="262626" w:themeColor="text1" w:themeTint="D9"/>
           <w:kern w:val="36"/>
           <w:sz w:val="48"/>
           <w:szCs w:val="48"/>
@@ -207,7 +226,7 @@
           <w:rFonts w:asciiTheme="majorHAnsi" w:eastAsia="Times New Roman" w:hAnsiTheme="majorHAnsi" w:cstheme="majorHAnsi"/>
           <w:i/>
           <w:iCs/>
-          <w:color w:val="2F5496" w:themeColor="accent1" w:themeShade="BF"/>
+          <w:color w:val="262626" w:themeColor="text1" w:themeTint="D9"/>
           <w:kern w:val="36"/>
           <w:sz w:val="48"/>
           <w:szCs w:val="48"/>
@@ -223,7 +242,7 @@
           <w:rFonts w:asciiTheme="majorHAnsi" w:eastAsia="Times New Roman" w:hAnsiTheme="majorHAnsi" w:cstheme="majorHAnsi"/>
           <w:i/>
           <w:iCs/>
-          <w:color w:val="2F5496" w:themeColor="accent1" w:themeShade="BF"/>
+          <w:color w:val="262626" w:themeColor="text1" w:themeTint="D9"/>
           <w:kern w:val="36"/>
           <w:sz w:val="48"/>
           <w:szCs w:val="48"/>
@@ -239,7 +258,7 @@
           <w:bCs w:val="0"/>
           <w:i/>
           <w:iCs/>
-          <w:color w:val="auto"/>
+          <w:color w:val="262626" w:themeColor="text1" w:themeTint="D9"/>
           <w:kern w:val="2"/>
           <w:sz w:val="24"/>
           <w:szCs w:val="24"/>
@@ -254,7 +273,7 @@
       <w:sdtEndPr>
         <w:rPr>
           <w:noProof/>
-          <w:color w:val="2F5496" w:themeColor="accent1" w:themeShade="BF"/>
+          <w:color w:val="262626" w:themeColor="text1" w:themeTint="D9"/>
         </w:rPr>
       </w:sdtEndPr>
       <w:sdtContent>
@@ -268,6 +287,7 @@
               <w:bCs w:val="0"/>
               <w:i/>
               <w:iCs/>
+              <w:color w:val="262626" w:themeColor="text1" w:themeTint="D9"/>
             </w:rPr>
           </w:pPr>
           <w:r>
@@ -275,6 +295,7 @@
               <w:rFonts w:cstheme="majorHAnsi"/>
               <w:i/>
               <w:iCs/>
+              <w:color w:val="262626" w:themeColor="text1" w:themeTint="D9"/>
             </w:rPr>
             <w:t>Table of Contents</w:t>
           </w:r>
@@ -291,6 +312,7 @@
               <w:bCs w:val="0"/>
               <w:caps w:val="0"/>
               <w:noProof/>
+              <w:color w:val="262626" w:themeColor="text1" w:themeTint="D9"/>
               <w:sz w:val="24"/>
               <w:szCs w:val="24"/>
               <w:u w:val="none"/>
@@ -302,7 +324,7 @@
               <w:i/>
               <w:iCs/>
               <w:smallCaps/>
-              <w:color w:val="2F5496" w:themeColor="accent1" w:themeShade="BF"/>
+              <w:color w:val="262626" w:themeColor="text1" w:themeTint="D9"/>
             </w:rPr>
             <w:fldChar w:fldCharType="begin"/>
           </w:r>
@@ -311,7 +333,7 @@
               <w:rFonts w:asciiTheme="majorHAnsi" w:hAnsiTheme="majorHAnsi" w:cstheme="majorHAnsi"/>
               <w:i/>
               <w:iCs/>
-              <w:color w:val="2F5496" w:themeColor="accent1" w:themeShade="BF"/>
+              <w:color w:val="262626" w:themeColor="text1" w:themeTint="D9"/>
             </w:rPr>
             <w:instrText xml:space="preserve"> TOC \o "1-3" \h \z \u </w:instrText>
           </w:r>
@@ -321,15 +343,16 @@
               <w:i/>
               <w:iCs/>
               <w:smallCaps/>
-              <w:color w:val="2F5496" w:themeColor="accent1" w:themeShade="BF"/>
+              <w:color w:val="262626" w:themeColor="text1" w:themeTint="D9"/>
             </w:rPr>
             <w:fldChar w:fldCharType="separate"/>
           </w:r>
-          <w:hyperlink w:anchor="_Toc225699094" w:history="1">
+          <w:hyperlink w:anchor="_Toc228139567" w:history="1">
             <w:r>
               <w:rPr>
                 <w:rStyle w:val="Hyperlink"/>
                 <w:noProof/>
+                <w:color w:val="262626" w:themeColor="text1" w:themeTint="D9"/>
               </w:rPr>
               <w:t>Overview</w:t>
             </w:r>
@@ -337,6 +360,7 @@
               <w:rPr>
                 <w:noProof/>
                 <w:webHidden/>
+                <w:color w:val="262626" w:themeColor="text1" w:themeTint="D9"/>
               </w:rPr>
               <w:tab/>
             </w:r>
@@ -344,6 +368,7 @@
               <w:rPr>
                 <w:noProof/>
                 <w:webHidden/>
+                <w:color w:val="262626" w:themeColor="text1" w:themeTint="D9"/>
               </w:rPr>
               <w:fldChar w:fldCharType="begin"/>
             </w:r>
@@ -351,19 +376,22 @@
               <w:rPr>
                 <w:noProof/>
                 <w:webHidden/>
-              </w:rPr>
-              <w:instrText xml:space="preserve"> PAGEREF _Toc225699094 \h </w:instrText>
-            </w:r>
-            <w:r>
-              <w:rPr>
-                <w:noProof/>
-                <w:webHidden/>
-              </w:rPr>
-            </w:r>
-            <w:r>
-              <w:rPr>
-                <w:noProof/>
-                <w:webHidden/>
+                <w:color w:val="262626" w:themeColor="text1" w:themeTint="D9"/>
+              </w:rPr>
+              <w:instrText xml:space="preserve"> PAGEREF _Toc228139567 \h </w:instrText>
+            </w:r>
+            <w:r>
+              <w:rPr>
+                <w:noProof/>
+                <w:webHidden/>
+                <w:color w:val="262626" w:themeColor="text1" w:themeTint="D9"/>
+              </w:rPr>
+            </w:r>
+            <w:r>
+              <w:rPr>
+                <w:noProof/>
+                <w:webHidden/>
+                <w:color w:val="262626" w:themeColor="text1" w:themeTint="D9"/>
               </w:rPr>
               <w:fldChar w:fldCharType="separate"/>
             </w:r>
@@ -371,6 +399,7 @@
               <w:rPr>
                 <w:noProof/>
                 <w:webHidden/>
+                <w:color w:val="262626" w:themeColor="text1" w:themeTint="D9"/>
               </w:rPr>
               <w:t>3</w:t>
             </w:r>
@@ -378,6 +407,7 @@
               <w:rPr>
                 <w:noProof/>
                 <w:webHidden/>
+                <w:color w:val="262626" w:themeColor="text1" w:themeTint="D9"/>
               </w:rPr>
               <w:fldChar w:fldCharType="end"/>
             </w:r>
@@ -392,15 +422,17 @@
               <w:bCs w:val="0"/>
               <w:smallCaps w:val="0"/>
               <w:noProof/>
+              <w:color w:val="262626" w:themeColor="text1" w:themeTint="D9"/>
               <w:sz w:val="24"/>
               <w:szCs w:val="24"/>
             </w:rPr>
           </w:pPr>
-          <w:hyperlink w:anchor="_Toc225699095" w:history="1">
+          <w:hyperlink w:anchor="_Toc228139568" w:history="1">
             <w:r>
               <w:rPr>
                 <w:rStyle w:val="Hyperlink"/>
                 <w:noProof/>
+                <w:color w:val="262626" w:themeColor="text1" w:themeTint="D9"/>
               </w:rPr>
               <w:t>Introduction and Dataset</w:t>
             </w:r>
@@ -408,6 +440,7 @@
               <w:rPr>
                 <w:noProof/>
                 <w:webHidden/>
+                <w:color w:val="262626" w:themeColor="text1" w:themeTint="D9"/>
               </w:rPr>
               <w:tab/>
             </w:r>
@@ -415,6 +448,7 @@
               <w:rPr>
                 <w:noProof/>
                 <w:webHidden/>
+                <w:color w:val="262626" w:themeColor="text1" w:themeTint="D9"/>
               </w:rPr>
               <w:fldChar w:fldCharType="begin"/>
             </w:r>
@@ -422,19 +456,22 @@
               <w:rPr>
                 <w:noProof/>
                 <w:webHidden/>
-              </w:rPr>
-              <w:instrText xml:space="preserve"> PAGEREF _Toc225699095 \h </w:instrText>
-            </w:r>
-            <w:r>
-              <w:rPr>
-                <w:noProof/>
-                <w:webHidden/>
-              </w:rPr>
-            </w:r>
-            <w:r>
-              <w:rPr>
-                <w:noProof/>
-                <w:webHidden/>
+                <w:color w:val="262626" w:themeColor="text1" w:themeTint="D9"/>
+              </w:rPr>
+              <w:instrText xml:space="preserve"> PAGEREF _Toc228139568 \h </w:instrText>
+            </w:r>
+            <w:r>
+              <w:rPr>
+                <w:noProof/>
+                <w:webHidden/>
+                <w:color w:val="262626" w:themeColor="text1" w:themeTint="D9"/>
+              </w:rPr>
+            </w:r>
+            <w:r>
+              <w:rPr>
+                <w:noProof/>
+                <w:webHidden/>
+                <w:color w:val="262626" w:themeColor="text1" w:themeTint="D9"/>
               </w:rPr>
               <w:fldChar w:fldCharType="separate"/>
             </w:r>
@@ -442,6 +479,7 @@
               <w:rPr>
                 <w:noProof/>
                 <w:webHidden/>
+                <w:color w:val="262626" w:themeColor="text1" w:themeTint="D9"/>
               </w:rPr>
               <w:t>3</w:t>
             </w:r>
@@ -449,6 +487,7 @@
               <w:rPr>
                 <w:noProof/>
                 <w:webHidden/>
+                <w:color w:val="262626" w:themeColor="text1" w:themeTint="D9"/>
               </w:rPr>
               <w:fldChar w:fldCharType="end"/>
             </w:r>
@@ -464,15 +503,17 @@
               <w:rFonts w:eastAsiaTheme="minorEastAsia" w:cstheme="minorBidi"/>
               <w:smallCaps w:val="0"/>
               <w:noProof/>
+              <w:color w:val="262626" w:themeColor="text1" w:themeTint="D9"/>
               <w:sz w:val="24"/>
               <w:szCs w:val="24"/>
             </w:rPr>
           </w:pPr>
-          <w:hyperlink w:anchor="_Toc225699096" w:history="1">
+          <w:hyperlink w:anchor="_Toc228139569" w:history="1">
             <w:r>
               <w:rPr>
                 <w:rStyle w:val="Hyperlink"/>
                 <w:noProof/>
+                <w:color w:val="262626" w:themeColor="text1" w:themeTint="D9"/>
               </w:rPr>
               <w:t>The Problem Statement</w:t>
             </w:r>
@@ -480,6 +521,7 @@
               <w:rPr>
                 <w:noProof/>
                 <w:webHidden/>
+                <w:color w:val="262626" w:themeColor="text1" w:themeTint="D9"/>
               </w:rPr>
               <w:tab/>
             </w:r>
@@ -487,6 +529,7 @@
               <w:rPr>
                 <w:noProof/>
                 <w:webHidden/>
+                <w:color w:val="262626" w:themeColor="text1" w:themeTint="D9"/>
               </w:rPr>
               <w:fldChar w:fldCharType="begin"/>
             </w:r>
@@ -494,19 +537,22 @@
               <w:rPr>
                 <w:noProof/>
                 <w:webHidden/>
-              </w:rPr>
-              <w:instrText xml:space="preserve"> PAGEREF _Toc225699096 \h </w:instrText>
-            </w:r>
-            <w:r>
-              <w:rPr>
-                <w:noProof/>
-                <w:webHidden/>
-              </w:rPr>
-            </w:r>
-            <w:r>
-              <w:rPr>
-                <w:noProof/>
-                <w:webHidden/>
+                <w:color w:val="262626" w:themeColor="text1" w:themeTint="D9"/>
+              </w:rPr>
+              <w:instrText xml:space="preserve"> PAGEREF _Toc228139569 \h </w:instrText>
+            </w:r>
+            <w:r>
+              <w:rPr>
+                <w:noProof/>
+                <w:webHidden/>
+                <w:color w:val="262626" w:themeColor="text1" w:themeTint="D9"/>
+              </w:rPr>
+            </w:r>
+            <w:r>
+              <w:rPr>
+                <w:noProof/>
+                <w:webHidden/>
+                <w:color w:val="262626" w:themeColor="text1" w:themeTint="D9"/>
               </w:rPr>
               <w:fldChar w:fldCharType="separate"/>
             </w:r>
@@ -514,6 +560,7 @@
               <w:rPr>
                 <w:noProof/>
                 <w:webHidden/>
+                <w:color w:val="262626" w:themeColor="text1" w:themeTint="D9"/>
               </w:rPr>
               <w:t>3</w:t>
             </w:r>
@@ -521,6 +568,7 @@
               <w:rPr>
                 <w:noProof/>
                 <w:webHidden/>
+                <w:color w:val="262626" w:themeColor="text1" w:themeTint="D9"/>
               </w:rPr>
               <w:fldChar w:fldCharType="end"/>
             </w:r>
@@ -536,15 +584,17 @@
               <w:rFonts w:eastAsiaTheme="minorEastAsia" w:cstheme="minorBidi"/>
               <w:smallCaps w:val="0"/>
               <w:noProof/>
+              <w:color w:val="262626" w:themeColor="text1" w:themeTint="D9"/>
               <w:sz w:val="24"/>
               <w:szCs w:val="24"/>
             </w:rPr>
           </w:pPr>
-          <w:hyperlink w:anchor="_Toc225699097" w:history="1">
+          <w:hyperlink w:anchor="_Toc228139570" w:history="1">
             <w:r>
               <w:rPr>
                 <w:rStyle w:val="Hyperlink"/>
                 <w:noProof/>
+                <w:color w:val="262626" w:themeColor="text1" w:themeTint="D9"/>
               </w:rPr>
               <w:t>The Initial Dataset</w:t>
             </w:r>
@@ -552,6 +602,7 @@
               <w:rPr>
                 <w:noProof/>
                 <w:webHidden/>
+                <w:color w:val="262626" w:themeColor="text1" w:themeTint="D9"/>
               </w:rPr>
               <w:tab/>
             </w:r>
@@ -559,6 +610,7 @@
               <w:rPr>
                 <w:noProof/>
                 <w:webHidden/>
+                <w:color w:val="262626" w:themeColor="text1" w:themeTint="D9"/>
               </w:rPr>
               <w:fldChar w:fldCharType="begin"/>
             </w:r>
@@ -566,19 +618,22 @@
               <w:rPr>
                 <w:noProof/>
                 <w:webHidden/>
-              </w:rPr>
-              <w:instrText xml:space="preserve"> PAGEREF _Toc225699097 \h </w:instrText>
-            </w:r>
-            <w:r>
-              <w:rPr>
-                <w:noProof/>
-                <w:webHidden/>
-              </w:rPr>
-            </w:r>
-            <w:r>
-              <w:rPr>
-                <w:noProof/>
-                <w:webHidden/>
+                <w:color w:val="262626" w:themeColor="text1" w:themeTint="D9"/>
+              </w:rPr>
+              <w:instrText xml:space="preserve"> PAGEREF _Toc228139570 \h </w:instrText>
+            </w:r>
+            <w:r>
+              <w:rPr>
+                <w:noProof/>
+                <w:webHidden/>
+                <w:color w:val="262626" w:themeColor="text1" w:themeTint="D9"/>
+              </w:rPr>
+            </w:r>
+            <w:r>
+              <w:rPr>
+                <w:noProof/>
+                <w:webHidden/>
+                <w:color w:val="262626" w:themeColor="text1" w:themeTint="D9"/>
               </w:rPr>
               <w:fldChar w:fldCharType="separate"/>
             </w:r>
@@ -586,6 +641,7 @@
               <w:rPr>
                 <w:noProof/>
                 <w:webHidden/>
+                <w:color w:val="262626" w:themeColor="text1" w:themeTint="D9"/>
               </w:rPr>
               <w:t>4</w:t>
             </w:r>
@@ -593,588 +649,7 @@
               <w:rPr>
                 <w:noProof/>
                 <w:webHidden/>
-              </w:rPr>
-              <w:fldChar w:fldCharType="end"/>
-            </w:r>
-          </w:hyperlink>
-        </w:p>
-        <w:p>
-          <w:pPr>
-            <w:pStyle w:val="TOC2"/>
-            <w:rPr>
-              <w:rFonts w:eastAsiaTheme="minorEastAsia" w:cstheme="minorBidi"/>
-              <w:b w:val="0"/>
-              <w:bCs w:val="0"/>
-              <w:smallCaps w:val="0"/>
-              <w:noProof/>
-              <w:sz w:val="24"/>
-              <w:szCs w:val="24"/>
-            </w:rPr>
-          </w:pPr>
-          <w:hyperlink w:anchor="_Toc225699098" w:history="1">
-            <w:r>
-              <w:rPr>
-                <w:rStyle w:val="Hyperlink"/>
-                <w:noProof/>
-              </w:rPr>
-              <w:t>Modeling and Evaluation</w:t>
-            </w:r>
-            <w:r>
-              <w:rPr>
-                <w:noProof/>
-                <w:webHidden/>
-              </w:rPr>
-              <w:tab/>
-            </w:r>
-            <w:r>
-              <w:rPr>
-                <w:noProof/>
-                <w:webHidden/>
-              </w:rPr>
-              <w:fldChar w:fldCharType="begin"/>
-            </w:r>
-            <w:r>
-              <w:rPr>
-                <w:noProof/>
-                <w:webHidden/>
-              </w:rPr>
-              <w:instrText xml:space="preserve"> PAGEREF _Toc225699098 \h </w:instrText>
-            </w:r>
-            <w:r>
-              <w:rPr>
-                <w:noProof/>
-                <w:webHidden/>
-              </w:rPr>
-            </w:r>
-            <w:r>
-              <w:rPr>
-                <w:noProof/>
-                <w:webHidden/>
-              </w:rPr>
-              <w:fldChar w:fldCharType="separate"/>
-            </w:r>
-            <w:r>
-              <w:rPr>
-                <w:noProof/>
-                <w:webHidden/>
-              </w:rPr>
-              <w:t>4</w:t>
-            </w:r>
-            <w:r>
-              <w:rPr>
-                <w:noProof/>
-                <w:webHidden/>
-              </w:rPr>
-              <w:fldChar w:fldCharType="end"/>
-            </w:r>
-          </w:hyperlink>
-        </w:p>
-        <w:p>
-          <w:pPr>
-            <w:pStyle w:val="TOC3"/>
-            <w:tabs>
-              <w:tab w:val="right" w:leader="dot" w:pos="9350"/>
-            </w:tabs>
-            <w:rPr>
-              <w:rFonts w:eastAsiaTheme="minorEastAsia" w:cstheme="minorBidi"/>
-              <w:smallCaps w:val="0"/>
-              <w:noProof/>
-              <w:sz w:val="24"/>
-              <w:szCs w:val="24"/>
-            </w:rPr>
-          </w:pPr>
-          <w:hyperlink w:anchor="_Toc225699099" w:history="1">
-            <w:r>
-              <w:rPr>
-                <w:rStyle w:val="Hyperlink"/>
-                <w:noProof/>
-              </w:rPr>
-              <w:t>Choice of Models</w:t>
-            </w:r>
-            <w:r>
-              <w:rPr>
-                <w:noProof/>
-                <w:webHidden/>
-              </w:rPr>
-              <w:tab/>
-            </w:r>
-            <w:r>
-              <w:rPr>
-                <w:noProof/>
-                <w:webHidden/>
-              </w:rPr>
-              <w:fldChar w:fldCharType="begin"/>
-            </w:r>
-            <w:r>
-              <w:rPr>
-                <w:noProof/>
-                <w:webHidden/>
-              </w:rPr>
-              <w:instrText xml:space="preserve"> PAGEREF _Toc225699099 \h </w:instrText>
-            </w:r>
-            <w:r>
-              <w:rPr>
-                <w:noProof/>
-                <w:webHidden/>
-              </w:rPr>
-            </w:r>
-            <w:r>
-              <w:rPr>
-                <w:noProof/>
-                <w:webHidden/>
-              </w:rPr>
-              <w:fldChar w:fldCharType="separate"/>
-            </w:r>
-            <w:r>
-              <w:rPr>
-                <w:noProof/>
-                <w:webHidden/>
-              </w:rPr>
-              <w:t>4</w:t>
-            </w:r>
-            <w:r>
-              <w:rPr>
-                <w:noProof/>
-                <w:webHidden/>
-              </w:rPr>
-              <w:fldChar w:fldCharType="end"/>
-            </w:r>
-          </w:hyperlink>
-        </w:p>
-        <w:p>
-          <w:pPr>
-            <w:pStyle w:val="TOC3"/>
-            <w:tabs>
-              <w:tab w:val="right" w:leader="dot" w:pos="9350"/>
-            </w:tabs>
-            <w:rPr>
-              <w:rFonts w:eastAsiaTheme="minorEastAsia" w:cstheme="minorBidi"/>
-              <w:smallCaps w:val="0"/>
-              <w:noProof/>
-              <w:sz w:val="24"/>
-              <w:szCs w:val="24"/>
-            </w:rPr>
-          </w:pPr>
-          <w:hyperlink w:anchor="_Toc225699100" w:history="1">
-            <w:r>
-              <w:rPr>
-                <w:rStyle w:val="Hyperlink"/>
-                <w:iCs/>
-                <w:noProof/>
-              </w:rPr>
-              <w:t>Random Forest and XGBoost</w:t>
-            </w:r>
-            <w:r>
-              <w:rPr>
-                <w:noProof/>
-                <w:webHidden/>
-              </w:rPr>
-              <w:tab/>
-            </w:r>
-            <w:r>
-              <w:rPr>
-                <w:noProof/>
-                <w:webHidden/>
-              </w:rPr>
-              <w:fldChar w:fldCharType="begin"/>
-            </w:r>
-            <w:r>
-              <w:rPr>
-                <w:noProof/>
-                <w:webHidden/>
-              </w:rPr>
-              <w:instrText xml:space="preserve"> PAGEREF _Toc225699100 \h </w:instrText>
-            </w:r>
-            <w:r>
-              <w:rPr>
-                <w:noProof/>
-                <w:webHidden/>
-              </w:rPr>
-            </w:r>
-            <w:r>
-              <w:rPr>
-                <w:noProof/>
-                <w:webHidden/>
-              </w:rPr>
-              <w:fldChar w:fldCharType="separate"/>
-            </w:r>
-            <w:r>
-              <w:rPr>
-                <w:noProof/>
-                <w:webHidden/>
-              </w:rPr>
-              <w:t>5</w:t>
-            </w:r>
-            <w:r>
-              <w:rPr>
-                <w:noProof/>
-                <w:webHidden/>
-              </w:rPr>
-              <w:fldChar w:fldCharType="end"/>
-            </w:r>
-          </w:hyperlink>
-        </w:p>
-        <w:p>
-          <w:pPr>
-            <w:pStyle w:val="TOC2"/>
-            <w:rPr>
-              <w:rFonts w:eastAsiaTheme="minorEastAsia" w:cstheme="minorBidi"/>
-              <w:b w:val="0"/>
-              <w:bCs w:val="0"/>
-              <w:smallCaps w:val="0"/>
-              <w:noProof/>
-              <w:sz w:val="24"/>
-              <w:szCs w:val="24"/>
-            </w:rPr>
-          </w:pPr>
-          <w:hyperlink w:anchor="_Toc225699101" w:history="1">
-            <w:r>
-              <w:rPr>
-                <w:rStyle w:val="Hyperlink"/>
-                <w:rFonts w:eastAsiaTheme="majorEastAsia" w:cstheme="majorBidi"/>
-                <w:noProof/>
-              </w:rPr>
-              <w:t>Evaluation Strategy</w:t>
-            </w:r>
-            <w:r>
-              <w:rPr>
-                <w:rStyle w:val="Hyperlink"/>
-                <w:noProof/>
-              </w:rPr>
-              <w:t>:</w:t>
-            </w:r>
-            <w:r>
-              <w:rPr>
-                <w:noProof/>
-                <w:webHidden/>
-              </w:rPr>
-              <w:tab/>
-            </w:r>
-            <w:r>
-              <w:rPr>
-                <w:noProof/>
-                <w:webHidden/>
-              </w:rPr>
-              <w:fldChar w:fldCharType="begin"/>
-            </w:r>
-            <w:r>
-              <w:rPr>
-                <w:noProof/>
-                <w:webHidden/>
-              </w:rPr>
-              <w:instrText xml:space="preserve"> PAGEREF _Toc225699101 \h </w:instrText>
-            </w:r>
-            <w:r>
-              <w:rPr>
-                <w:noProof/>
-                <w:webHidden/>
-              </w:rPr>
-            </w:r>
-            <w:r>
-              <w:rPr>
-                <w:noProof/>
-                <w:webHidden/>
-              </w:rPr>
-              <w:fldChar w:fldCharType="separate"/>
-            </w:r>
-            <w:r>
-              <w:rPr>
-                <w:noProof/>
-                <w:webHidden/>
-              </w:rPr>
-              <w:t>6</w:t>
-            </w:r>
-            <w:r>
-              <w:rPr>
-                <w:noProof/>
-                <w:webHidden/>
-              </w:rPr>
-              <w:fldChar w:fldCharType="end"/>
-            </w:r>
-          </w:hyperlink>
-        </w:p>
-        <w:p>
-          <w:pPr>
-            <w:pStyle w:val="TOC2"/>
-            <w:rPr>
-              <w:rFonts w:eastAsiaTheme="minorEastAsia" w:cstheme="minorBidi"/>
-              <w:b w:val="0"/>
-              <w:bCs w:val="0"/>
-              <w:smallCaps w:val="0"/>
-              <w:noProof/>
-              <w:sz w:val="24"/>
-              <w:szCs w:val="24"/>
-            </w:rPr>
-          </w:pPr>
-          <w:hyperlink w:anchor="_Toc225699102" w:history="1">
-            <w:r>
-              <w:rPr>
-                <w:rStyle w:val="Hyperlink"/>
-                <w:noProof/>
-              </w:rPr>
-              <w:t>Goals, Risks, and Contingencies</w:t>
-            </w:r>
-            <w:r>
-              <w:rPr>
-                <w:noProof/>
-                <w:webHidden/>
-              </w:rPr>
-              <w:tab/>
-            </w:r>
-            <w:r>
-              <w:rPr>
-                <w:noProof/>
-                <w:webHidden/>
-              </w:rPr>
-              <w:fldChar w:fldCharType="begin"/>
-            </w:r>
-            <w:r>
-              <w:rPr>
-                <w:noProof/>
-                <w:webHidden/>
-              </w:rPr>
-              <w:instrText xml:space="preserve"> PAGEREF _Toc225699102 \h </w:instrText>
-            </w:r>
-            <w:r>
-              <w:rPr>
-                <w:noProof/>
-                <w:webHidden/>
-              </w:rPr>
-            </w:r>
-            <w:r>
-              <w:rPr>
-                <w:noProof/>
-                <w:webHidden/>
-              </w:rPr>
-              <w:fldChar w:fldCharType="separate"/>
-            </w:r>
-            <w:r>
-              <w:rPr>
-                <w:noProof/>
-                <w:webHidden/>
-              </w:rPr>
-              <w:t>6</w:t>
-            </w:r>
-            <w:r>
-              <w:rPr>
-                <w:noProof/>
-                <w:webHidden/>
-              </w:rPr>
-              <w:fldChar w:fldCharType="end"/>
-            </w:r>
-          </w:hyperlink>
-        </w:p>
-        <w:p>
-          <w:pPr>
-            <w:pStyle w:val="TOC3"/>
-            <w:tabs>
-              <w:tab w:val="right" w:leader="dot" w:pos="9350"/>
-            </w:tabs>
-            <w:rPr>
-              <w:rFonts w:eastAsiaTheme="minorEastAsia" w:cstheme="minorBidi"/>
-              <w:smallCaps w:val="0"/>
-              <w:noProof/>
-              <w:sz w:val="24"/>
-              <w:szCs w:val="24"/>
-            </w:rPr>
-          </w:pPr>
-          <w:hyperlink w:anchor="_Toc225699103" w:history="1">
-            <w:r>
-              <w:rPr>
-                <w:rStyle w:val="Hyperlink"/>
-                <w:noProof/>
-              </w:rPr>
-              <w:t>What I Hope to Learn</w:t>
-            </w:r>
-            <w:r>
-              <w:rPr>
-                <w:noProof/>
-                <w:webHidden/>
-              </w:rPr>
-              <w:tab/>
-            </w:r>
-            <w:r>
-              <w:rPr>
-                <w:noProof/>
-                <w:webHidden/>
-              </w:rPr>
-              <w:fldChar w:fldCharType="begin"/>
-            </w:r>
-            <w:r>
-              <w:rPr>
-                <w:noProof/>
-                <w:webHidden/>
-              </w:rPr>
-              <w:instrText xml:space="preserve"> PAGEREF _Toc225699103 \h </w:instrText>
-            </w:r>
-            <w:r>
-              <w:rPr>
-                <w:noProof/>
-                <w:webHidden/>
-              </w:rPr>
-            </w:r>
-            <w:r>
-              <w:rPr>
-                <w:noProof/>
-                <w:webHidden/>
-              </w:rPr>
-              <w:fldChar w:fldCharType="separate"/>
-            </w:r>
-            <w:r>
-              <w:rPr>
-                <w:noProof/>
-                <w:webHidden/>
-              </w:rPr>
-              <w:t>6</w:t>
-            </w:r>
-            <w:r>
-              <w:rPr>
-                <w:noProof/>
-                <w:webHidden/>
-              </w:rPr>
-              <w:fldChar w:fldCharType="end"/>
-            </w:r>
-          </w:hyperlink>
-        </w:p>
-        <w:p>
-          <w:pPr>
-            <w:pStyle w:val="TOC3"/>
-            <w:tabs>
-              <w:tab w:val="right" w:leader="dot" w:pos="9350"/>
-            </w:tabs>
-            <w:rPr>
-              <w:rFonts w:eastAsiaTheme="minorEastAsia" w:cstheme="minorBidi"/>
-              <w:smallCaps w:val="0"/>
-              <w:noProof/>
-              <w:sz w:val="24"/>
-              <w:szCs w:val="24"/>
-            </w:rPr>
-          </w:pPr>
-          <w:hyperlink w:anchor="_Toc225699104" w:history="1">
-            <w:r>
-              <w:rPr>
-                <w:rStyle w:val="Hyperlink"/>
-                <w:noProof/>
-              </w:rPr>
-              <w:t>Risks and Ethics</w:t>
-            </w:r>
-            <w:r>
-              <w:rPr>
-                <w:noProof/>
-                <w:webHidden/>
-              </w:rPr>
-              <w:tab/>
-            </w:r>
-            <w:r>
-              <w:rPr>
-                <w:noProof/>
-                <w:webHidden/>
-              </w:rPr>
-              <w:fldChar w:fldCharType="begin"/>
-            </w:r>
-            <w:r>
-              <w:rPr>
-                <w:noProof/>
-                <w:webHidden/>
-              </w:rPr>
-              <w:instrText xml:space="preserve"> PAGEREF _Toc225699104 \h </w:instrText>
-            </w:r>
-            <w:r>
-              <w:rPr>
-                <w:noProof/>
-                <w:webHidden/>
-              </w:rPr>
-            </w:r>
-            <w:r>
-              <w:rPr>
-                <w:noProof/>
-                <w:webHidden/>
-              </w:rPr>
-              <w:fldChar w:fldCharType="separate"/>
-            </w:r>
-            <w:r>
-              <w:rPr>
-                <w:noProof/>
-                <w:webHidden/>
-              </w:rPr>
-              <w:t>7</w:t>
-            </w:r>
-            <w:r>
-              <w:rPr>
-                <w:noProof/>
-                <w:webHidden/>
-              </w:rPr>
-              <w:fldChar w:fldCharType="end"/>
-            </w:r>
-          </w:hyperlink>
-        </w:p>
-        <w:p>
-          <w:pPr>
-            <w:pStyle w:val="TOC3"/>
-            <w:tabs>
-              <w:tab w:val="right" w:leader="dot" w:pos="9350"/>
-            </w:tabs>
-            <w:rPr>
-              <w:rFonts w:eastAsiaTheme="minorEastAsia" w:cstheme="minorBidi"/>
-              <w:smallCaps w:val="0"/>
-              <w:noProof/>
-              <w:sz w:val="24"/>
-              <w:szCs w:val="24"/>
-            </w:rPr>
-          </w:pPr>
-          <w:hyperlink w:anchor="_Toc225699105" w:history="1">
-            <w:r>
-              <w:rPr>
-                <w:rStyle w:val="Hyperlink"/>
-                <w:noProof/>
-              </w:rPr>
-              <w:t>The Contingency Plan</w:t>
-            </w:r>
-            <w:r>
-              <w:rPr>
-                <w:noProof/>
-                <w:webHidden/>
-              </w:rPr>
-              <w:tab/>
-            </w:r>
-            <w:r>
-              <w:rPr>
-                <w:noProof/>
-                <w:webHidden/>
-              </w:rPr>
-              <w:fldChar w:fldCharType="begin"/>
-            </w:r>
-            <w:r>
-              <w:rPr>
-                <w:noProof/>
-                <w:webHidden/>
-              </w:rPr>
-              <w:instrText xml:space="preserve"> PAGEREF _Toc225699105 \h </w:instrText>
-            </w:r>
-            <w:r>
-              <w:rPr>
-                <w:noProof/>
-                <w:webHidden/>
-              </w:rPr>
-            </w:r>
-            <w:r>
-              <w:rPr>
-                <w:noProof/>
-                <w:webHidden/>
-              </w:rPr>
-              <w:fldChar w:fldCharType="separate"/>
-            </w:r>
-            <w:r>
-              <w:rPr>
-                <w:noProof/>
-                <w:webHidden/>
-              </w:rPr>
-              <w:t>7</w:t>
-            </w:r>
-            <w:r>
-              <w:rPr>
-                <w:noProof/>
-                <w:webHidden/>
+                <w:color w:val="262626" w:themeColor="text1" w:themeTint="D9"/>
               </w:rPr>
               <w:fldChar w:fldCharType="end"/>
             </w:r>
@@ -1192,16 +667,677 @@
               <w:bCs w:val="0"/>
               <w:caps w:val="0"/>
               <w:noProof/>
+              <w:color w:val="262626" w:themeColor="text1" w:themeTint="D9"/>
               <w:sz w:val="24"/>
               <w:szCs w:val="24"/>
               <w:u w:val="none"/>
             </w:rPr>
           </w:pPr>
-          <w:hyperlink w:anchor="_Toc225699106" w:history="1">
+          <w:hyperlink w:anchor="_Toc228139571" w:history="1">
             <w:r>
               <w:rPr>
                 <w:rStyle w:val="Hyperlink"/>
                 <w:noProof/>
+                <w:color w:val="262626" w:themeColor="text1" w:themeTint="D9"/>
+              </w:rPr>
+              <w:t>Modeling and Evaluation</w:t>
+            </w:r>
+            <w:r>
+              <w:rPr>
+                <w:noProof/>
+                <w:webHidden/>
+                <w:color w:val="262626" w:themeColor="text1" w:themeTint="D9"/>
+              </w:rPr>
+              <w:tab/>
+            </w:r>
+            <w:r>
+              <w:rPr>
+                <w:noProof/>
+                <w:webHidden/>
+                <w:color w:val="262626" w:themeColor="text1" w:themeTint="D9"/>
+              </w:rPr>
+              <w:fldChar w:fldCharType="begin"/>
+            </w:r>
+            <w:r>
+              <w:rPr>
+                <w:noProof/>
+                <w:webHidden/>
+                <w:color w:val="262626" w:themeColor="text1" w:themeTint="D9"/>
+              </w:rPr>
+              <w:instrText xml:space="preserve"> PAGEREF _Toc228139571 \h </w:instrText>
+            </w:r>
+            <w:r>
+              <w:rPr>
+                <w:noProof/>
+                <w:webHidden/>
+                <w:color w:val="262626" w:themeColor="text1" w:themeTint="D9"/>
+              </w:rPr>
+            </w:r>
+            <w:r>
+              <w:rPr>
+                <w:noProof/>
+                <w:webHidden/>
+                <w:color w:val="262626" w:themeColor="text1" w:themeTint="D9"/>
+              </w:rPr>
+              <w:fldChar w:fldCharType="separate"/>
+            </w:r>
+            <w:r>
+              <w:rPr>
+                <w:noProof/>
+                <w:webHidden/>
+                <w:color w:val="262626" w:themeColor="text1" w:themeTint="D9"/>
+              </w:rPr>
+              <w:t>4</w:t>
+            </w:r>
+            <w:r>
+              <w:rPr>
+                <w:noProof/>
+                <w:webHidden/>
+                <w:color w:val="262626" w:themeColor="text1" w:themeTint="D9"/>
+              </w:rPr>
+              <w:fldChar w:fldCharType="end"/>
+            </w:r>
+          </w:hyperlink>
+        </w:p>
+        <w:p>
+          <w:pPr>
+            <w:pStyle w:val="TOC3"/>
+            <w:tabs>
+              <w:tab w:val="right" w:leader="dot" w:pos="9350"/>
+            </w:tabs>
+            <w:rPr>
+              <w:rFonts w:eastAsiaTheme="minorEastAsia" w:cstheme="minorBidi"/>
+              <w:smallCaps w:val="0"/>
+              <w:noProof/>
+              <w:color w:val="262626" w:themeColor="text1" w:themeTint="D9"/>
+              <w:sz w:val="24"/>
+              <w:szCs w:val="24"/>
+            </w:rPr>
+          </w:pPr>
+          <w:hyperlink w:anchor="_Toc228139572" w:history="1">
+            <w:r>
+              <w:rPr>
+                <w:rStyle w:val="Hyperlink"/>
+                <w:noProof/>
+                <w:color w:val="262626" w:themeColor="text1" w:themeTint="D9"/>
+              </w:rPr>
+              <w:t>Choice of Models</w:t>
+            </w:r>
+            <w:r>
+              <w:rPr>
+                <w:noProof/>
+                <w:webHidden/>
+                <w:color w:val="262626" w:themeColor="text1" w:themeTint="D9"/>
+              </w:rPr>
+              <w:tab/>
+            </w:r>
+            <w:r>
+              <w:rPr>
+                <w:noProof/>
+                <w:webHidden/>
+                <w:color w:val="262626" w:themeColor="text1" w:themeTint="D9"/>
+              </w:rPr>
+              <w:fldChar w:fldCharType="begin"/>
+            </w:r>
+            <w:r>
+              <w:rPr>
+                <w:noProof/>
+                <w:webHidden/>
+                <w:color w:val="262626" w:themeColor="text1" w:themeTint="D9"/>
+              </w:rPr>
+              <w:instrText xml:space="preserve"> PAGEREF _Toc228139572 \h </w:instrText>
+            </w:r>
+            <w:r>
+              <w:rPr>
+                <w:noProof/>
+                <w:webHidden/>
+                <w:color w:val="262626" w:themeColor="text1" w:themeTint="D9"/>
+              </w:rPr>
+            </w:r>
+            <w:r>
+              <w:rPr>
+                <w:noProof/>
+                <w:webHidden/>
+                <w:color w:val="262626" w:themeColor="text1" w:themeTint="D9"/>
+              </w:rPr>
+              <w:fldChar w:fldCharType="separate"/>
+            </w:r>
+            <w:r>
+              <w:rPr>
+                <w:noProof/>
+                <w:webHidden/>
+                <w:color w:val="262626" w:themeColor="text1" w:themeTint="D9"/>
+              </w:rPr>
+              <w:t>4</w:t>
+            </w:r>
+            <w:r>
+              <w:rPr>
+                <w:noProof/>
+                <w:webHidden/>
+                <w:color w:val="262626" w:themeColor="text1" w:themeTint="D9"/>
+              </w:rPr>
+              <w:fldChar w:fldCharType="end"/>
+            </w:r>
+          </w:hyperlink>
+        </w:p>
+        <w:p>
+          <w:pPr>
+            <w:pStyle w:val="TOC3"/>
+            <w:tabs>
+              <w:tab w:val="right" w:leader="dot" w:pos="9350"/>
+            </w:tabs>
+            <w:rPr>
+              <w:rFonts w:eastAsiaTheme="minorEastAsia" w:cstheme="minorBidi"/>
+              <w:smallCaps w:val="0"/>
+              <w:noProof/>
+              <w:color w:val="262626" w:themeColor="text1" w:themeTint="D9"/>
+              <w:sz w:val="24"/>
+              <w:szCs w:val="24"/>
+            </w:rPr>
+          </w:pPr>
+          <w:hyperlink w:anchor="_Toc228139573" w:history="1">
+            <w:r>
+              <w:rPr>
+                <w:rStyle w:val="Hyperlink"/>
+                <w:iCs/>
+                <w:noProof/>
+                <w:color w:val="262626" w:themeColor="text1" w:themeTint="D9"/>
+              </w:rPr>
+              <w:t>Random Forest and XGBoost</w:t>
+            </w:r>
+            <w:r>
+              <w:rPr>
+                <w:noProof/>
+                <w:webHidden/>
+                <w:color w:val="262626" w:themeColor="text1" w:themeTint="D9"/>
+              </w:rPr>
+              <w:tab/>
+            </w:r>
+            <w:r>
+              <w:rPr>
+                <w:noProof/>
+                <w:webHidden/>
+                <w:color w:val="262626" w:themeColor="text1" w:themeTint="D9"/>
+              </w:rPr>
+              <w:fldChar w:fldCharType="begin"/>
+            </w:r>
+            <w:r>
+              <w:rPr>
+                <w:noProof/>
+                <w:webHidden/>
+                <w:color w:val="262626" w:themeColor="text1" w:themeTint="D9"/>
+              </w:rPr>
+              <w:instrText xml:space="preserve"> PAGEREF _Toc228139573 \h </w:instrText>
+            </w:r>
+            <w:r>
+              <w:rPr>
+                <w:noProof/>
+                <w:webHidden/>
+                <w:color w:val="262626" w:themeColor="text1" w:themeTint="D9"/>
+              </w:rPr>
+            </w:r>
+            <w:r>
+              <w:rPr>
+                <w:noProof/>
+                <w:webHidden/>
+                <w:color w:val="262626" w:themeColor="text1" w:themeTint="D9"/>
+              </w:rPr>
+              <w:fldChar w:fldCharType="separate"/>
+            </w:r>
+            <w:r>
+              <w:rPr>
+                <w:noProof/>
+                <w:webHidden/>
+                <w:color w:val="262626" w:themeColor="text1" w:themeTint="D9"/>
+              </w:rPr>
+              <w:t>5</w:t>
+            </w:r>
+            <w:r>
+              <w:rPr>
+                <w:noProof/>
+                <w:webHidden/>
+                <w:color w:val="262626" w:themeColor="text1" w:themeTint="D9"/>
+              </w:rPr>
+              <w:fldChar w:fldCharType="end"/>
+            </w:r>
+          </w:hyperlink>
+        </w:p>
+        <w:p>
+          <w:pPr>
+            <w:pStyle w:val="TOC2"/>
+            <w:rPr>
+              <w:rFonts w:eastAsiaTheme="minorEastAsia" w:cstheme="minorBidi"/>
+              <w:b w:val="0"/>
+              <w:bCs w:val="0"/>
+              <w:smallCaps w:val="0"/>
+              <w:noProof/>
+              <w:color w:val="262626" w:themeColor="text1" w:themeTint="D9"/>
+              <w:sz w:val="24"/>
+              <w:szCs w:val="24"/>
+            </w:rPr>
+          </w:pPr>
+          <w:hyperlink w:anchor="_Toc228139574" w:history="1">
+            <w:r>
+              <w:rPr>
+                <w:rStyle w:val="Hyperlink"/>
+                <w:rFonts w:eastAsiaTheme="majorEastAsia" w:cstheme="majorBidi"/>
+                <w:noProof/>
+                <w:color w:val="262626" w:themeColor="text1" w:themeTint="D9"/>
+              </w:rPr>
+              <w:t>Evaluation Strategy</w:t>
+            </w:r>
+            <w:r>
+              <w:rPr>
+                <w:rStyle w:val="Hyperlink"/>
+                <w:noProof/>
+                <w:color w:val="262626" w:themeColor="text1" w:themeTint="D9"/>
+              </w:rPr>
+              <w:t>:</w:t>
+            </w:r>
+            <w:r>
+              <w:rPr>
+                <w:noProof/>
+                <w:webHidden/>
+                <w:color w:val="262626" w:themeColor="text1" w:themeTint="D9"/>
+              </w:rPr>
+              <w:tab/>
+            </w:r>
+            <w:r>
+              <w:rPr>
+                <w:noProof/>
+                <w:webHidden/>
+                <w:color w:val="262626" w:themeColor="text1" w:themeTint="D9"/>
+              </w:rPr>
+              <w:fldChar w:fldCharType="begin"/>
+            </w:r>
+            <w:r>
+              <w:rPr>
+                <w:noProof/>
+                <w:webHidden/>
+                <w:color w:val="262626" w:themeColor="text1" w:themeTint="D9"/>
+              </w:rPr>
+              <w:instrText xml:space="preserve"> PAGEREF _Toc228139574 \h </w:instrText>
+            </w:r>
+            <w:r>
+              <w:rPr>
+                <w:noProof/>
+                <w:webHidden/>
+                <w:color w:val="262626" w:themeColor="text1" w:themeTint="D9"/>
+              </w:rPr>
+            </w:r>
+            <w:r>
+              <w:rPr>
+                <w:noProof/>
+                <w:webHidden/>
+                <w:color w:val="262626" w:themeColor="text1" w:themeTint="D9"/>
+              </w:rPr>
+              <w:fldChar w:fldCharType="separate"/>
+            </w:r>
+            <w:r>
+              <w:rPr>
+                <w:noProof/>
+                <w:webHidden/>
+                <w:color w:val="262626" w:themeColor="text1" w:themeTint="D9"/>
+              </w:rPr>
+              <w:t>6</w:t>
+            </w:r>
+            <w:r>
+              <w:rPr>
+                <w:noProof/>
+                <w:webHidden/>
+                <w:color w:val="262626" w:themeColor="text1" w:themeTint="D9"/>
+              </w:rPr>
+              <w:fldChar w:fldCharType="end"/>
+            </w:r>
+          </w:hyperlink>
+        </w:p>
+        <w:p>
+          <w:pPr>
+            <w:pStyle w:val="TOC2"/>
+            <w:rPr>
+              <w:rFonts w:eastAsiaTheme="minorEastAsia" w:cstheme="minorBidi"/>
+              <w:b w:val="0"/>
+              <w:bCs w:val="0"/>
+              <w:smallCaps w:val="0"/>
+              <w:noProof/>
+              <w:color w:val="262626" w:themeColor="text1" w:themeTint="D9"/>
+              <w:sz w:val="24"/>
+              <w:szCs w:val="24"/>
+            </w:rPr>
+          </w:pPr>
+          <w:hyperlink w:anchor="_Toc228139575" w:history="1">
+            <w:r>
+              <w:rPr>
+                <w:rStyle w:val="Hyperlink"/>
+                <w:noProof/>
+                <w:color w:val="262626" w:themeColor="text1" w:themeTint="D9"/>
+              </w:rPr>
+              <w:t>Goals, Risks, and Contingencies</w:t>
+            </w:r>
+            <w:r>
+              <w:rPr>
+                <w:noProof/>
+                <w:webHidden/>
+                <w:color w:val="262626" w:themeColor="text1" w:themeTint="D9"/>
+              </w:rPr>
+              <w:tab/>
+            </w:r>
+            <w:r>
+              <w:rPr>
+                <w:noProof/>
+                <w:webHidden/>
+                <w:color w:val="262626" w:themeColor="text1" w:themeTint="D9"/>
+              </w:rPr>
+              <w:fldChar w:fldCharType="begin"/>
+            </w:r>
+            <w:r>
+              <w:rPr>
+                <w:noProof/>
+                <w:webHidden/>
+                <w:color w:val="262626" w:themeColor="text1" w:themeTint="D9"/>
+              </w:rPr>
+              <w:instrText xml:space="preserve"> PAGEREF _Toc228139575 \h </w:instrText>
+            </w:r>
+            <w:r>
+              <w:rPr>
+                <w:noProof/>
+                <w:webHidden/>
+                <w:color w:val="262626" w:themeColor="text1" w:themeTint="D9"/>
+              </w:rPr>
+            </w:r>
+            <w:r>
+              <w:rPr>
+                <w:noProof/>
+                <w:webHidden/>
+                <w:color w:val="262626" w:themeColor="text1" w:themeTint="D9"/>
+              </w:rPr>
+              <w:fldChar w:fldCharType="separate"/>
+            </w:r>
+            <w:r>
+              <w:rPr>
+                <w:noProof/>
+                <w:webHidden/>
+                <w:color w:val="262626" w:themeColor="text1" w:themeTint="D9"/>
+              </w:rPr>
+              <w:t>6</w:t>
+            </w:r>
+            <w:r>
+              <w:rPr>
+                <w:noProof/>
+                <w:webHidden/>
+                <w:color w:val="262626" w:themeColor="text1" w:themeTint="D9"/>
+              </w:rPr>
+              <w:fldChar w:fldCharType="end"/>
+            </w:r>
+          </w:hyperlink>
+        </w:p>
+        <w:p>
+          <w:pPr>
+            <w:pStyle w:val="TOC3"/>
+            <w:tabs>
+              <w:tab w:val="right" w:leader="dot" w:pos="9350"/>
+            </w:tabs>
+            <w:rPr>
+              <w:rFonts w:eastAsiaTheme="minorEastAsia" w:cstheme="minorBidi"/>
+              <w:smallCaps w:val="0"/>
+              <w:noProof/>
+              <w:color w:val="262626" w:themeColor="text1" w:themeTint="D9"/>
+              <w:sz w:val="24"/>
+              <w:szCs w:val="24"/>
+            </w:rPr>
+          </w:pPr>
+          <w:hyperlink w:anchor="_Toc228139576" w:history="1">
+            <w:r>
+              <w:rPr>
+                <w:rStyle w:val="Hyperlink"/>
+                <w:noProof/>
+                <w:color w:val="262626" w:themeColor="text1" w:themeTint="D9"/>
+              </w:rPr>
+              <w:t>What I Hope to Learn</w:t>
+            </w:r>
+            <w:r>
+              <w:rPr>
+                <w:noProof/>
+                <w:webHidden/>
+                <w:color w:val="262626" w:themeColor="text1" w:themeTint="D9"/>
+              </w:rPr>
+              <w:tab/>
+            </w:r>
+            <w:r>
+              <w:rPr>
+                <w:noProof/>
+                <w:webHidden/>
+                <w:color w:val="262626" w:themeColor="text1" w:themeTint="D9"/>
+              </w:rPr>
+              <w:fldChar w:fldCharType="begin"/>
+            </w:r>
+            <w:r>
+              <w:rPr>
+                <w:noProof/>
+                <w:webHidden/>
+                <w:color w:val="262626" w:themeColor="text1" w:themeTint="D9"/>
+              </w:rPr>
+              <w:instrText xml:space="preserve"> PAGEREF _Toc228139576 \h </w:instrText>
+            </w:r>
+            <w:r>
+              <w:rPr>
+                <w:noProof/>
+                <w:webHidden/>
+                <w:color w:val="262626" w:themeColor="text1" w:themeTint="D9"/>
+              </w:rPr>
+            </w:r>
+            <w:r>
+              <w:rPr>
+                <w:noProof/>
+                <w:webHidden/>
+                <w:color w:val="262626" w:themeColor="text1" w:themeTint="D9"/>
+              </w:rPr>
+              <w:fldChar w:fldCharType="separate"/>
+            </w:r>
+            <w:r>
+              <w:rPr>
+                <w:noProof/>
+                <w:webHidden/>
+                <w:color w:val="262626" w:themeColor="text1" w:themeTint="D9"/>
+              </w:rPr>
+              <w:t>6</w:t>
+            </w:r>
+            <w:r>
+              <w:rPr>
+                <w:noProof/>
+                <w:webHidden/>
+                <w:color w:val="262626" w:themeColor="text1" w:themeTint="D9"/>
+              </w:rPr>
+              <w:fldChar w:fldCharType="end"/>
+            </w:r>
+          </w:hyperlink>
+        </w:p>
+        <w:p>
+          <w:pPr>
+            <w:pStyle w:val="TOC3"/>
+            <w:tabs>
+              <w:tab w:val="right" w:leader="dot" w:pos="9350"/>
+            </w:tabs>
+            <w:rPr>
+              <w:rFonts w:eastAsiaTheme="minorEastAsia" w:cstheme="minorBidi"/>
+              <w:smallCaps w:val="0"/>
+              <w:noProof/>
+              <w:color w:val="262626" w:themeColor="text1" w:themeTint="D9"/>
+              <w:sz w:val="24"/>
+              <w:szCs w:val="24"/>
+            </w:rPr>
+          </w:pPr>
+          <w:hyperlink w:anchor="_Toc228139577" w:history="1">
+            <w:r>
+              <w:rPr>
+                <w:rStyle w:val="Hyperlink"/>
+                <w:noProof/>
+                <w:color w:val="262626" w:themeColor="text1" w:themeTint="D9"/>
+              </w:rPr>
+              <w:t>Risks and Ethics</w:t>
+            </w:r>
+            <w:r>
+              <w:rPr>
+                <w:noProof/>
+                <w:webHidden/>
+                <w:color w:val="262626" w:themeColor="text1" w:themeTint="D9"/>
+              </w:rPr>
+              <w:tab/>
+            </w:r>
+            <w:r>
+              <w:rPr>
+                <w:noProof/>
+                <w:webHidden/>
+                <w:color w:val="262626" w:themeColor="text1" w:themeTint="D9"/>
+              </w:rPr>
+              <w:fldChar w:fldCharType="begin"/>
+            </w:r>
+            <w:r>
+              <w:rPr>
+                <w:noProof/>
+                <w:webHidden/>
+                <w:color w:val="262626" w:themeColor="text1" w:themeTint="D9"/>
+              </w:rPr>
+              <w:instrText xml:space="preserve"> PAGEREF _Toc228139577 \h </w:instrText>
+            </w:r>
+            <w:r>
+              <w:rPr>
+                <w:noProof/>
+                <w:webHidden/>
+                <w:color w:val="262626" w:themeColor="text1" w:themeTint="D9"/>
+              </w:rPr>
+            </w:r>
+            <w:r>
+              <w:rPr>
+                <w:noProof/>
+                <w:webHidden/>
+                <w:color w:val="262626" w:themeColor="text1" w:themeTint="D9"/>
+              </w:rPr>
+              <w:fldChar w:fldCharType="separate"/>
+            </w:r>
+            <w:r>
+              <w:rPr>
+                <w:noProof/>
+                <w:webHidden/>
+                <w:color w:val="262626" w:themeColor="text1" w:themeTint="D9"/>
+              </w:rPr>
+              <w:t>7</w:t>
+            </w:r>
+            <w:r>
+              <w:rPr>
+                <w:noProof/>
+                <w:webHidden/>
+                <w:color w:val="262626" w:themeColor="text1" w:themeTint="D9"/>
+              </w:rPr>
+              <w:fldChar w:fldCharType="end"/>
+            </w:r>
+          </w:hyperlink>
+        </w:p>
+        <w:p>
+          <w:pPr>
+            <w:pStyle w:val="TOC3"/>
+            <w:tabs>
+              <w:tab w:val="right" w:leader="dot" w:pos="9350"/>
+            </w:tabs>
+            <w:rPr>
+              <w:rFonts w:eastAsiaTheme="minorEastAsia" w:cstheme="minorBidi"/>
+              <w:smallCaps w:val="0"/>
+              <w:noProof/>
+              <w:color w:val="262626" w:themeColor="text1" w:themeTint="D9"/>
+              <w:sz w:val="24"/>
+              <w:szCs w:val="24"/>
+            </w:rPr>
+          </w:pPr>
+          <w:hyperlink w:anchor="_Toc228139578" w:history="1">
+            <w:r>
+              <w:rPr>
+                <w:rStyle w:val="Hyperlink"/>
+                <w:noProof/>
+                <w:color w:val="262626" w:themeColor="text1" w:themeTint="D9"/>
+              </w:rPr>
+              <w:t>The Contingency Plan</w:t>
+            </w:r>
+            <w:r>
+              <w:rPr>
+                <w:noProof/>
+                <w:webHidden/>
+                <w:color w:val="262626" w:themeColor="text1" w:themeTint="D9"/>
+              </w:rPr>
+              <w:tab/>
+            </w:r>
+            <w:r>
+              <w:rPr>
+                <w:noProof/>
+                <w:webHidden/>
+                <w:color w:val="262626" w:themeColor="text1" w:themeTint="D9"/>
+              </w:rPr>
+              <w:fldChar w:fldCharType="begin"/>
+            </w:r>
+            <w:r>
+              <w:rPr>
+                <w:noProof/>
+                <w:webHidden/>
+                <w:color w:val="262626" w:themeColor="text1" w:themeTint="D9"/>
+              </w:rPr>
+              <w:instrText xml:space="preserve"> PAGEREF _Toc228139578 \h </w:instrText>
+            </w:r>
+            <w:r>
+              <w:rPr>
+                <w:noProof/>
+                <w:webHidden/>
+                <w:color w:val="262626" w:themeColor="text1" w:themeTint="D9"/>
+              </w:rPr>
+            </w:r>
+            <w:r>
+              <w:rPr>
+                <w:noProof/>
+                <w:webHidden/>
+                <w:color w:val="262626" w:themeColor="text1" w:themeTint="D9"/>
+              </w:rPr>
+              <w:fldChar w:fldCharType="separate"/>
+            </w:r>
+            <w:r>
+              <w:rPr>
+                <w:noProof/>
+                <w:webHidden/>
+                <w:color w:val="262626" w:themeColor="text1" w:themeTint="D9"/>
+              </w:rPr>
+              <w:t>7</w:t>
+            </w:r>
+            <w:r>
+              <w:rPr>
+                <w:noProof/>
+                <w:webHidden/>
+                <w:color w:val="262626" w:themeColor="text1" w:themeTint="D9"/>
+              </w:rPr>
+              <w:fldChar w:fldCharType="end"/>
+            </w:r>
+          </w:hyperlink>
+        </w:p>
+        <w:p>
+          <w:pPr>
+            <w:pStyle w:val="TOC1"/>
+            <w:tabs>
+              <w:tab w:val="right" w:leader="dot" w:pos="9350"/>
+            </w:tabs>
+            <w:rPr>
+              <w:rFonts w:eastAsiaTheme="minorEastAsia" w:cstheme="minorBidi"/>
+              <w:b w:val="0"/>
+              <w:bCs w:val="0"/>
+              <w:caps w:val="0"/>
+              <w:noProof/>
+              <w:color w:val="262626" w:themeColor="text1" w:themeTint="D9"/>
+              <w:sz w:val="24"/>
+              <w:szCs w:val="24"/>
+              <w:u w:val="none"/>
+            </w:rPr>
+          </w:pPr>
+          <w:hyperlink w:anchor="_Toc228139579" w:history="1">
+            <w:r>
+              <w:rPr>
+                <w:rStyle w:val="Hyperlink"/>
+                <w:noProof/>
+                <w:color w:val="262626" w:themeColor="text1" w:themeTint="D9"/>
               </w:rPr>
               <w:t>Closing</w:t>
             </w:r>
@@ -1209,6 +1345,7 @@
               <w:rPr>
                 <w:noProof/>
                 <w:webHidden/>
+                <w:color w:val="262626" w:themeColor="text1" w:themeTint="D9"/>
               </w:rPr>
               <w:tab/>
             </w:r>
@@ -1216,6 +1353,7 @@
               <w:rPr>
                 <w:noProof/>
                 <w:webHidden/>
+                <w:color w:val="262626" w:themeColor="text1" w:themeTint="D9"/>
               </w:rPr>
               <w:fldChar w:fldCharType="begin"/>
             </w:r>
@@ -1223,19 +1361,22 @@
               <w:rPr>
                 <w:noProof/>
                 <w:webHidden/>
-              </w:rPr>
-              <w:instrText xml:space="preserve"> PAGEREF _Toc225699106 \h </w:instrText>
-            </w:r>
-            <w:r>
-              <w:rPr>
-                <w:noProof/>
-                <w:webHidden/>
-              </w:rPr>
-            </w:r>
-            <w:r>
-              <w:rPr>
-                <w:noProof/>
-                <w:webHidden/>
+                <w:color w:val="262626" w:themeColor="text1" w:themeTint="D9"/>
+              </w:rPr>
+              <w:instrText xml:space="preserve"> PAGEREF _Toc228139579 \h </w:instrText>
+            </w:r>
+            <w:r>
+              <w:rPr>
+                <w:noProof/>
+                <w:webHidden/>
+                <w:color w:val="262626" w:themeColor="text1" w:themeTint="D9"/>
+              </w:rPr>
+            </w:r>
+            <w:r>
+              <w:rPr>
+                <w:noProof/>
+                <w:webHidden/>
+                <w:color w:val="262626" w:themeColor="text1" w:themeTint="D9"/>
               </w:rPr>
               <w:fldChar w:fldCharType="separate"/>
             </w:r>
@@ -1243,6 +1384,7 @@
               <w:rPr>
                 <w:noProof/>
                 <w:webHidden/>
+                <w:color w:val="262626" w:themeColor="text1" w:themeTint="D9"/>
               </w:rPr>
               <w:t>7</w:t>
             </w:r>
@@ -1250,6 +1392,91 @@
               <w:rPr>
                 <w:noProof/>
                 <w:webHidden/>
+                <w:color w:val="262626" w:themeColor="text1" w:themeTint="D9"/>
+              </w:rPr>
+              <w:fldChar w:fldCharType="end"/>
+            </w:r>
+          </w:hyperlink>
+        </w:p>
+        <w:p>
+          <w:pPr>
+            <w:pStyle w:val="TOC1"/>
+            <w:tabs>
+              <w:tab w:val="right" w:leader="dot" w:pos="9350"/>
+            </w:tabs>
+            <w:rPr>
+              <w:rFonts w:eastAsiaTheme="minorEastAsia" w:cstheme="minorBidi"/>
+              <w:b w:val="0"/>
+              <w:bCs w:val="0"/>
+              <w:caps w:val="0"/>
+              <w:noProof/>
+              <w:color w:val="262626" w:themeColor="text1" w:themeTint="D9"/>
+              <w:sz w:val="24"/>
+              <w:szCs w:val="24"/>
+              <w:u w:val="none"/>
+            </w:rPr>
+          </w:pPr>
+          <w:hyperlink w:anchor="_Toc228139580" w:history="1">
+            <w:r>
+              <w:rPr>
+                <w:rStyle w:val="Hyperlink"/>
+                <w:noProof/>
+                <w:color w:val="262626" w:themeColor="text1" w:themeTint="D9"/>
+              </w:rPr>
+              <w:t>Phase 2</w:t>
+            </w:r>
+            <w:r>
+              <w:rPr>
+                <w:noProof/>
+                <w:webHidden/>
+                <w:color w:val="262626" w:themeColor="text1" w:themeTint="D9"/>
+              </w:rPr>
+              <w:tab/>
+            </w:r>
+            <w:r>
+              <w:rPr>
+                <w:noProof/>
+                <w:webHidden/>
+                <w:color w:val="262626" w:themeColor="text1" w:themeTint="D9"/>
+              </w:rPr>
+              <w:fldChar w:fldCharType="begin"/>
+            </w:r>
+            <w:r>
+              <w:rPr>
+                <w:noProof/>
+                <w:webHidden/>
+                <w:color w:val="262626" w:themeColor="text1" w:themeTint="D9"/>
+              </w:rPr>
+              <w:instrText xml:space="preserve"> PAGEREF _Toc228139580 \h </w:instrText>
+            </w:r>
+            <w:r>
+              <w:rPr>
+                <w:noProof/>
+                <w:webHidden/>
+                <w:color w:val="262626" w:themeColor="text1" w:themeTint="D9"/>
+              </w:rPr>
+            </w:r>
+            <w:r>
+              <w:rPr>
+                <w:noProof/>
+                <w:webHidden/>
+                <w:color w:val="262626" w:themeColor="text1" w:themeTint="D9"/>
+              </w:rPr>
+              <w:fldChar w:fldCharType="separate"/>
+            </w:r>
+            <w:r>
+              <w:rPr>
+                <w:noProof/>
+                <w:webHidden/>
+                <w:color w:val="262626" w:themeColor="text1" w:themeTint="D9"/>
+              </w:rPr>
+              <w:t>8</w:t>
+            </w:r>
+            <w:r>
+              <w:rPr>
+                <w:noProof/>
+                <w:webHidden/>
+                <w:color w:val="262626" w:themeColor="text1" w:themeTint="D9"/>
               </w:rPr>
               <w:fldChar w:fldCharType="end"/>
             </w:r>
@@ -1262,7 +1489,7 @@
               <w:rFonts w:asciiTheme="majorHAnsi" w:hAnsiTheme="majorHAnsi" w:cstheme="majorHAnsi"/>
               <w:i/>
               <w:iCs/>
-              <w:color w:val="2F5496" w:themeColor="accent1" w:themeShade="BF"/>
+              <w:color w:val="262626" w:themeColor="text1" w:themeTint="D9"/>
             </w:rPr>
           </w:pPr>
           <w:r>
@@ -1273,7 +1500,7 @@
               <w:i/>
               <w:iCs/>
               <w:noProof/>
-              <w:color w:val="2F5496" w:themeColor="accent1" w:themeShade="BF"/>
+              <w:color w:val="262626" w:themeColor="text1" w:themeTint="D9"/>
             </w:rPr>
             <w:fldChar w:fldCharType="end"/>
           </w:r>
@@ -1289,7 +1516,7 @@
           <w:rFonts w:asciiTheme="majorHAnsi" w:eastAsia="Times New Roman" w:hAnsiTheme="majorHAnsi" w:cstheme="majorHAnsi"/>
           <w:i/>
           <w:iCs/>
-          <w:color w:val="2F5496" w:themeColor="accent1" w:themeShade="BF"/>
+          <w:color w:val="262626" w:themeColor="text1" w:themeTint="D9"/>
           <w:kern w:val="36"/>
           <w:sz w:val="48"/>
           <w:szCs w:val="48"/>
@@ -1306,7 +1533,7 @@
           <w:rFonts w:asciiTheme="majorHAnsi" w:eastAsia="Times New Roman" w:hAnsiTheme="majorHAnsi" w:cstheme="majorHAnsi"/>
           <w:i/>
           <w:iCs/>
-          <w:color w:val="2F5496" w:themeColor="accent1" w:themeShade="BF"/>
+          <w:color w:val="262626" w:themeColor="text1" w:themeTint="D9"/>
           <w:kern w:val="36"/>
           <w:sz w:val="48"/>
           <w:szCs w:val="48"/>
@@ -1323,7 +1550,7 @@
           <w:rFonts w:asciiTheme="majorHAnsi" w:eastAsia="Times New Roman" w:hAnsiTheme="majorHAnsi" w:cstheme="majorHAnsi"/>
           <w:i/>
           <w:iCs/>
-          <w:color w:val="2F5496" w:themeColor="accent1" w:themeShade="BF"/>
+          <w:color w:val="262626" w:themeColor="text1" w:themeTint="D9"/>
           <w:kern w:val="36"/>
           <w:sz w:val="48"/>
           <w:szCs w:val="48"/>
@@ -1340,7 +1567,7 @@
           <w:rFonts w:asciiTheme="majorHAnsi" w:eastAsia="Times New Roman" w:hAnsiTheme="majorHAnsi" w:cstheme="majorHAnsi"/>
           <w:i/>
           <w:iCs/>
-          <w:color w:val="2F5496" w:themeColor="accent1" w:themeShade="BF"/>
+          <w:color w:val="262626" w:themeColor="text1" w:themeTint="D9"/>
           <w:kern w:val="36"/>
           <w:sz w:val="48"/>
           <w:szCs w:val="48"/>
@@ -1357,7 +1584,7 @@
           <w:rFonts w:asciiTheme="majorHAnsi" w:eastAsia="Times New Roman" w:hAnsiTheme="majorHAnsi" w:cstheme="majorHAnsi"/>
           <w:i/>
           <w:iCs/>
-          <w:color w:val="2F5496" w:themeColor="accent1" w:themeShade="BF"/>
+          <w:color w:val="262626" w:themeColor="text1" w:themeTint="D9"/>
           <w:kern w:val="36"/>
           <w:sz w:val="48"/>
           <w:szCs w:val="48"/>
@@ -1372,6 +1599,7 @@
         <w:rPr>
           <w:rStyle w:val="Heading1Char"/>
           <w:rFonts w:eastAsiaTheme="minorHAnsi"/>
+          <w:color w:val="262626" w:themeColor="text1" w:themeTint="D9"/>
         </w:rPr>
       </w:pPr>
     </w:p>
@@ -1383,19 +1611,20 @@
         <w:rPr>
           <w:rStyle w:val="IntenseEmphasis"/>
           <w:rFonts w:asciiTheme="majorHAnsi" w:eastAsiaTheme="minorHAnsi" w:hAnsiTheme="majorHAnsi" w:cstheme="majorHAnsi"/>
-          <w:kern w:val="2"/>
-          <w:sz w:val="22"/>
-          <w:szCs w:val="22"/>
-          <w14:ligatures w14:val="standardContextual"/>
-        </w:rPr>
-      </w:pPr>
-      <w:bookmarkStart w:id="0" w:name="_Toc225699094"/>
+          <w:color w:val="262626" w:themeColor="text1" w:themeTint="D9"/>
+          <w:kern w:val="2"/>
+          <w:sz w:val="22"/>
+          <w:szCs w:val="22"/>
+          <w14:ligatures w14:val="standardContextual"/>
+        </w:rPr>
+      </w:pPr>
+      <w:bookmarkStart w:id="0" w:name="_Toc228139567"/>
       <w:r>
         <w:rPr>
           <w:rStyle w:val="Heading1Char"/>
           <w:rFonts w:eastAsiaTheme="minorHAnsi"/>
-        </w:rPr>
-        <w:lastRenderedPageBreak/>
+          <w:color w:val="262626" w:themeColor="text1" w:themeTint="D9"/>
+        </w:rPr>
         <w:t>Overview</w:t>
       </w:r>
       <w:bookmarkEnd w:id="0"/>
@@ -1407,13 +1636,14 @@
           <w:rStyle w:val="IntenseEmphasis"/>
           <w:i w:val="0"/>
           <w:iCs w:val="0"/>
-          <w:color w:val="2F5496" w:themeColor="accent1" w:themeShade="BF"/>
-        </w:rPr>
-      </w:pPr>
-      <w:r>
-        <w:rPr>
-          <w:rStyle w:val="IntenseEmphasis"/>
-          <w:rFonts w:asciiTheme="majorHAnsi" w:eastAsiaTheme="minorHAnsi" w:hAnsiTheme="majorHAnsi" w:cstheme="majorHAnsi"/>
+          <w:color w:val="262626" w:themeColor="text1" w:themeTint="D9"/>
+        </w:rPr>
+      </w:pPr>
+      <w:r>
+        <w:rPr>
+          <w:rStyle w:val="IntenseEmphasis"/>
+          <w:rFonts w:asciiTheme="majorHAnsi" w:eastAsiaTheme="minorHAnsi" w:hAnsiTheme="majorHAnsi" w:cstheme="majorHAnsi"/>
+          <w:color w:val="262626" w:themeColor="text1" w:themeTint="D9"/>
           <w:kern w:val="2"/>
           <w:sz w:val="22"/>
           <w:szCs w:val="22"/>
@@ -1421,13 +1651,13 @@
         </w:rPr>
         <w:t xml:space="preserve"> </w:t>
       </w:r>
-      <w:bookmarkStart w:id="1" w:name="_Toc225699095"/>
+      <w:bookmarkStart w:id="1" w:name="_Toc228139568"/>
       <w:r>
         <w:rPr>
           <w:rStyle w:val="IntenseEmphasis"/>
           <w:i w:val="0"/>
           <w:iCs w:val="0"/>
-          <w:color w:val="2F5496" w:themeColor="accent1" w:themeShade="BF"/>
+          <w:color w:val="262626" w:themeColor="text1" w:themeTint="D9"/>
         </w:rPr>
         <w:t>Introduction and Dataset</w:t>
       </w:r>
@@ -1440,16 +1670,18 @@
         <w:rPr>
           <w:rStyle w:val="IntenseEmphasis"/>
           <w:rFonts w:asciiTheme="majorHAnsi" w:eastAsiaTheme="minorHAnsi" w:hAnsiTheme="majorHAnsi" w:cstheme="majorHAnsi"/>
-          <w:kern w:val="2"/>
-          <w:sz w:val="22"/>
-          <w:szCs w:val="22"/>
-          <w14:ligatures w14:val="standardContextual"/>
-        </w:rPr>
-      </w:pPr>
-      <w:r>
-        <w:rPr>
-          <w:rStyle w:val="IntenseEmphasis"/>
-          <w:rFonts w:asciiTheme="majorHAnsi" w:eastAsiaTheme="minorHAnsi" w:hAnsiTheme="majorHAnsi" w:cstheme="majorHAnsi"/>
+          <w:color w:val="262626" w:themeColor="text1" w:themeTint="D9"/>
+          <w:kern w:val="2"/>
+          <w:sz w:val="22"/>
+          <w:szCs w:val="22"/>
+          <w14:ligatures w14:val="standardContextual"/>
+        </w:rPr>
+      </w:pPr>
+      <w:r>
+        <w:rPr>
+          <w:rStyle w:val="IntenseEmphasis"/>
+          <w:rFonts w:asciiTheme="majorHAnsi" w:eastAsiaTheme="minorHAnsi" w:hAnsiTheme="majorHAnsi" w:cstheme="majorHAnsi"/>
+          <w:color w:val="262626" w:themeColor="text1" w:themeTint="D9"/>
           <w:kern w:val="2"/>
           <w:sz w:val="22"/>
           <w:szCs w:val="22"/>
@@ -1461,6 +1693,7 @@
         <w:rPr>
           <w:rStyle w:val="IntenseEmphasis"/>
           <w:rFonts w:asciiTheme="majorHAnsi" w:eastAsiaTheme="minorHAnsi" w:hAnsiTheme="majorHAnsi" w:cstheme="majorHAnsi"/>
+          <w:color w:val="262626" w:themeColor="text1" w:themeTint="D9"/>
           <w:kern w:val="2"/>
           <w:sz w:val="22"/>
           <w:szCs w:val="22"/>
@@ -1472,6 +1705,7 @@
         <w:rPr>
           <w:rStyle w:val="IntenseEmphasis"/>
           <w:rFonts w:asciiTheme="majorHAnsi" w:eastAsiaTheme="minorHAnsi" w:hAnsiTheme="majorHAnsi" w:cstheme="majorHAnsi"/>
+          <w:color w:val="262626" w:themeColor="text1" w:themeTint="D9"/>
           <w:kern w:val="2"/>
           <w:sz w:val="22"/>
           <w:szCs w:val="22"/>
@@ -1483,6 +1717,7 @@
         <w:rPr>
           <w:rStyle w:val="IntenseEmphasis"/>
           <w:rFonts w:asciiTheme="majorHAnsi" w:eastAsiaTheme="minorHAnsi" w:hAnsiTheme="majorHAnsi" w:cstheme="majorHAnsi"/>
+          <w:color w:val="262626" w:themeColor="text1" w:themeTint="D9"/>
           <w:kern w:val="2"/>
           <w:sz w:val="22"/>
           <w:szCs w:val="22"/>
@@ -1494,6 +1729,7 @@
         <w:rPr>
           <w:rStyle w:val="IntenseEmphasis"/>
           <w:rFonts w:asciiTheme="majorHAnsi" w:eastAsiaTheme="minorHAnsi" w:hAnsiTheme="majorHAnsi" w:cstheme="majorHAnsi"/>
+          <w:color w:val="262626" w:themeColor="text1" w:themeTint="D9"/>
           <w:kern w:val="2"/>
           <w:sz w:val="22"/>
           <w:szCs w:val="22"/>
@@ -1505,6 +1741,7 @@
         <w:rPr>
           <w:rStyle w:val="IntenseEmphasis"/>
           <w:rFonts w:asciiTheme="majorHAnsi" w:eastAsiaTheme="minorHAnsi" w:hAnsiTheme="majorHAnsi" w:cstheme="majorHAnsi"/>
+          <w:color w:val="262626" w:themeColor="text1" w:themeTint="D9"/>
           <w:kern w:val="2"/>
           <w:sz w:val="22"/>
           <w:szCs w:val="22"/>
@@ -1516,6 +1753,7 @@
         <w:rPr>
           <w:rStyle w:val="IntenseEmphasis"/>
           <w:rFonts w:asciiTheme="majorHAnsi" w:eastAsiaTheme="minorHAnsi" w:hAnsiTheme="majorHAnsi" w:cstheme="majorHAnsi"/>
+          <w:color w:val="262626" w:themeColor="text1" w:themeTint="D9"/>
           <w:kern w:val="2"/>
           <w:sz w:val="22"/>
           <w:szCs w:val="22"/>
@@ -1527,6 +1765,7 @@
         <w:rPr>
           <w:rStyle w:val="IntenseEmphasis"/>
           <w:rFonts w:asciiTheme="majorHAnsi" w:eastAsiaTheme="minorHAnsi" w:hAnsiTheme="majorHAnsi" w:cstheme="majorHAnsi"/>
+          <w:color w:val="262626" w:themeColor="text1" w:themeTint="D9"/>
           <w:kern w:val="2"/>
           <w:sz w:val="22"/>
           <w:szCs w:val="22"/>
@@ -1538,6 +1777,7 @@
         <w:rPr>
           <w:rStyle w:val="IntenseEmphasis"/>
           <w:rFonts w:asciiTheme="majorHAnsi" w:eastAsiaTheme="minorHAnsi" w:hAnsiTheme="majorHAnsi" w:cstheme="majorHAnsi"/>
+          <w:color w:val="262626" w:themeColor="text1" w:themeTint="D9"/>
           <w:kern w:val="2"/>
           <w:sz w:val="22"/>
           <w:szCs w:val="22"/>
@@ -1549,23 +1789,13 @@
         <w:rPr>
           <w:rStyle w:val="IntenseEmphasis"/>
           <w:rFonts w:asciiTheme="majorHAnsi" w:eastAsiaTheme="minorHAnsi" w:hAnsiTheme="majorHAnsi" w:cstheme="majorHAnsi"/>
-          <w:kern w:val="2"/>
-          <w:sz w:val="22"/>
-          <w:szCs w:val="22"/>
-          <w14:ligatures w14:val="standardContextual"/>
-        </w:rPr>
-        <w:t xml:space="preserve">. </w:t>
-      </w:r>
-      <w:r>
-        <w:rPr>
-          <w:rStyle w:val="IntenseEmphasis"/>
-          <w:rFonts w:asciiTheme="majorHAnsi" w:eastAsiaTheme="minorHAnsi" w:hAnsiTheme="majorHAnsi" w:cstheme="majorHAnsi"/>
-          <w:kern w:val="2"/>
-          <w:sz w:val="22"/>
-          <w:szCs w:val="22"/>
-          <w14:ligatures w14:val="standardContextual"/>
-        </w:rPr>
-        <w:t>I am interested in learning how I can use advanced predictive modeling techniques to identify this shift in customer behavior before it happens. By mastering these tools, I want to understand how to move from simply observing a loss to proactively stopping it through data-driven intervention.</w:t>
+          <w:color w:val="262626" w:themeColor="text1" w:themeTint="D9"/>
+          <w:kern w:val="2"/>
+          <w:sz w:val="22"/>
+          <w:szCs w:val="22"/>
+          <w14:ligatures w14:val="standardContextual"/>
+        </w:rPr>
+        <w:t>. I am interested in learning how I can use advanced predictive modeling techniques to identify this shift in customer behavior before it happens. By mastering these tools, I want to understand how to move from simply observing a loss to proactively stopping it through data-driven intervention.</w:t>
       </w:r>
     </w:p>
     <w:p>
@@ -1575,16 +1805,18 @@
         <w:rPr>
           <w:rStyle w:val="IntenseEmphasis"/>
           <w:rFonts w:asciiTheme="majorHAnsi" w:eastAsiaTheme="minorHAnsi" w:hAnsiTheme="majorHAnsi" w:cstheme="majorHAnsi"/>
-          <w:kern w:val="2"/>
-          <w:sz w:val="22"/>
-          <w:szCs w:val="22"/>
-          <w14:ligatures w14:val="standardContextual"/>
-        </w:rPr>
-      </w:pPr>
-      <w:r>
-        <w:rPr>
-          <w:rStyle w:val="IntenseEmphasis"/>
-          <w:rFonts w:asciiTheme="majorHAnsi" w:eastAsiaTheme="minorHAnsi" w:hAnsiTheme="majorHAnsi" w:cstheme="majorHAnsi"/>
+          <w:color w:val="262626" w:themeColor="text1" w:themeTint="D9"/>
+          <w:kern w:val="2"/>
+          <w:sz w:val="22"/>
+          <w:szCs w:val="22"/>
+          <w14:ligatures w14:val="standardContextual"/>
+        </w:rPr>
+      </w:pPr>
+      <w:r>
+        <w:rPr>
+          <w:rStyle w:val="IntenseEmphasis"/>
+          <w:rFonts w:asciiTheme="majorHAnsi" w:eastAsiaTheme="minorHAnsi" w:hAnsiTheme="majorHAnsi" w:cstheme="majorHAnsi"/>
+          <w:color w:val="262626" w:themeColor="text1" w:themeTint="D9"/>
           <w:kern w:val="2"/>
           <w:sz w:val="22"/>
           <w:szCs w:val="22"/>
@@ -1597,6 +1829,7 @@
         <w:rPr>
           <w:rStyle w:val="IntenseEmphasis"/>
           <w:rFonts w:asciiTheme="majorHAnsi" w:eastAsiaTheme="minorHAnsi" w:hAnsiTheme="majorHAnsi" w:cstheme="majorHAnsi"/>
+          <w:color w:val="262626" w:themeColor="text1" w:themeTint="D9"/>
           <w:kern w:val="2"/>
           <w:sz w:val="22"/>
           <w:szCs w:val="22"/>
@@ -1609,6 +1842,7 @@
         <w:rPr>
           <w:rStyle w:val="IntenseEmphasis"/>
           <w:rFonts w:asciiTheme="majorHAnsi" w:eastAsiaTheme="minorHAnsi" w:hAnsiTheme="majorHAnsi" w:cstheme="majorHAnsi"/>
+          <w:color w:val="262626" w:themeColor="text1" w:themeTint="D9"/>
           <w:kern w:val="2"/>
           <w:sz w:val="22"/>
           <w:szCs w:val="22"/>
@@ -1620,6 +1854,7 @@
         <w:rPr>
           <w:rStyle w:val="IntenseEmphasis"/>
           <w:rFonts w:asciiTheme="majorHAnsi" w:eastAsiaTheme="minorHAnsi" w:hAnsiTheme="majorHAnsi" w:cstheme="majorHAnsi"/>
+          <w:color w:val="262626" w:themeColor="text1" w:themeTint="D9"/>
           <w:kern w:val="2"/>
           <w:sz w:val="22"/>
           <w:szCs w:val="22"/>
@@ -1631,6 +1866,7 @@
         <w:rPr>
           <w:rStyle w:val="IntenseEmphasis"/>
           <w:rFonts w:asciiTheme="majorHAnsi" w:eastAsiaTheme="minorHAnsi" w:hAnsiTheme="majorHAnsi" w:cstheme="majorHAnsi"/>
+          <w:color w:val="262626" w:themeColor="text1" w:themeTint="D9"/>
           <w:kern w:val="2"/>
           <w:sz w:val="22"/>
           <w:szCs w:val="22"/>
@@ -1647,16 +1883,16 @@
           <w:rStyle w:val="IntenseEmphasis"/>
           <w:i w:val="0"/>
           <w:iCs w:val="0"/>
-          <w:color w:val="2F5496" w:themeColor="accent1" w:themeShade="BF"/>
-        </w:rPr>
-      </w:pPr>
-      <w:bookmarkStart w:id="2" w:name="_Toc225699096"/>
+          <w:color w:val="262626" w:themeColor="text1" w:themeTint="D9"/>
+        </w:rPr>
+      </w:pPr>
+      <w:bookmarkStart w:id="2" w:name="_Toc228139569"/>
       <w:r>
         <w:rPr>
           <w:rStyle w:val="IntenseEmphasis"/>
           <w:i w:val="0"/>
           <w:iCs w:val="0"/>
-          <w:color w:val="2F5496" w:themeColor="accent1" w:themeShade="BF"/>
+          <w:color w:val="262626" w:themeColor="text1" w:themeTint="D9"/>
         </w:rPr>
         <w:t>The Problem Statement</w:t>
       </w:r>
@@ -1669,28 +1905,44 @@
         <w:rPr>
           <w:rStyle w:val="IntenseEmphasis"/>
           <w:rFonts w:asciiTheme="majorHAnsi" w:eastAsiaTheme="minorHAnsi" w:hAnsiTheme="majorHAnsi" w:cstheme="majorHAnsi"/>
-          <w:kern w:val="2"/>
-          <w:sz w:val="22"/>
-          <w:szCs w:val="22"/>
-          <w14:ligatures w14:val="standardContextual"/>
-        </w:rPr>
-      </w:pPr>
-      <w:r>
-        <w:rPr>
-          <w:rStyle w:val="IntenseEmphasis"/>
-          <w:rFonts w:asciiTheme="majorHAnsi" w:eastAsiaTheme="minorHAnsi" w:hAnsiTheme="majorHAnsi" w:cstheme="majorHAnsi"/>
-          <w:kern w:val="2"/>
-          <w:sz w:val="22"/>
-          <w:szCs w:val="22"/>
-          <w14:ligatures w14:val="standardContextual"/>
-        </w:rPr>
-        <w:t xml:space="preserve">The goal of this project is to build a predictive model that identifies which customers are at high risk of leaving a telecom provider. Rather than just providing a simple probability score, I want to uncover the specific drivers of churn, such as contract types or service glitches. By identifying these early red flags, the business can intervene with targeted retention efforts that </w:t>
+          <w:color w:val="262626" w:themeColor="text1" w:themeTint="D9"/>
+          <w:kern w:val="2"/>
+          <w:sz w:val="22"/>
+          <w:szCs w:val="22"/>
+          <w14:ligatures w14:val="standardContextual"/>
+        </w:rPr>
+      </w:pPr>
+      <w:r>
+        <w:rPr>
+          <w:rStyle w:val="IntenseEmphasis"/>
+          <w:rFonts w:asciiTheme="majorHAnsi" w:eastAsiaTheme="minorHAnsi" w:hAnsiTheme="majorHAnsi" w:cstheme="majorHAnsi"/>
+          <w:color w:val="262626" w:themeColor="text1" w:themeTint="D9"/>
+          <w:kern w:val="2"/>
+          <w:sz w:val="22"/>
+          <w:szCs w:val="22"/>
+          <w14:ligatures w14:val="standardContextual"/>
+        </w:rPr>
+        <w:t xml:space="preserve">The goal of this project is to build a predictive model that identifies which customers are at high risk of leaving a telecom provider. Rather than just providing a simple probability score, I want to uncover the </w:t>
+      </w:r>
+      <w:r>
+        <w:rPr>
+          <w:rStyle w:val="IntenseEmphasis"/>
+          <w:rFonts w:asciiTheme="majorHAnsi" w:eastAsiaTheme="minorHAnsi" w:hAnsiTheme="majorHAnsi" w:cstheme="majorHAnsi"/>
+          <w:color w:val="262626" w:themeColor="text1" w:themeTint="D9"/>
+          <w:kern w:val="2"/>
+          <w:sz w:val="22"/>
+          <w:szCs w:val="22"/>
+          <w14:ligatures w14:val="standardContextual"/>
+        </w:rPr>
+        <w:lastRenderedPageBreak/>
+        <w:t xml:space="preserve">specific drivers of churn, such as contract types or service glitches. By identifying these early red flags, the business can intervene with targeted retention efforts that </w:t>
       </w:r>
       <w:proofErr w:type="gramStart"/>
       <w:r>
         <w:rPr>
           <w:rStyle w:val="IntenseEmphasis"/>
           <w:rFonts w:asciiTheme="majorHAnsi" w:eastAsiaTheme="minorHAnsi" w:hAnsiTheme="majorHAnsi" w:cstheme="majorHAnsi"/>
+          <w:color w:val="262626" w:themeColor="text1" w:themeTint="D9"/>
           <w:kern w:val="2"/>
           <w:sz w:val="22"/>
           <w:szCs w:val="22"/>
@@ -1703,24 +1955,13 @@
         <w:rPr>
           <w:rStyle w:val="IntenseEmphasis"/>
           <w:rFonts w:asciiTheme="majorHAnsi" w:eastAsiaTheme="minorHAnsi" w:hAnsiTheme="majorHAnsi" w:cstheme="majorHAnsi"/>
-          <w:kern w:val="2"/>
-          <w:sz w:val="22"/>
-          <w:szCs w:val="22"/>
-          <w14:ligatures w14:val="standardContextual"/>
-        </w:rPr>
-        <w:t xml:space="preserve"> the reasons why a customer is </w:t>
-      </w:r>
-      <w:r>
-        <w:rPr>
-          <w:rStyle w:val="IntenseEmphasis"/>
-          <w:rFonts w:asciiTheme="majorHAnsi" w:eastAsiaTheme="minorHAnsi" w:hAnsiTheme="majorHAnsi" w:cstheme="majorHAnsi"/>
-          <w:kern w:val="2"/>
-          <w:sz w:val="22"/>
-          <w:szCs w:val="22"/>
-          <w14:ligatures w14:val="standardContextual"/>
-        </w:rPr>
-        <w:lastRenderedPageBreak/>
-        <w:t>unhappy. I will be following the CRISP-DM framework—Cross-Industry Standard Process for Data Mining—to ensure that the technical work stays aligned with these business goals.</w:t>
+          <w:color w:val="262626" w:themeColor="text1" w:themeTint="D9"/>
+          <w:kern w:val="2"/>
+          <w:sz w:val="22"/>
+          <w:szCs w:val="22"/>
+          <w14:ligatures w14:val="standardContextual"/>
+        </w:rPr>
+        <w:t xml:space="preserve"> the reasons why a customer is unhappy. I will be following the CRISP-DM framework—Cross-Industry Standard Process for Data Mining—to ensure that the technical work stays aligned with these business goals.</w:t>
       </w:r>
     </w:p>
     <w:p>
@@ -1731,16 +1972,16 @@
           <w:rStyle w:val="IntenseEmphasis"/>
           <w:i w:val="0"/>
           <w:iCs w:val="0"/>
-          <w:color w:val="2F5496" w:themeColor="accent1" w:themeShade="BF"/>
-        </w:rPr>
-      </w:pPr>
-      <w:bookmarkStart w:id="3" w:name="_Toc225699097"/>
+          <w:color w:val="262626" w:themeColor="text1" w:themeTint="D9"/>
+        </w:rPr>
+      </w:pPr>
+      <w:bookmarkStart w:id="3" w:name="_Toc228139570"/>
       <w:r>
         <w:rPr>
           <w:rStyle w:val="IntenseEmphasis"/>
           <w:i w:val="0"/>
           <w:iCs w:val="0"/>
-          <w:color w:val="2F5496" w:themeColor="accent1" w:themeShade="BF"/>
+          <w:color w:val="262626" w:themeColor="text1" w:themeTint="D9"/>
         </w:rPr>
         <w:t>The Initial Dataset</w:t>
       </w:r>
@@ -1753,16 +1994,18 @@
         <w:rPr>
           <w:rStyle w:val="IntenseEmphasis"/>
           <w:rFonts w:asciiTheme="majorHAnsi" w:eastAsiaTheme="minorHAnsi" w:hAnsiTheme="majorHAnsi" w:cstheme="majorHAnsi"/>
-          <w:kern w:val="2"/>
-          <w:sz w:val="22"/>
-          <w:szCs w:val="22"/>
-          <w14:ligatures w14:val="standardContextual"/>
-        </w:rPr>
-      </w:pPr>
-      <w:r>
-        <w:rPr>
-          <w:rStyle w:val="IntenseEmphasis"/>
-          <w:rFonts w:asciiTheme="majorHAnsi" w:eastAsiaTheme="minorHAnsi" w:hAnsiTheme="majorHAnsi" w:cstheme="majorHAnsi"/>
+          <w:color w:val="262626" w:themeColor="text1" w:themeTint="D9"/>
+          <w:kern w:val="2"/>
+          <w:sz w:val="22"/>
+          <w:szCs w:val="22"/>
+          <w14:ligatures w14:val="standardContextual"/>
+        </w:rPr>
+      </w:pPr>
+      <w:r>
+        <w:rPr>
+          <w:rStyle w:val="IntenseEmphasis"/>
+          <w:rFonts w:asciiTheme="majorHAnsi" w:eastAsiaTheme="minorHAnsi" w:hAnsiTheme="majorHAnsi" w:cstheme="majorHAnsi"/>
+          <w:color w:val="262626" w:themeColor="text1" w:themeTint="D9"/>
           <w:kern w:val="2"/>
           <w:sz w:val="22"/>
           <w:szCs w:val="22"/>
@@ -1774,6 +2017,7 @@
         <w:rPr>
           <w:rStyle w:val="IntenseEmphasis"/>
           <w:rFonts w:asciiTheme="majorHAnsi" w:eastAsiaTheme="minorHAnsi" w:hAnsiTheme="majorHAnsi" w:cstheme="majorHAnsi"/>
+          <w:color w:val="262626" w:themeColor="text1" w:themeTint="D9"/>
           <w:kern w:val="2"/>
           <w:sz w:val="22"/>
           <w:szCs w:val="22"/>
@@ -1785,6 +2029,7 @@
         <w:rPr>
           <w:rStyle w:val="IntenseEmphasis"/>
           <w:rFonts w:asciiTheme="majorHAnsi" w:eastAsiaTheme="minorHAnsi" w:hAnsiTheme="majorHAnsi" w:cstheme="majorHAnsi"/>
+          <w:color w:val="262626" w:themeColor="text1" w:themeTint="D9"/>
           <w:kern w:val="2"/>
           <w:sz w:val="22"/>
           <w:szCs w:val="22"/>
@@ -1796,6 +2041,7 @@
         <w:rPr>
           <w:rStyle w:val="IntenseEmphasis"/>
           <w:rFonts w:asciiTheme="majorHAnsi" w:eastAsiaTheme="minorHAnsi" w:hAnsiTheme="majorHAnsi" w:cstheme="majorHAnsi"/>
+          <w:color w:val="262626" w:themeColor="text1" w:themeTint="D9"/>
           <w:kern w:val="2"/>
           <w:sz w:val="22"/>
           <w:szCs w:val="22"/>
@@ -1807,6 +2053,7 @@
         <w:rPr>
           <w:rStyle w:val="IntenseEmphasis"/>
           <w:rFonts w:asciiTheme="majorHAnsi" w:eastAsiaTheme="minorHAnsi" w:hAnsiTheme="majorHAnsi" w:cstheme="majorHAnsi"/>
+          <w:color w:val="262626" w:themeColor="text1" w:themeTint="D9"/>
           <w:kern w:val="2"/>
           <w:sz w:val="22"/>
           <w:szCs w:val="22"/>
@@ -1823,9 +2070,453 @@
           <w:rStyle w:val="IntenseEmphasis"/>
           <w:i w:val="0"/>
           <w:iCs w:val="0"/>
-          <w:color w:val="2F5496" w:themeColor="accent1" w:themeShade="BF"/>
-        </w:rPr>
-      </w:pPr>
+          <w:color w:val="262626" w:themeColor="text1" w:themeTint="D9"/>
+        </w:rPr>
+      </w:pPr>
+    </w:p>
+    <w:p>
+      <w:pPr>
+        <w:pStyle w:val="Heading1"/>
+        <w:jc w:val="center"/>
+        <w:rPr>
+          <w:rStyle w:val="IntenseEmphasis"/>
+          <w:i w:val="0"/>
+          <w:iCs w:val="0"/>
+          <w:color w:val="262626" w:themeColor="text1" w:themeTint="D9"/>
+        </w:rPr>
+      </w:pPr>
+      <w:bookmarkStart w:id="4" w:name="_Toc228139571"/>
+      <w:r>
+        <w:rPr>
+          <w:rStyle w:val="IntenseEmphasis"/>
+          <w:i w:val="0"/>
+          <w:iCs w:val="0"/>
+          <w:color w:val="262626" w:themeColor="text1" w:themeTint="D9"/>
+        </w:rPr>
+        <w:t>Modeling and Evaluation</w:t>
+      </w:r>
+      <w:bookmarkEnd w:id="4"/>
+    </w:p>
+    <w:p>
+      <w:pPr>
+        <w:pStyle w:val="Heading3"/>
+        <w:spacing w:line="480" w:lineRule="auto"/>
+        <w:rPr>
+          <w:rStyle w:val="IntenseEmphasis"/>
+          <w:i w:val="0"/>
+          <w:iCs w:val="0"/>
+          <w:color w:val="262626" w:themeColor="text1" w:themeTint="D9"/>
+        </w:rPr>
+      </w:pPr>
+      <w:bookmarkStart w:id="5" w:name="_Toc228139572"/>
+      <w:r>
+        <w:rPr>
+          <w:rStyle w:val="IntenseEmphasis"/>
+          <w:i w:val="0"/>
+          <w:iCs w:val="0"/>
+          <w:color w:val="262626" w:themeColor="text1" w:themeTint="D9"/>
+        </w:rPr>
+        <w:t>Choice of Models</w:t>
+      </w:r>
+      <w:bookmarkEnd w:id="5"/>
+    </w:p>
+    <w:p>
+      <w:pPr>
+        <w:pStyle w:val="NormalWeb"/>
+        <w:spacing w:after="240" w:line="480" w:lineRule="auto"/>
+        <w:rPr>
+          <w:rStyle w:val="IntenseEmphasis"/>
+          <w:rFonts w:asciiTheme="majorHAnsi" w:eastAsiaTheme="minorHAnsi" w:hAnsiTheme="majorHAnsi" w:cstheme="majorHAnsi"/>
+          <w:color w:val="262626" w:themeColor="text1" w:themeTint="D9"/>
+          <w:kern w:val="2"/>
+          <w:sz w:val="22"/>
+          <w:szCs w:val="22"/>
+          <w14:ligatures w14:val="standardContextual"/>
+        </w:rPr>
+      </w:pPr>
+      <w:r>
+        <w:rPr>
+          <w:rStyle w:val="IntenseEmphasis"/>
+          <w:rFonts w:asciiTheme="majorHAnsi" w:eastAsiaTheme="minorHAnsi" w:hAnsiTheme="majorHAnsi" w:cstheme="majorHAnsi"/>
+          <w:color w:val="262626" w:themeColor="text1" w:themeTint="D9"/>
+          <w:kern w:val="2"/>
+          <w:sz w:val="22"/>
+          <w:szCs w:val="22"/>
+          <w14:ligatures w14:val="standardContextual"/>
+        </w:rPr>
+        <w:t xml:space="preserve">For this project, I plan to move beyond a single algorithm and instead conduct a robust "head-to-head" competition between several distinct modeling architectures. I will start with a baseline Logistic Regression to establish a performance "floor" and understand the linear relationships between features like monthly </w:t>
+      </w:r>
+      <w:r>
+        <w:rPr>
+          <w:rStyle w:val="IntenseEmphasis"/>
+          <w:rFonts w:asciiTheme="majorHAnsi" w:eastAsiaTheme="minorHAnsi" w:hAnsiTheme="majorHAnsi" w:cstheme="majorHAnsi"/>
+          <w:color w:val="262626" w:themeColor="text1" w:themeTint="D9"/>
+          <w:kern w:val="2"/>
+          <w:sz w:val="22"/>
+          <w:szCs w:val="22"/>
+          <w14:ligatures w14:val="standardContextual"/>
+        </w:rPr>
+        <w:lastRenderedPageBreak/>
+        <w:t>charges and churn. However, to capture the more complex "pain points" in the customer journey, I will implement and compare the following classifiers:</w:t>
+      </w:r>
+    </w:p>
+    <w:p>
+      <w:pPr>
+        <w:pStyle w:val="Heading4"/>
+        <w:rPr>
+          <w:rStyle w:val="IntenseEmphasis"/>
+          <w:rFonts w:asciiTheme="majorHAnsi" w:eastAsiaTheme="minorHAnsi" w:hAnsiTheme="majorHAnsi" w:cstheme="majorHAnsi"/>
+          <w:color w:val="262626" w:themeColor="text1" w:themeTint="D9"/>
+          <w:sz w:val="22"/>
+          <w:szCs w:val="22"/>
+        </w:rPr>
+      </w:pPr>
+      <w:bookmarkStart w:id="6" w:name="_Toc228139573"/>
+      <w:r>
+        <w:rPr>
+          <w:rStyle w:val="Heading3Char"/>
+          <w:color w:val="262626" w:themeColor="text1" w:themeTint="D9"/>
+        </w:rPr>
+        <w:t xml:space="preserve">Random Forest and </w:t>
+      </w:r>
+      <w:proofErr w:type="spellStart"/>
+      <w:r>
+        <w:rPr>
+          <w:rStyle w:val="Heading3Char"/>
+          <w:color w:val="262626" w:themeColor="text1" w:themeTint="D9"/>
+        </w:rPr>
+        <w:t>XGBoost</w:t>
+      </w:r>
+      <w:bookmarkEnd w:id="6"/>
+      <w:proofErr w:type="spellEnd"/>
+      <w:r>
+        <w:rPr>
+          <w:rStyle w:val="IntenseEmphasis"/>
+          <w:rFonts w:asciiTheme="majorHAnsi" w:eastAsiaTheme="minorHAnsi" w:hAnsiTheme="majorHAnsi" w:cstheme="majorHAnsi"/>
+          <w:color w:val="262626" w:themeColor="text1" w:themeTint="D9"/>
+          <w:sz w:val="22"/>
+          <w:szCs w:val="22"/>
+        </w:rPr>
+        <w:t xml:space="preserve">: </w:t>
+      </w:r>
+    </w:p>
+    <w:p>
+      <w:pPr>
+        <w:pStyle w:val="NormalWeb"/>
+        <w:spacing w:after="240" w:line="480" w:lineRule="auto"/>
+        <w:rPr>
+          <w:rStyle w:val="IntenseEmphasis"/>
+          <w:rFonts w:asciiTheme="majorHAnsi" w:eastAsiaTheme="minorHAnsi" w:hAnsiTheme="majorHAnsi" w:cstheme="majorHAnsi"/>
+          <w:color w:val="262626" w:themeColor="text1" w:themeTint="D9"/>
+          <w:kern w:val="2"/>
+          <w:sz w:val="22"/>
+          <w:szCs w:val="22"/>
+          <w14:ligatures w14:val="standardContextual"/>
+        </w:rPr>
+      </w:pPr>
+      <w:r>
+        <w:rPr>
+          <w:rStyle w:val="IntenseEmphasis"/>
+          <w:rFonts w:asciiTheme="majorHAnsi" w:eastAsiaTheme="minorHAnsi" w:hAnsiTheme="majorHAnsi" w:cstheme="majorHAnsi"/>
+          <w:color w:val="262626" w:themeColor="text1" w:themeTint="D9"/>
+          <w:kern w:val="2"/>
+          <w:sz w:val="22"/>
+          <w:szCs w:val="22"/>
+          <w14:ligatures w14:val="standardContextual"/>
+        </w:rPr>
+        <w:t>These ensemble methods are my starting point for tree-based learning, as they are excellent at identifying non-linear interactions between variables, such as how a specific contract type might only trigger churn when paired with a lack of tech support.</w:t>
+      </w:r>
+    </w:p>
+    <w:p>
+      <w:pPr>
+        <w:pStyle w:val="NormalWeb"/>
+        <w:spacing w:after="240" w:line="480" w:lineRule="auto"/>
+        <w:rPr>
+          <w:rStyle w:val="IntenseEmphasis"/>
+          <w:rFonts w:asciiTheme="majorHAnsi" w:eastAsiaTheme="minorHAnsi" w:hAnsiTheme="majorHAnsi" w:cstheme="majorHAnsi"/>
+          <w:color w:val="262626" w:themeColor="text1" w:themeTint="D9"/>
+          <w:kern w:val="2"/>
+          <w:sz w:val="22"/>
+          <w:szCs w:val="22"/>
+          <w14:ligatures w14:val="standardContextual"/>
+        </w:rPr>
+      </w:pPr>
+    </w:p>
+    <w:p>
+      <w:pPr>
+        <w:pStyle w:val="Heading4"/>
+        <w:rPr>
+          <w:rStyle w:val="IntenseEmphasis"/>
+          <w:i w:val="0"/>
+          <w:iCs/>
+          <w:color w:val="262626" w:themeColor="text1" w:themeTint="D9"/>
+        </w:rPr>
+      </w:pPr>
+      <w:r>
+        <w:rPr>
+          <w:rStyle w:val="IntenseEmphasis"/>
+          <w:i w:val="0"/>
+          <w:iCs/>
+          <w:color w:val="262626" w:themeColor="text1" w:themeTint="D9"/>
+        </w:rPr>
+        <w:t xml:space="preserve">Support Vector Machines (SVM): </w:t>
+      </w:r>
+    </w:p>
+    <w:p>
+      <w:pPr>
+        <w:pStyle w:val="NormalWeb"/>
+        <w:spacing w:after="240" w:line="480" w:lineRule="auto"/>
+        <w:rPr>
+          <w:rStyle w:val="IntenseEmphasis"/>
+          <w:rFonts w:asciiTheme="majorHAnsi" w:eastAsiaTheme="minorHAnsi" w:hAnsiTheme="majorHAnsi" w:cstheme="majorHAnsi"/>
+          <w:color w:val="262626" w:themeColor="text1" w:themeTint="D9"/>
+          <w:kern w:val="2"/>
+          <w:sz w:val="22"/>
+          <w:szCs w:val="22"/>
+          <w14:ligatures w14:val="standardContextual"/>
+        </w:rPr>
+      </w:pPr>
+      <w:r>
+        <w:rPr>
+          <w:rStyle w:val="IntenseEmphasis"/>
+          <w:rFonts w:asciiTheme="majorHAnsi" w:eastAsiaTheme="minorHAnsi" w:hAnsiTheme="majorHAnsi" w:cstheme="majorHAnsi"/>
+          <w:color w:val="262626" w:themeColor="text1" w:themeTint="D9"/>
+          <w:kern w:val="2"/>
+          <w:sz w:val="22"/>
+          <w:szCs w:val="22"/>
+          <w14:ligatures w14:val="standardContextual"/>
+        </w:rPr>
+        <w:t>I want to test if a high-dimensional hyperplane can better separate churners from loyal customers, particularly when dealing with the many service-related features in the Telco dataset.</w:t>
+      </w:r>
+    </w:p>
+    <w:p>
+      <w:pPr>
+        <w:pStyle w:val="NormalWeb"/>
+        <w:spacing w:after="240" w:line="480" w:lineRule="auto"/>
+        <w:rPr>
+          <w:rStyle w:val="IntenseEmphasis"/>
+          <w:rFonts w:asciiTheme="majorHAnsi" w:eastAsiaTheme="minorHAnsi" w:hAnsiTheme="majorHAnsi" w:cstheme="majorHAnsi"/>
+          <w:color w:val="262626" w:themeColor="text1" w:themeTint="D9"/>
+          <w:kern w:val="2"/>
+          <w:sz w:val="22"/>
+          <w:szCs w:val="22"/>
+          <w14:ligatures w14:val="standardContextual"/>
+        </w:rPr>
+      </w:pPr>
+    </w:p>
+    <w:p>
+      <w:pPr>
+        <w:pStyle w:val="Heading4"/>
+        <w:rPr>
+          <w:rStyle w:val="IntenseEmphasis"/>
+          <w:i w:val="0"/>
+          <w:iCs/>
+          <w:color w:val="262626" w:themeColor="text1" w:themeTint="D9"/>
+        </w:rPr>
+      </w:pPr>
+      <w:r>
+        <w:rPr>
+          <w:rStyle w:val="IntenseEmphasis"/>
+          <w:i w:val="0"/>
+          <w:iCs/>
+          <w:color w:val="262626" w:themeColor="text1" w:themeTint="D9"/>
+        </w:rPr>
+        <w:t>K-Nearest Neighbors (KNN):</w:t>
+      </w:r>
+    </w:p>
+    <w:p>
+      <w:pPr>
+        <w:pStyle w:val="NormalWeb"/>
+        <w:spacing w:after="240" w:line="480" w:lineRule="auto"/>
+        <w:rPr>
+          <w:rStyle w:val="IntenseEmphasis"/>
+          <w:rFonts w:asciiTheme="majorHAnsi" w:eastAsiaTheme="minorHAnsi" w:hAnsiTheme="majorHAnsi" w:cstheme="majorHAnsi"/>
+          <w:color w:val="262626" w:themeColor="text1" w:themeTint="D9"/>
+          <w:kern w:val="2"/>
+          <w:sz w:val="22"/>
+          <w:szCs w:val="22"/>
+          <w14:ligatures w14:val="standardContextual"/>
+        </w:rPr>
+      </w:pPr>
+      <w:r>
+        <w:rPr>
+          <w:rStyle w:val="IntenseEmphasis"/>
+          <w:rFonts w:asciiTheme="majorHAnsi" w:eastAsiaTheme="minorHAnsi" w:hAnsiTheme="majorHAnsi" w:cstheme="majorHAnsi"/>
+          <w:color w:val="262626" w:themeColor="text1" w:themeTint="D9"/>
+          <w:kern w:val="2"/>
+          <w:sz w:val="22"/>
+          <w:szCs w:val="22"/>
+          <w14:ligatures w14:val="standardContextual"/>
+        </w:rPr>
+        <w:t xml:space="preserve"> This will allow me to explore "customer similarity." I want to see if customers who churn tend to cluster together in the feature space, which could provide intuitive insights for the business.</w:t>
+      </w:r>
+    </w:p>
+    <w:p>
+      <w:pPr>
+        <w:pStyle w:val="Heading4"/>
+        <w:rPr>
+          <w:rStyle w:val="IntenseEmphasis"/>
+          <w:i w:val="0"/>
+          <w:iCs/>
+          <w:color w:val="262626" w:themeColor="text1" w:themeTint="D9"/>
+        </w:rPr>
+      </w:pPr>
+      <w:r>
+        <w:rPr>
+          <w:rStyle w:val="IntenseEmphasis"/>
+          <w:i w:val="0"/>
+          <w:iCs/>
+          <w:color w:val="262626" w:themeColor="text1" w:themeTint="D9"/>
+        </w:rPr>
+        <w:t xml:space="preserve">Neural Networks (MLP): </w:t>
+      </w:r>
+    </w:p>
+    <w:p>
+      <w:pPr>
+        <w:pStyle w:val="NormalWeb"/>
+        <w:spacing w:after="240" w:line="480" w:lineRule="auto"/>
+        <w:rPr>
+          <w:rStyle w:val="IntenseEmphasis"/>
+          <w:rFonts w:asciiTheme="majorHAnsi" w:eastAsiaTheme="minorHAnsi" w:hAnsiTheme="majorHAnsi" w:cstheme="majorHAnsi"/>
+          <w:color w:val="262626" w:themeColor="text1" w:themeTint="D9"/>
+          <w:kern w:val="2"/>
+          <w:sz w:val="22"/>
+          <w:szCs w:val="22"/>
+          <w14:ligatures w14:val="standardContextual"/>
+        </w:rPr>
+      </w:pPr>
+      <w:r>
+        <w:rPr>
+          <w:rStyle w:val="IntenseEmphasis"/>
+          <w:rFonts w:asciiTheme="majorHAnsi" w:eastAsiaTheme="minorHAnsi" w:hAnsiTheme="majorHAnsi" w:cstheme="majorHAnsi"/>
+          <w:color w:val="262626" w:themeColor="text1" w:themeTint="D9"/>
+          <w:kern w:val="2"/>
+          <w:sz w:val="22"/>
+          <w:szCs w:val="22"/>
+          <w14:ligatures w14:val="standardContextual"/>
+        </w:rPr>
+        <w:t>Finally, I will test a Multilayer Perceptron to see if a deep learning approach can uncover hidden patterns that traditional statistical models might miss.</w:t>
+      </w:r>
+    </w:p>
+    <w:p>
+      <w:pPr>
+        <w:pStyle w:val="NormalWeb"/>
+        <w:spacing w:after="240" w:line="480" w:lineRule="auto"/>
+        <w:rPr>
+          <w:rStyle w:val="IntenseEmphasis"/>
+          <w:rFonts w:asciiTheme="majorHAnsi" w:eastAsiaTheme="minorHAnsi" w:hAnsiTheme="majorHAnsi" w:cstheme="majorHAnsi"/>
+          <w:color w:val="262626" w:themeColor="text1" w:themeTint="D9"/>
+          <w:kern w:val="2"/>
+          <w:sz w:val="22"/>
+          <w:szCs w:val="22"/>
+          <w14:ligatures w14:val="standardContextual"/>
+        </w:rPr>
+      </w:pPr>
+      <w:r>
+        <w:rPr>
+          <w:rStyle w:val="IntenseEmphasis"/>
+          <w:rFonts w:asciiTheme="majorHAnsi" w:eastAsiaTheme="minorHAnsi" w:hAnsiTheme="majorHAnsi" w:cstheme="majorHAnsi"/>
+          <w:color w:val="262626" w:themeColor="text1" w:themeTint="D9"/>
+          <w:kern w:val="2"/>
+          <w:sz w:val="22"/>
+          <w:szCs w:val="22"/>
+          <w14:ligatures w14:val="standardContextual"/>
+        </w:rPr>
+        <w:t>Ultimately, I will not rely on a single model. I plan to evaluate the performance of each and choose the best-performing models based on their specific classifier metrics and their ability to generalize to unseen data.</w:t>
+      </w:r>
+    </w:p>
+    <w:p>
+      <w:pPr>
+        <w:pStyle w:val="NormalWeb"/>
+        <w:spacing w:after="240" w:line="480" w:lineRule="auto"/>
+        <w:rPr>
+          <w:rStyle w:val="IntenseEmphasis"/>
+          <w:rFonts w:asciiTheme="majorHAnsi" w:eastAsiaTheme="minorHAnsi" w:hAnsiTheme="majorHAnsi" w:cstheme="majorHAnsi"/>
+          <w:color w:val="262626" w:themeColor="text1" w:themeTint="D9"/>
+          <w:kern w:val="2"/>
+          <w:sz w:val="22"/>
+          <w:szCs w:val="22"/>
+          <w14:ligatures w14:val="standardContextual"/>
+        </w:rPr>
+      </w:pPr>
+    </w:p>
+    <w:p>
+      <w:pPr>
+        <w:pStyle w:val="NormalWeb"/>
+        <w:spacing w:after="240" w:line="480" w:lineRule="auto"/>
+        <w:rPr>
+          <w:rStyle w:val="IntenseEmphasis"/>
+          <w:rFonts w:asciiTheme="majorHAnsi" w:eastAsiaTheme="minorHAnsi" w:hAnsiTheme="majorHAnsi" w:cstheme="majorHAnsi"/>
+          <w:color w:val="262626" w:themeColor="text1" w:themeTint="D9"/>
+          <w:kern w:val="2"/>
+          <w:sz w:val="22"/>
+          <w:szCs w:val="22"/>
+          <w14:ligatures w14:val="standardContextual"/>
+        </w:rPr>
+      </w:pPr>
+    </w:p>
+    <w:p>
+      <w:pPr>
+        <w:pStyle w:val="Heading2"/>
+        <w:rPr>
+          <w:rStyle w:val="IntenseEmphasis"/>
+          <w:i w:val="0"/>
+          <w:iCs w:val="0"/>
+          <w:color w:val="262626" w:themeColor="text1" w:themeTint="D9"/>
+        </w:rPr>
+      </w:pPr>
+      <w:bookmarkStart w:id="7" w:name="_Toc228139574"/>
+      <w:r>
+        <w:rPr>
+          <w:rStyle w:val="IntenseEmphasis"/>
+          <w:rFonts w:eastAsiaTheme="majorEastAsia" w:cstheme="majorBidi"/>
+          <w:i w:val="0"/>
+          <w:iCs w:val="0"/>
+          <w:color w:val="262626" w:themeColor="text1" w:themeTint="D9"/>
+          <w:kern w:val="2"/>
+          <w:sz w:val="28"/>
+          <w:szCs w:val="24"/>
+          <w14:ligatures w14:val="standardContextual"/>
+        </w:rPr>
+        <w:t>Evaluation Strategy</w:t>
+      </w:r>
+      <w:r>
+        <w:rPr>
+          <w:rStyle w:val="IntenseEmphasis"/>
+          <w:i w:val="0"/>
+          <w:iCs w:val="0"/>
+          <w:color w:val="262626" w:themeColor="text1" w:themeTint="D9"/>
+        </w:rPr>
+        <w:t>:</w:t>
+      </w:r>
+      <w:bookmarkEnd w:id="7"/>
+    </w:p>
+    <w:p>
+      <w:pPr>
+        <w:pStyle w:val="NormalWeb"/>
+        <w:spacing w:after="240" w:line="480" w:lineRule="auto"/>
+        <w:rPr>
+          <w:rStyle w:val="IntenseEmphasis"/>
+          <w:rFonts w:asciiTheme="majorHAnsi" w:eastAsiaTheme="minorHAnsi" w:hAnsiTheme="majorHAnsi" w:cstheme="majorHAnsi"/>
+          <w:color w:val="262626" w:themeColor="text1" w:themeTint="D9"/>
+          <w:kern w:val="2"/>
+          <w:sz w:val="22"/>
+          <w:szCs w:val="22"/>
+          <w14:ligatures w14:val="standardContextual"/>
+        </w:rPr>
+      </w:pPr>
+      <w:r>
+        <w:rPr>
+          <w:rStyle w:val="IntenseEmphasis"/>
+          <w:rFonts w:asciiTheme="majorHAnsi" w:eastAsiaTheme="minorHAnsi" w:hAnsiTheme="majorHAnsi" w:cstheme="majorHAnsi"/>
+          <w:color w:val="262626" w:themeColor="text1" w:themeTint="D9"/>
+          <w:kern w:val="2"/>
+          <w:sz w:val="22"/>
+          <w:szCs w:val="22"/>
+          <w14:ligatures w14:val="standardContextual"/>
+        </w:rPr>
+        <w:t>Once these models are trained, I will evaluate them using a Confusion Matrix and AUC-ROC curves. However, as I noted in my initial plan, missing a customer who is about to leave is much more expensive than a "false alarm". Therefore, I will prioritize Recall as my primary metric to ensure the model captures as many at-risk customers as possible. I will also use F1-Scores to balance precision and recall, ensuring the model remains practical for business use. To prevent the models from overfitting the data, I will implement K-Fold Cross-Validation, which ensures that my selection of the "best" model is based on stable, repeatable performance across different subsets of the data.</w:t>
+      </w:r>
     </w:p>
     <w:p>
       <w:pPr>
@@ -1836,450 +2527,16 @@
           <w:rStyle w:val="IntenseEmphasis"/>
           <w:i w:val="0"/>
           <w:iCs w:val="0"/>
-          <w:color w:val="2F5496" w:themeColor="accent1" w:themeShade="BF"/>
-        </w:rPr>
-      </w:pPr>
-      <w:bookmarkStart w:id="4" w:name="_Toc225699098"/>
+          <w:color w:val="262626" w:themeColor="text1" w:themeTint="D9"/>
+        </w:rPr>
+      </w:pPr>
+      <w:bookmarkStart w:id="8" w:name="_Toc228139575"/>
       <w:r>
         <w:rPr>
           <w:rStyle w:val="IntenseEmphasis"/>
           <w:i w:val="0"/>
           <w:iCs w:val="0"/>
-          <w:color w:val="2F5496" w:themeColor="accent1" w:themeShade="BF"/>
-        </w:rPr>
-        <w:t>Modeling and Evaluation</w:t>
-      </w:r>
-      <w:bookmarkEnd w:id="4"/>
-    </w:p>
-    <w:p>
-      <w:pPr>
-        <w:pStyle w:val="Heading3"/>
-        <w:spacing w:line="480" w:lineRule="auto"/>
-        <w:rPr>
-          <w:rStyle w:val="IntenseEmphasis"/>
-          <w:i w:val="0"/>
-          <w:iCs w:val="0"/>
-          <w:color w:val="2F5496" w:themeColor="accent1" w:themeShade="BF"/>
-        </w:rPr>
-      </w:pPr>
-      <w:bookmarkStart w:id="5" w:name="_Toc225699099"/>
-      <w:r>
-        <w:rPr>
-          <w:rStyle w:val="IntenseEmphasis"/>
-          <w:i w:val="0"/>
-          <w:iCs w:val="0"/>
-          <w:color w:val="2F5496" w:themeColor="accent1" w:themeShade="BF"/>
-        </w:rPr>
-        <w:t>Choice of Models</w:t>
-      </w:r>
-      <w:bookmarkEnd w:id="5"/>
-    </w:p>
-    <w:p>
-      <w:pPr>
-        <w:pStyle w:val="NormalWeb"/>
-        <w:spacing w:after="240" w:line="480" w:lineRule="auto"/>
-        <w:rPr>
-          <w:rStyle w:val="IntenseEmphasis"/>
-          <w:rFonts w:asciiTheme="majorHAnsi" w:eastAsiaTheme="minorHAnsi" w:hAnsiTheme="majorHAnsi" w:cstheme="majorHAnsi"/>
-          <w:kern w:val="2"/>
-          <w:sz w:val="22"/>
-          <w:szCs w:val="22"/>
-          <w14:ligatures w14:val="standardContextual"/>
-        </w:rPr>
-      </w:pPr>
-      <w:r>
-        <w:rPr>
-          <w:rStyle w:val="IntenseEmphasis"/>
-          <w:rFonts w:asciiTheme="majorHAnsi" w:eastAsiaTheme="minorHAnsi" w:hAnsiTheme="majorHAnsi" w:cstheme="majorHAnsi"/>
-          <w:kern w:val="2"/>
-          <w:sz w:val="22"/>
-          <w:szCs w:val="22"/>
-          <w14:ligatures w14:val="standardContextual"/>
-        </w:rPr>
-        <w:t>For this project, I plan to move beyond a single algorithm and instead conduct a robust "head-to-head" competition between several distinct modeling architectures. I will start with a baseline Logistic Regression to establish a performance "floor" and understand the linear relationships between features like monthly charges and churn. However, to capture the more complex "pain points" in the customer journey, I will implement and compare the following classifiers:</w:t>
-      </w:r>
-    </w:p>
-    <w:p>
-      <w:pPr>
-        <w:pStyle w:val="Heading4"/>
-        <w:rPr>
-          <w:rStyle w:val="IntenseEmphasis"/>
-          <w:rFonts w:asciiTheme="majorHAnsi" w:eastAsiaTheme="minorHAnsi" w:hAnsiTheme="majorHAnsi" w:cstheme="majorHAnsi"/>
-          <w:sz w:val="22"/>
-          <w:szCs w:val="22"/>
-        </w:rPr>
-      </w:pPr>
-      <w:bookmarkStart w:id="6" w:name="_Toc225699100"/>
-      <w:r>
-        <w:rPr>
-          <w:rStyle w:val="Heading3Char"/>
-        </w:rPr>
-        <w:lastRenderedPageBreak/>
-        <w:t xml:space="preserve">Random Forest and </w:t>
-      </w:r>
-      <w:proofErr w:type="spellStart"/>
-      <w:r>
-        <w:rPr>
-          <w:rStyle w:val="Heading3Char"/>
-        </w:rPr>
-        <w:t>XGBoost</w:t>
-      </w:r>
-      <w:bookmarkEnd w:id="6"/>
-      <w:proofErr w:type="spellEnd"/>
-      <w:r>
-        <w:rPr>
-          <w:rStyle w:val="IntenseEmphasis"/>
-          <w:rFonts w:asciiTheme="majorHAnsi" w:eastAsiaTheme="minorHAnsi" w:hAnsiTheme="majorHAnsi" w:cstheme="majorHAnsi"/>
-          <w:sz w:val="22"/>
-          <w:szCs w:val="22"/>
-        </w:rPr>
-        <w:t xml:space="preserve">: </w:t>
-      </w:r>
-    </w:p>
-    <w:p>
-      <w:pPr>
-        <w:pStyle w:val="NormalWeb"/>
-        <w:spacing w:after="240" w:line="480" w:lineRule="auto"/>
-        <w:rPr>
-          <w:rStyle w:val="IntenseEmphasis"/>
-          <w:rFonts w:asciiTheme="majorHAnsi" w:eastAsiaTheme="minorHAnsi" w:hAnsiTheme="majorHAnsi" w:cstheme="majorHAnsi"/>
-          <w:kern w:val="2"/>
-          <w:sz w:val="22"/>
-          <w:szCs w:val="22"/>
-          <w14:ligatures w14:val="standardContextual"/>
-        </w:rPr>
-      </w:pPr>
-      <w:r>
-        <w:rPr>
-          <w:rStyle w:val="IntenseEmphasis"/>
-          <w:rFonts w:asciiTheme="majorHAnsi" w:eastAsiaTheme="minorHAnsi" w:hAnsiTheme="majorHAnsi" w:cstheme="majorHAnsi"/>
-          <w:kern w:val="2"/>
-          <w:sz w:val="22"/>
-          <w:szCs w:val="22"/>
-          <w14:ligatures w14:val="standardContextual"/>
-        </w:rPr>
-        <w:t>These ensemble methods are my starting point for tree-based learning, as they are excellent at identifying non-linear interactions between variables, such as how a specific contract type might only trigger churn when paired with a lack of tech support.</w:t>
-      </w:r>
-    </w:p>
-    <w:p>
-      <w:pPr>
-        <w:pStyle w:val="NormalWeb"/>
-        <w:spacing w:after="240" w:line="480" w:lineRule="auto"/>
-        <w:rPr>
-          <w:rStyle w:val="IntenseEmphasis"/>
-          <w:rFonts w:asciiTheme="majorHAnsi" w:eastAsiaTheme="minorHAnsi" w:hAnsiTheme="majorHAnsi" w:cstheme="majorHAnsi"/>
-          <w:kern w:val="2"/>
-          <w:sz w:val="22"/>
-          <w:szCs w:val="22"/>
-          <w14:ligatures w14:val="standardContextual"/>
-        </w:rPr>
-      </w:pPr>
-    </w:p>
-    <w:p>
-      <w:pPr>
-        <w:pStyle w:val="Heading4"/>
-        <w:rPr>
-          <w:rStyle w:val="IntenseEmphasis"/>
-          <w:i w:val="0"/>
-          <w:iCs/>
-          <w:color w:val="2F5496" w:themeColor="accent1" w:themeShade="BF"/>
-        </w:rPr>
-      </w:pPr>
-      <w:r>
-        <w:rPr>
-          <w:rStyle w:val="IntenseEmphasis"/>
-          <w:i w:val="0"/>
-          <w:iCs/>
-          <w:color w:val="2F5496" w:themeColor="accent1" w:themeShade="BF"/>
-        </w:rPr>
-        <w:t xml:space="preserve">Support Vector Machines (SVM): </w:t>
-      </w:r>
-    </w:p>
-    <w:p>
-      <w:pPr>
-        <w:pStyle w:val="NormalWeb"/>
-        <w:spacing w:after="240" w:line="480" w:lineRule="auto"/>
-        <w:rPr>
-          <w:rStyle w:val="IntenseEmphasis"/>
-          <w:rFonts w:asciiTheme="majorHAnsi" w:eastAsiaTheme="minorHAnsi" w:hAnsiTheme="majorHAnsi" w:cstheme="majorHAnsi"/>
-          <w:kern w:val="2"/>
-          <w:sz w:val="22"/>
-          <w:szCs w:val="22"/>
-          <w14:ligatures w14:val="standardContextual"/>
-        </w:rPr>
-      </w:pPr>
-      <w:r>
-        <w:rPr>
-          <w:rStyle w:val="IntenseEmphasis"/>
-          <w:rFonts w:asciiTheme="majorHAnsi" w:eastAsiaTheme="minorHAnsi" w:hAnsiTheme="majorHAnsi" w:cstheme="majorHAnsi"/>
-          <w:kern w:val="2"/>
-          <w:sz w:val="22"/>
-          <w:szCs w:val="22"/>
-          <w14:ligatures w14:val="standardContextual"/>
-        </w:rPr>
-        <w:t>I want to test if a high-dimensional hyperplane can better separate churners from loyal customers, particularly when dealing with the many service-related features in the Telco dataset.</w:t>
-      </w:r>
-    </w:p>
-    <w:p>
-      <w:pPr>
-        <w:pStyle w:val="NormalWeb"/>
-        <w:spacing w:after="240" w:line="480" w:lineRule="auto"/>
-        <w:rPr>
-          <w:rStyle w:val="IntenseEmphasis"/>
-          <w:rFonts w:asciiTheme="majorHAnsi" w:eastAsiaTheme="minorHAnsi" w:hAnsiTheme="majorHAnsi" w:cstheme="majorHAnsi"/>
-          <w:kern w:val="2"/>
-          <w:sz w:val="22"/>
-          <w:szCs w:val="22"/>
-          <w14:ligatures w14:val="standardContextual"/>
-        </w:rPr>
-      </w:pPr>
-    </w:p>
-    <w:p>
-      <w:pPr>
-        <w:pStyle w:val="Heading4"/>
-        <w:rPr>
-          <w:rStyle w:val="IntenseEmphasis"/>
-          <w:i w:val="0"/>
-          <w:iCs/>
-          <w:color w:val="2F5496" w:themeColor="accent1" w:themeShade="BF"/>
-        </w:rPr>
-      </w:pPr>
-      <w:r>
-        <w:rPr>
-          <w:rStyle w:val="IntenseEmphasis"/>
-          <w:i w:val="0"/>
-          <w:iCs/>
-          <w:color w:val="2F5496" w:themeColor="accent1" w:themeShade="BF"/>
-        </w:rPr>
-        <w:t>K-Nearest Neighbors (KNN):</w:t>
-      </w:r>
-    </w:p>
-    <w:p>
-      <w:pPr>
-        <w:pStyle w:val="NormalWeb"/>
-        <w:spacing w:after="240" w:line="480" w:lineRule="auto"/>
-        <w:rPr>
-          <w:rStyle w:val="IntenseEmphasis"/>
-          <w:rFonts w:asciiTheme="majorHAnsi" w:eastAsiaTheme="minorHAnsi" w:hAnsiTheme="majorHAnsi" w:cstheme="majorHAnsi"/>
-          <w:kern w:val="2"/>
-          <w:sz w:val="22"/>
-          <w:szCs w:val="22"/>
-          <w14:ligatures w14:val="standardContextual"/>
-        </w:rPr>
-      </w:pPr>
-      <w:r>
-        <w:rPr>
-          <w:rStyle w:val="IntenseEmphasis"/>
-          <w:rFonts w:asciiTheme="majorHAnsi" w:eastAsiaTheme="minorHAnsi" w:hAnsiTheme="majorHAnsi" w:cstheme="majorHAnsi"/>
-          <w:kern w:val="2"/>
-          <w:sz w:val="22"/>
-          <w:szCs w:val="22"/>
-          <w14:ligatures w14:val="standardContextual"/>
-        </w:rPr>
-        <w:t xml:space="preserve"> This will allow me to explore "customer similarity." I want to see if customers who churn tend to cluster together in the feature space, which could provide intuitive insights for the business.</w:t>
-      </w:r>
-    </w:p>
-    <w:p>
-      <w:pPr>
-        <w:pStyle w:val="Heading4"/>
-        <w:rPr>
-          <w:rStyle w:val="IntenseEmphasis"/>
-          <w:i w:val="0"/>
-          <w:iCs/>
-          <w:color w:val="2F5496" w:themeColor="accent1" w:themeShade="BF"/>
-        </w:rPr>
-      </w:pPr>
-      <w:r>
-        <w:rPr>
-          <w:rStyle w:val="IntenseEmphasis"/>
-          <w:i w:val="0"/>
-          <w:iCs/>
-          <w:color w:val="2F5496" w:themeColor="accent1" w:themeShade="BF"/>
-        </w:rPr>
-        <w:t xml:space="preserve">Neural Networks (MLP): </w:t>
-      </w:r>
-    </w:p>
-    <w:p>
-      <w:pPr>
-        <w:pStyle w:val="NormalWeb"/>
-        <w:spacing w:after="240" w:line="480" w:lineRule="auto"/>
-        <w:rPr>
-          <w:rStyle w:val="IntenseEmphasis"/>
-          <w:rFonts w:asciiTheme="majorHAnsi" w:eastAsiaTheme="minorHAnsi" w:hAnsiTheme="majorHAnsi" w:cstheme="majorHAnsi"/>
-          <w:kern w:val="2"/>
-          <w:sz w:val="22"/>
-          <w:szCs w:val="22"/>
-          <w14:ligatures w14:val="standardContextual"/>
-        </w:rPr>
-      </w:pPr>
-      <w:r>
-        <w:rPr>
-          <w:rStyle w:val="IntenseEmphasis"/>
-          <w:rFonts w:asciiTheme="majorHAnsi" w:eastAsiaTheme="minorHAnsi" w:hAnsiTheme="majorHAnsi" w:cstheme="majorHAnsi"/>
-          <w:kern w:val="2"/>
-          <w:sz w:val="22"/>
-          <w:szCs w:val="22"/>
-          <w14:ligatures w14:val="standardContextual"/>
-        </w:rPr>
-        <w:t>Finally, I will test a Multilayer Perceptron to see if a deep learning approach can uncover hidden patterns that traditional statistical models might miss.</w:t>
-      </w:r>
-    </w:p>
-    <w:p>
-      <w:pPr>
-        <w:pStyle w:val="NormalWeb"/>
-        <w:spacing w:after="240" w:line="480" w:lineRule="auto"/>
-        <w:rPr>
-          <w:rStyle w:val="IntenseEmphasis"/>
-          <w:rFonts w:asciiTheme="majorHAnsi" w:eastAsiaTheme="minorHAnsi" w:hAnsiTheme="majorHAnsi" w:cstheme="majorHAnsi"/>
-          <w:kern w:val="2"/>
-          <w:sz w:val="22"/>
-          <w:szCs w:val="22"/>
-          <w14:ligatures w14:val="standardContextual"/>
-        </w:rPr>
-      </w:pPr>
-      <w:r>
-        <w:rPr>
-          <w:rStyle w:val="IntenseEmphasis"/>
-          <w:rFonts w:asciiTheme="majorHAnsi" w:eastAsiaTheme="minorHAnsi" w:hAnsiTheme="majorHAnsi" w:cstheme="majorHAnsi"/>
-          <w:kern w:val="2"/>
-          <w:sz w:val="22"/>
-          <w:szCs w:val="22"/>
-          <w14:ligatures w14:val="standardContextual"/>
-        </w:rPr>
-        <w:t>Ultimately, I will not rely on a single model. I plan to evaluate the performance of each and choose the best-performing models based on their specific classifier metrics and their ability to generalize to unseen data.</w:t>
-      </w:r>
-    </w:p>
-    <w:p>
-      <w:pPr>
-        <w:pStyle w:val="NormalWeb"/>
-        <w:spacing w:after="240" w:line="480" w:lineRule="auto"/>
-        <w:rPr>
-          <w:rStyle w:val="IntenseEmphasis"/>
-          <w:rFonts w:asciiTheme="majorHAnsi" w:eastAsiaTheme="minorHAnsi" w:hAnsiTheme="majorHAnsi" w:cstheme="majorHAnsi"/>
-          <w:kern w:val="2"/>
-          <w:sz w:val="22"/>
-          <w:szCs w:val="22"/>
-          <w14:ligatures w14:val="standardContextual"/>
-        </w:rPr>
-      </w:pPr>
-    </w:p>
-    <w:p>
-      <w:pPr>
-        <w:pStyle w:val="NormalWeb"/>
-        <w:spacing w:after="240" w:line="480" w:lineRule="auto"/>
-        <w:rPr>
-          <w:rStyle w:val="IntenseEmphasis"/>
-          <w:rFonts w:asciiTheme="majorHAnsi" w:eastAsiaTheme="minorHAnsi" w:hAnsiTheme="majorHAnsi" w:cstheme="majorHAnsi"/>
-          <w:kern w:val="2"/>
-          <w:sz w:val="22"/>
-          <w:szCs w:val="22"/>
-          <w14:ligatures w14:val="standardContextual"/>
-        </w:rPr>
-      </w:pPr>
-    </w:p>
-    <w:p>
-      <w:pPr>
-        <w:pStyle w:val="Heading2"/>
-        <w:rPr>
-          <w:rStyle w:val="IntenseEmphasis"/>
-          <w:i w:val="0"/>
-          <w:iCs w:val="0"/>
-          <w:color w:val="2F5496" w:themeColor="accent1" w:themeShade="BF"/>
-        </w:rPr>
-      </w:pPr>
-      <w:bookmarkStart w:id="7" w:name="_Toc225699101"/>
-      <w:r>
-        <w:rPr>
-          <w:rStyle w:val="IntenseEmphasis"/>
-          <w:rFonts w:eastAsiaTheme="majorEastAsia" w:cstheme="majorBidi"/>
-          <w:i w:val="0"/>
-          <w:iCs w:val="0"/>
-          <w:color w:val="2F5496" w:themeColor="accent1" w:themeShade="BF"/>
-          <w:kern w:val="2"/>
-          <w:sz w:val="28"/>
-          <w:szCs w:val="24"/>
-          <w14:ligatures w14:val="standardContextual"/>
-        </w:rPr>
-        <w:lastRenderedPageBreak/>
-        <w:t>Evaluation Strategy</w:t>
-      </w:r>
-      <w:r>
-        <w:rPr>
-          <w:rStyle w:val="IntenseEmphasis"/>
-          <w:i w:val="0"/>
-          <w:iCs w:val="0"/>
-          <w:color w:val="2F5496" w:themeColor="accent1" w:themeShade="BF"/>
-        </w:rPr>
-        <w:t>:</w:t>
-      </w:r>
-      <w:bookmarkEnd w:id="7"/>
-    </w:p>
-    <w:p>
-      <w:pPr>
-        <w:pStyle w:val="NormalWeb"/>
-        <w:spacing w:after="240" w:line="480" w:lineRule="auto"/>
-        <w:rPr>
-          <w:rStyle w:val="IntenseEmphasis"/>
-          <w:rFonts w:asciiTheme="majorHAnsi" w:eastAsiaTheme="minorHAnsi" w:hAnsiTheme="majorHAnsi" w:cstheme="majorHAnsi"/>
-          <w:kern w:val="2"/>
-          <w:sz w:val="22"/>
-          <w:szCs w:val="22"/>
-          <w14:ligatures w14:val="standardContextual"/>
-        </w:rPr>
-      </w:pPr>
-      <w:r>
-        <w:rPr>
-          <w:rStyle w:val="IntenseEmphasis"/>
-          <w:rFonts w:asciiTheme="majorHAnsi" w:eastAsiaTheme="minorHAnsi" w:hAnsiTheme="majorHAnsi" w:cstheme="majorHAnsi"/>
-          <w:kern w:val="2"/>
-          <w:sz w:val="22"/>
-          <w:szCs w:val="22"/>
-          <w14:ligatures w14:val="standardContextual"/>
-        </w:rPr>
-        <w:t xml:space="preserve">Once these models are trained, I will evaluate them using a Confusion Matrix and AUC-ROC curves. However, as I noted in my initial plan, missing a customer who is about to leave is much more expensive than a "false alarm". Therefore, I will prioritize Recall as my primary metric to ensure the model captures as many at-risk customers as possible. I will also use F1-Scores to balance precision and recall, ensuring the model remains practical for business use. To prevent the models from </w:t>
-      </w:r>
-      <w:r>
-        <w:rPr>
-          <w:rStyle w:val="IntenseEmphasis"/>
-          <w:rFonts w:asciiTheme="majorHAnsi" w:eastAsiaTheme="minorHAnsi" w:hAnsiTheme="majorHAnsi" w:cstheme="majorHAnsi"/>
-          <w:kern w:val="2"/>
-          <w:sz w:val="22"/>
-          <w:szCs w:val="22"/>
-          <w14:ligatures w14:val="standardContextual"/>
-        </w:rPr>
-        <w:t>overfitting</w:t>
-      </w:r>
-      <w:r>
-        <w:rPr>
-          <w:rStyle w:val="IntenseEmphasis"/>
-          <w:rFonts w:asciiTheme="majorHAnsi" w:eastAsiaTheme="minorHAnsi" w:hAnsiTheme="majorHAnsi" w:cstheme="majorHAnsi"/>
-          <w:kern w:val="2"/>
-          <w:sz w:val="22"/>
-          <w:szCs w:val="22"/>
-          <w14:ligatures w14:val="standardContextual"/>
-        </w:rPr>
-        <w:t xml:space="preserve"> the data, I will implement K-Fold Cross-Validation, which ensures that my selection of the "best" model is based on stable, repeatable performance across different subsets of the data.</w:t>
-      </w:r>
-    </w:p>
-    <w:p>
-      <w:pPr>
-        <w:pStyle w:val="Heading2"/>
-        <w:spacing w:line="480" w:lineRule="auto"/>
-        <w:jc w:val="center"/>
-        <w:rPr>
-          <w:rStyle w:val="IntenseEmphasis"/>
-          <w:i w:val="0"/>
-          <w:iCs w:val="0"/>
-          <w:color w:val="2F5496" w:themeColor="accent1" w:themeShade="BF"/>
-        </w:rPr>
-      </w:pPr>
-      <w:bookmarkStart w:id="8" w:name="_Toc225699102"/>
-      <w:r>
-        <w:rPr>
-          <w:rStyle w:val="IntenseEmphasis"/>
-          <w:i w:val="0"/>
-          <w:iCs w:val="0"/>
-          <w:color w:val="2F5496" w:themeColor="accent1" w:themeShade="BF"/>
+          <w:color w:val="262626" w:themeColor="text1" w:themeTint="D9"/>
         </w:rPr>
         <w:t>Goals, Risks, and Contingencies</w:t>
       </w:r>
@@ -2293,16 +2550,16 @@
           <w:rStyle w:val="IntenseEmphasis"/>
           <w:i w:val="0"/>
           <w:iCs w:val="0"/>
-          <w:color w:val="2F5496" w:themeColor="accent1" w:themeShade="BF"/>
-        </w:rPr>
-      </w:pPr>
-      <w:bookmarkStart w:id="9" w:name="_Toc225699103"/>
+          <w:color w:val="262626" w:themeColor="text1" w:themeTint="D9"/>
+        </w:rPr>
+      </w:pPr>
+      <w:bookmarkStart w:id="9" w:name="_Toc228139576"/>
       <w:r>
         <w:rPr>
           <w:rStyle w:val="IntenseEmphasis"/>
           <w:i w:val="0"/>
           <w:iCs w:val="0"/>
-          <w:color w:val="2F5496" w:themeColor="accent1" w:themeShade="BF"/>
+          <w:color w:val="262626" w:themeColor="text1" w:themeTint="D9"/>
         </w:rPr>
         <w:t>What I Hope to Learn</w:t>
       </w:r>
@@ -2315,16 +2572,18 @@
         <w:rPr>
           <w:rStyle w:val="IntenseEmphasis"/>
           <w:rFonts w:asciiTheme="majorHAnsi" w:eastAsiaTheme="minorHAnsi" w:hAnsiTheme="majorHAnsi" w:cstheme="majorHAnsi"/>
-          <w:kern w:val="2"/>
-          <w:sz w:val="22"/>
-          <w:szCs w:val="22"/>
-          <w14:ligatures w14:val="standardContextual"/>
-        </w:rPr>
-      </w:pPr>
-      <w:r>
-        <w:rPr>
-          <w:rStyle w:val="IntenseEmphasis"/>
-          <w:rFonts w:asciiTheme="majorHAnsi" w:eastAsiaTheme="minorHAnsi" w:hAnsiTheme="majorHAnsi" w:cstheme="majorHAnsi"/>
+          <w:color w:val="262626" w:themeColor="text1" w:themeTint="D9"/>
+          <w:kern w:val="2"/>
+          <w:sz w:val="22"/>
+          <w:szCs w:val="22"/>
+          <w14:ligatures w14:val="standardContextual"/>
+        </w:rPr>
+      </w:pPr>
+      <w:r>
+        <w:rPr>
+          <w:rStyle w:val="IntenseEmphasis"/>
+          <w:rFonts w:asciiTheme="majorHAnsi" w:eastAsiaTheme="minorHAnsi" w:hAnsiTheme="majorHAnsi" w:cstheme="majorHAnsi"/>
+          <w:color w:val="262626" w:themeColor="text1" w:themeTint="D9"/>
           <w:kern w:val="2"/>
           <w:sz w:val="22"/>
           <w:szCs w:val="22"/>
@@ -2337,6 +2596,7 @@
         <w:rPr>
           <w:rStyle w:val="IntenseEmphasis"/>
           <w:rFonts w:asciiTheme="majorHAnsi" w:eastAsiaTheme="minorHAnsi" w:hAnsiTheme="majorHAnsi" w:cstheme="majorHAnsi"/>
+          <w:color w:val="262626" w:themeColor="text1" w:themeTint="D9"/>
           <w:kern w:val="2"/>
           <w:sz w:val="22"/>
           <w:szCs w:val="22"/>
@@ -2349,6 +2609,7 @@
         <w:rPr>
           <w:rStyle w:val="IntenseEmphasis"/>
           <w:rFonts w:asciiTheme="majorHAnsi" w:eastAsiaTheme="minorHAnsi" w:hAnsiTheme="majorHAnsi" w:cstheme="majorHAnsi"/>
+          <w:color w:val="262626" w:themeColor="text1" w:themeTint="D9"/>
           <w:kern w:val="2"/>
           <w:sz w:val="22"/>
           <w:szCs w:val="22"/>
@@ -2361,6 +2622,7 @@
         <w:rPr>
           <w:rStyle w:val="IntenseEmphasis"/>
           <w:rFonts w:asciiTheme="majorHAnsi" w:eastAsiaTheme="minorHAnsi" w:hAnsiTheme="majorHAnsi" w:cstheme="majorHAnsi"/>
+          <w:color w:val="262626" w:themeColor="text1" w:themeTint="D9"/>
           <w:kern w:val="2"/>
           <w:sz w:val="22"/>
           <w:szCs w:val="22"/>
@@ -2373,6 +2635,7 @@
         <w:rPr>
           <w:rStyle w:val="IntenseEmphasis"/>
           <w:rFonts w:asciiTheme="majorHAnsi" w:eastAsiaTheme="minorHAnsi" w:hAnsiTheme="majorHAnsi" w:cstheme="majorHAnsi"/>
+          <w:color w:val="262626" w:themeColor="text1" w:themeTint="D9"/>
           <w:kern w:val="2"/>
           <w:sz w:val="22"/>
           <w:szCs w:val="22"/>
@@ -2385,6 +2648,7 @@
         <w:rPr>
           <w:rStyle w:val="IntenseEmphasis"/>
           <w:rFonts w:asciiTheme="majorHAnsi" w:eastAsiaTheme="minorHAnsi" w:hAnsiTheme="majorHAnsi" w:cstheme="majorHAnsi"/>
+          <w:color w:val="262626" w:themeColor="text1" w:themeTint="D9"/>
           <w:kern w:val="2"/>
           <w:sz w:val="22"/>
           <w:szCs w:val="22"/>
@@ -2397,6 +2661,7 @@
         <w:rPr>
           <w:rStyle w:val="IntenseEmphasis"/>
           <w:rFonts w:asciiTheme="majorHAnsi" w:eastAsiaTheme="minorHAnsi" w:hAnsiTheme="majorHAnsi" w:cstheme="majorHAnsi"/>
+          <w:color w:val="262626" w:themeColor="text1" w:themeTint="D9"/>
           <w:kern w:val="2"/>
           <w:sz w:val="22"/>
           <w:szCs w:val="22"/>
@@ -2412,6 +2677,7 @@
         <w:rPr>
           <w:rStyle w:val="IntenseEmphasis"/>
           <w:rFonts w:asciiTheme="majorHAnsi" w:eastAsiaTheme="minorHAnsi" w:hAnsiTheme="majorHAnsi" w:cstheme="majorHAnsi"/>
+          <w:color w:val="262626" w:themeColor="text1" w:themeTint="D9"/>
           <w:sz w:val="22"/>
           <w:szCs w:val="22"/>
         </w:rPr>
@@ -2425,16 +2691,16 @@
           <w:rStyle w:val="IntenseEmphasis"/>
           <w:i w:val="0"/>
           <w:iCs w:val="0"/>
-          <w:color w:val="2F5496" w:themeColor="accent1" w:themeShade="BF"/>
-        </w:rPr>
-      </w:pPr>
-      <w:bookmarkStart w:id="10" w:name="_Toc225699104"/>
+          <w:color w:val="262626" w:themeColor="text1" w:themeTint="D9"/>
+        </w:rPr>
+      </w:pPr>
+      <w:bookmarkStart w:id="10" w:name="_Toc228139577"/>
       <w:r>
         <w:rPr>
           <w:rStyle w:val="IntenseEmphasis"/>
           <w:i w:val="0"/>
           <w:iCs w:val="0"/>
-          <w:color w:val="2F5496" w:themeColor="accent1" w:themeShade="BF"/>
+          <w:color w:val="262626" w:themeColor="text1" w:themeTint="D9"/>
         </w:rPr>
         <w:t>Risks and Ethics</w:t>
       </w:r>
@@ -2447,16 +2713,18 @@
         <w:rPr>
           <w:rStyle w:val="IntenseEmphasis"/>
           <w:rFonts w:asciiTheme="majorHAnsi" w:eastAsiaTheme="minorHAnsi" w:hAnsiTheme="majorHAnsi" w:cstheme="majorHAnsi"/>
-          <w:kern w:val="2"/>
-          <w:sz w:val="22"/>
-          <w:szCs w:val="22"/>
-          <w14:ligatures w14:val="standardContextual"/>
-        </w:rPr>
-      </w:pPr>
-      <w:r>
-        <w:rPr>
-          <w:rStyle w:val="IntenseEmphasis"/>
-          <w:rFonts w:asciiTheme="majorHAnsi" w:eastAsiaTheme="minorHAnsi" w:hAnsiTheme="majorHAnsi" w:cstheme="majorHAnsi"/>
+          <w:color w:val="262626" w:themeColor="text1" w:themeTint="D9"/>
+          <w:kern w:val="2"/>
+          <w:sz w:val="22"/>
+          <w:szCs w:val="22"/>
+          <w14:ligatures w14:val="standardContextual"/>
+        </w:rPr>
+      </w:pPr>
+      <w:r>
+        <w:rPr>
+          <w:rStyle w:val="IntenseEmphasis"/>
+          <w:rFonts w:asciiTheme="majorHAnsi" w:eastAsiaTheme="minorHAnsi" w:hAnsiTheme="majorHAnsi" w:cstheme="majorHAnsi"/>
+          <w:color w:val="262626" w:themeColor="text1" w:themeTint="D9"/>
           <w:kern w:val="2"/>
           <w:sz w:val="22"/>
           <w:szCs w:val="22"/>
@@ -2473,16 +2741,16 @@
           <w:rStyle w:val="IntenseEmphasis"/>
           <w:i w:val="0"/>
           <w:iCs w:val="0"/>
-          <w:color w:val="2F5496" w:themeColor="accent1" w:themeShade="BF"/>
-        </w:rPr>
-      </w:pPr>
-      <w:bookmarkStart w:id="11" w:name="_Toc225699105"/>
+          <w:color w:val="262626" w:themeColor="text1" w:themeTint="D9"/>
+        </w:rPr>
+      </w:pPr>
+      <w:bookmarkStart w:id="11" w:name="_Toc228139578"/>
       <w:r>
         <w:rPr>
           <w:rStyle w:val="IntenseEmphasis"/>
           <w:i w:val="0"/>
           <w:iCs w:val="0"/>
-          <w:color w:val="2F5496" w:themeColor="accent1" w:themeShade="BF"/>
+          <w:color w:val="262626" w:themeColor="text1" w:themeTint="D9"/>
         </w:rPr>
         <w:t>The Contingency Plan</w:t>
       </w:r>
@@ -2495,16 +2763,18 @@
         <w:rPr>
           <w:rStyle w:val="IntenseEmphasis"/>
           <w:rFonts w:asciiTheme="majorHAnsi" w:eastAsiaTheme="minorHAnsi" w:hAnsiTheme="majorHAnsi" w:cstheme="majorHAnsi"/>
-          <w:kern w:val="2"/>
-          <w:sz w:val="22"/>
-          <w:szCs w:val="22"/>
-          <w14:ligatures w14:val="standardContextual"/>
-        </w:rPr>
-      </w:pPr>
-      <w:r>
-        <w:rPr>
-          <w:rStyle w:val="IntenseEmphasis"/>
-          <w:rFonts w:asciiTheme="majorHAnsi" w:eastAsiaTheme="minorHAnsi" w:hAnsiTheme="majorHAnsi" w:cstheme="majorHAnsi"/>
+          <w:color w:val="262626" w:themeColor="text1" w:themeTint="D9"/>
+          <w:kern w:val="2"/>
+          <w:sz w:val="22"/>
+          <w:szCs w:val="22"/>
+          <w14:ligatures w14:val="standardContextual"/>
+        </w:rPr>
+      </w:pPr>
+      <w:r>
+        <w:rPr>
+          <w:rStyle w:val="IntenseEmphasis"/>
+          <w:rFonts w:asciiTheme="majorHAnsi" w:eastAsiaTheme="minorHAnsi" w:hAnsiTheme="majorHAnsi" w:cstheme="majorHAnsi"/>
+          <w:color w:val="262626" w:themeColor="text1" w:themeTint="D9"/>
           <w:kern w:val="2"/>
           <w:sz w:val="22"/>
           <w:szCs w:val="22"/>
@@ -2522,16 +2792,16 @@
           <w:rStyle w:val="IntenseEmphasis"/>
           <w:i w:val="0"/>
           <w:iCs w:val="0"/>
-          <w:color w:val="2F5496" w:themeColor="accent1" w:themeShade="BF"/>
-        </w:rPr>
-      </w:pPr>
-      <w:bookmarkStart w:id="12" w:name="_Toc225699106"/>
+          <w:color w:val="262626" w:themeColor="text1" w:themeTint="D9"/>
+        </w:rPr>
+      </w:pPr>
+      <w:bookmarkStart w:id="12" w:name="_Toc228139579"/>
       <w:r>
         <w:rPr>
           <w:rStyle w:val="IntenseEmphasis"/>
           <w:i w:val="0"/>
           <w:iCs w:val="0"/>
-          <w:color w:val="2F5496" w:themeColor="accent1" w:themeShade="BF"/>
+          <w:color w:val="262626" w:themeColor="text1" w:themeTint="D9"/>
         </w:rPr>
         <w:t>Closing</w:t>
       </w:r>
@@ -2544,16 +2814,18 @@
         <w:rPr>
           <w:rStyle w:val="IntenseEmphasis"/>
           <w:rFonts w:asciiTheme="majorHAnsi" w:eastAsiaTheme="minorHAnsi" w:hAnsiTheme="majorHAnsi" w:cstheme="majorHAnsi"/>
-          <w:kern w:val="2"/>
-          <w:sz w:val="22"/>
-          <w:szCs w:val="22"/>
-          <w14:ligatures w14:val="standardContextual"/>
-        </w:rPr>
-      </w:pPr>
-      <w:r>
-        <w:rPr>
-          <w:rStyle w:val="IntenseEmphasis"/>
-          <w:rFonts w:asciiTheme="majorHAnsi" w:eastAsiaTheme="minorHAnsi" w:hAnsiTheme="majorHAnsi" w:cstheme="majorHAnsi"/>
+          <w:color w:val="262626" w:themeColor="text1" w:themeTint="D9"/>
+          <w:kern w:val="2"/>
+          <w:sz w:val="22"/>
+          <w:szCs w:val="22"/>
+          <w14:ligatures w14:val="standardContextual"/>
+        </w:rPr>
+      </w:pPr>
+      <w:r>
+        <w:rPr>
+          <w:rStyle w:val="IntenseEmphasis"/>
+          <w:rFonts w:asciiTheme="majorHAnsi" w:eastAsiaTheme="minorHAnsi" w:hAnsiTheme="majorHAnsi" w:cstheme="majorHAnsi"/>
+          <w:color w:val="262626" w:themeColor="text1" w:themeTint="D9"/>
           <w:kern w:val="2"/>
           <w:sz w:val="22"/>
           <w:szCs w:val="22"/>
@@ -2565,11 +2837,954 @@
     </w:p>
     <w:p>
       <w:pPr>
+        <w:pStyle w:val="Heading1"/>
+        <w:jc w:val="center"/>
+        <w:rPr>
+          <w:rStyle w:val="IntenseEmphasis"/>
+          <w:rFonts w:asciiTheme="majorHAnsi" w:eastAsiaTheme="minorHAnsi" w:hAnsiTheme="majorHAnsi" w:cstheme="majorHAnsi"/>
+          <w:color w:val="262626" w:themeColor="text1" w:themeTint="D9"/>
+          <w:kern w:val="2"/>
+          <w:sz w:val="22"/>
+          <w:szCs w:val="22"/>
+          <w14:ligatures w14:val="standardContextual"/>
+        </w:rPr>
+      </w:pPr>
+      <w:bookmarkStart w:id="13" w:name="_Toc228139580"/>
+      <w:r>
+        <w:rPr>
+          <w:rStyle w:val="IntenseEmphasis"/>
+          <w:i w:val="0"/>
+          <w:iCs w:val="0"/>
+          <w:color w:val="262626" w:themeColor="text1" w:themeTint="D9"/>
+        </w:rPr>
+        <w:t>Phas</w:t>
+      </w:r>
+      <w:r>
+        <w:rPr>
+          <w:rStyle w:val="IntenseEmphasis"/>
+          <w:i w:val="0"/>
+          <w:iCs w:val="0"/>
+          <w:color w:val="262626" w:themeColor="text1" w:themeTint="D9"/>
+        </w:rPr>
+        <w:t>e 2</w:t>
+      </w:r>
+      <w:bookmarkEnd w:id="13"/>
+    </w:p>
+    <w:p>
+      <w:pPr>
+        <w:pStyle w:val="Heading4"/>
+        <w:rPr>
+          <w:rStyle w:val="IntenseEmphasis"/>
+          <w:i w:val="0"/>
+          <w:iCs/>
+          <w:color w:val="262626" w:themeColor="text1" w:themeTint="D9"/>
+        </w:rPr>
+      </w:pPr>
+      <w:r>
+        <w:rPr>
+          <w:rStyle w:val="IntenseEmphasis"/>
+          <w:i w:val="0"/>
+          <w:iCs/>
+          <w:color w:val="262626" w:themeColor="text1" w:themeTint="D9"/>
+        </w:rPr>
+        <w:t>Will I be able to answer the questions I want to answer with the data I have?</w:t>
+      </w:r>
+    </w:p>
+    <w:p/>
+    <w:p>
+      <w:pPr>
         <w:pStyle w:val="NormalWeb"/>
         <w:spacing w:before="0" w:beforeAutospacing="0" w:after="240" w:afterAutospacing="0" w:line="480" w:lineRule="auto"/>
         <w:rPr>
           <w:rStyle w:val="IntenseEmphasis"/>
           <w:rFonts w:asciiTheme="majorHAnsi" w:eastAsiaTheme="minorHAnsi" w:hAnsiTheme="majorHAnsi" w:cstheme="majorHAnsi"/>
+          <w:color w:val="262626" w:themeColor="text1" w:themeTint="D9"/>
+          <w:kern w:val="2"/>
+          <w:sz w:val="22"/>
+          <w:szCs w:val="22"/>
+          <w14:ligatures w14:val="standardContextual"/>
+        </w:rPr>
+      </w:pPr>
+      <w:r>
+        <w:rPr>
+          <w:rStyle w:val="IntenseEmphasis"/>
+          <w:rFonts w:asciiTheme="majorHAnsi" w:eastAsiaTheme="minorHAnsi" w:hAnsiTheme="majorHAnsi" w:cstheme="majorHAnsi"/>
+          <w:color w:val="262626" w:themeColor="text1" w:themeTint="D9"/>
+          <w:kern w:val="2"/>
+          <w:sz w:val="22"/>
+          <w:szCs w:val="22"/>
+          <w14:ligatures w14:val="standardContextual"/>
+        </w:rPr>
+        <w:t xml:space="preserve">Yeah, I'm confident about this. My dataset gives me everything I need to figure out what drives churn, predict it accurately, and compare models. I've got contract type, tenure, monthly charges, internet service type, payment method, and offers all in there. My feature importance analysis from the Random Forest already shows which ones matter most. The only thing I don't have is behavioral trends over time, like whether a customer's usage is declining month after month. That would be nice to have for predicting churn earlier, but it's not essential. My current data </w:t>
+      </w:r>
+      <w:r>
+        <w:rPr>
+          <w:rStyle w:val="IntenseEmphasis"/>
+          <w:rFonts w:asciiTheme="majorHAnsi" w:eastAsiaTheme="minorHAnsi" w:hAnsiTheme="majorHAnsi" w:cstheme="majorHAnsi"/>
+          <w:color w:val="262626" w:themeColor="text1" w:themeTint="D9"/>
+          <w:kern w:val="2"/>
+          <w:sz w:val="22"/>
+          <w:szCs w:val="22"/>
+          <w14:ligatures w14:val="standardContextual"/>
+        </w:rPr>
+        <w:t>feels</w:t>
+      </w:r>
+      <w:r>
+        <w:rPr>
+          <w:rStyle w:val="IntenseEmphasis"/>
+          <w:rFonts w:asciiTheme="majorHAnsi" w:eastAsiaTheme="minorHAnsi" w:hAnsiTheme="majorHAnsi" w:cstheme="majorHAnsi"/>
+          <w:color w:val="262626" w:themeColor="text1" w:themeTint="D9"/>
+          <w:kern w:val="2"/>
+          <w:sz w:val="22"/>
+          <w:szCs w:val="22"/>
+          <w14:ligatures w14:val="standardContextual"/>
+        </w:rPr>
+        <w:t xml:space="preserve"> solid for what I'm trying to do.</w:t>
+      </w:r>
+    </w:p>
+    <w:p>
+      <w:pPr>
+        <w:pStyle w:val="Heading4"/>
+        <w:rPr>
+          <w:rStyle w:val="IntenseEmphasis"/>
+          <w:i w:val="0"/>
+          <w:iCs/>
+          <w:color w:val="262626" w:themeColor="text1" w:themeTint="D9"/>
+        </w:rPr>
+      </w:pPr>
+      <w:r>
+        <w:rPr>
+          <w:rStyle w:val="IntenseEmphasis"/>
+          <w:i w:val="0"/>
+          <w:iCs/>
+          <w:color w:val="262626" w:themeColor="text1" w:themeTint="D9"/>
+        </w:rPr>
+        <w:t>What visualizations are especially useful for explaining my data?</w:t>
+      </w:r>
+    </w:p>
+    <w:p/>
+    <w:p>
+      <w:pPr>
+        <w:pStyle w:val="NormalWeb"/>
+        <w:spacing w:before="0" w:beforeAutospacing="0" w:after="240" w:afterAutospacing="0" w:line="480" w:lineRule="auto"/>
+        <w:rPr>
+          <w:rStyle w:val="IntenseEmphasis"/>
+          <w:rFonts w:asciiTheme="majorHAnsi" w:eastAsiaTheme="minorHAnsi" w:hAnsiTheme="majorHAnsi" w:cstheme="majorHAnsi"/>
+          <w:color w:val="262626" w:themeColor="text1" w:themeTint="D9"/>
+          <w:kern w:val="2"/>
+          <w:sz w:val="22"/>
+          <w:szCs w:val="22"/>
+          <w14:ligatures w14:val="standardContextual"/>
+        </w:rPr>
+      </w:pPr>
+      <w:r>
+        <w:rPr>
+          <w:rStyle w:val="IntenseEmphasis"/>
+          <w:rFonts w:asciiTheme="majorHAnsi" w:eastAsiaTheme="minorHAnsi" w:hAnsiTheme="majorHAnsi" w:cstheme="majorHAnsi"/>
+          <w:color w:val="262626" w:themeColor="text1" w:themeTint="D9"/>
+          <w:kern w:val="2"/>
+          <w:sz w:val="22"/>
+          <w:szCs w:val="22"/>
+          <w14:ligatures w14:val="standardContextual"/>
+        </w:rPr>
+        <w:t xml:space="preserve">I think I've </w:t>
+      </w:r>
+      <w:proofErr w:type="gramStart"/>
+      <w:r>
+        <w:rPr>
+          <w:rStyle w:val="IntenseEmphasis"/>
+          <w:rFonts w:asciiTheme="majorHAnsi" w:eastAsiaTheme="minorHAnsi" w:hAnsiTheme="majorHAnsi" w:cstheme="majorHAnsi"/>
+          <w:color w:val="262626" w:themeColor="text1" w:themeTint="D9"/>
+          <w:kern w:val="2"/>
+          <w:sz w:val="22"/>
+          <w:szCs w:val="22"/>
+          <w14:ligatures w14:val="standardContextual"/>
+        </w:rPr>
+        <w:t>actually chosen</w:t>
+      </w:r>
+      <w:proofErr w:type="gramEnd"/>
+      <w:r>
+        <w:rPr>
+          <w:rStyle w:val="IntenseEmphasis"/>
+          <w:rFonts w:asciiTheme="majorHAnsi" w:eastAsiaTheme="minorHAnsi" w:hAnsiTheme="majorHAnsi" w:cstheme="majorHAnsi"/>
+          <w:color w:val="262626" w:themeColor="text1" w:themeTint="D9"/>
+          <w:kern w:val="2"/>
+          <w:sz w:val="22"/>
+          <w:szCs w:val="22"/>
+          <w14:ligatures w14:val="standardContextual"/>
+        </w:rPr>
+        <w:t xml:space="preserve"> my visualizations </w:t>
+      </w:r>
+      <w:proofErr w:type="gramStart"/>
+      <w:r>
+        <w:rPr>
+          <w:rStyle w:val="IntenseEmphasis"/>
+          <w:rFonts w:asciiTheme="majorHAnsi" w:eastAsiaTheme="minorHAnsi" w:hAnsiTheme="majorHAnsi" w:cstheme="majorHAnsi"/>
+          <w:color w:val="262626" w:themeColor="text1" w:themeTint="D9"/>
+          <w:kern w:val="2"/>
+          <w:sz w:val="22"/>
+          <w:szCs w:val="22"/>
+          <w14:ligatures w14:val="standardContextual"/>
+        </w:rPr>
+        <w:t>really well</w:t>
+      </w:r>
+      <w:proofErr w:type="gramEnd"/>
+      <w:r>
+        <w:rPr>
+          <w:rStyle w:val="IntenseEmphasis"/>
+          <w:rFonts w:asciiTheme="majorHAnsi" w:eastAsiaTheme="minorHAnsi" w:hAnsiTheme="majorHAnsi" w:cstheme="majorHAnsi"/>
+          <w:color w:val="262626" w:themeColor="text1" w:themeTint="D9"/>
+          <w:kern w:val="2"/>
+          <w:sz w:val="22"/>
+          <w:szCs w:val="22"/>
+          <w14:ligatures w14:val="standardContextual"/>
+        </w:rPr>
+        <w:t xml:space="preserve">. The churn rate charts by contract, internet type, offer, and payment method are super clear for </w:t>
+      </w:r>
+      <w:proofErr w:type="gramStart"/>
+      <w:r>
+        <w:rPr>
+          <w:rStyle w:val="IntenseEmphasis"/>
+          <w:rFonts w:asciiTheme="majorHAnsi" w:eastAsiaTheme="minorHAnsi" w:hAnsiTheme="majorHAnsi" w:cstheme="majorHAnsi"/>
+          <w:color w:val="262626" w:themeColor="text1" w:themeTint="D9"/>
+          <w:kern w:val="2"/>
+          <w:sz w:val="22"/>
+          <w:szCs w:val="22"/>
+          <w14:ligatures w14:val="standardContextual"/>
+        </w:rPr>
+        <w:t>business people</w:t>
+      </w:r>
+      <w:proofErr w:type="gramEnd"/>
+      <w:r>
+        <w:rPr>
+          <w:rStyle w:val="IntenseEmphasis"/>
+          <w:rFonts w:asciiTheme="majorHAnsi" w:eastAsiaTheme="minorHAnsi" w:hAnsiTheme="majorHAnsi" w:cstheme="majorHAnsi"/>
+          <w:color w:val="262626" w:themeColor="text1" w:themeTint="D9"/>
+          <w:kern w:val="2"/>
+          <w:sz w:val="22"/>
+          <w:szCs w:val="22"/>
+          <w14:ligatures w14:val="standardContextual"/>
+        </w:rPr>
+        <w:t xml:space="preserve"> because I can immediately see which segments have the highest risk. The histogram showing tenure and monthly charge distributions split by whether someone churned or not is helpful because it reveals the pattern that early tenure, high bill customers are my problem. My feature importance bar chart directly shows what my model learned. The ROC curves let me see which models discriminate best. The clustering analysis with churn rate by segment ties everything together. I</w:t>
+      </w:r>
+      <w:r>
+        <w:rPr>
+          <w:rStyle w:val="IntenseEmphasis"/>
+          <w:rFonts w:asciiTheme="majorHAnsi" w:eastAsiaTheme="minorHAnsi" w:hAnsiTheme="majorHAnsi" w:cstheme="majorHAnsi"/>
+          <w:color w:val="262626" w:themeColor="text1" w:themeTint="D9"/>
+          <w:kern w:val="2"/>
+          <w:sz w:val="22"/>
+          <w:szCs w:val="22"/>
+          <w14:ligatures w14:val="standardContextual"/>
+        </w:rPr>
+        <w:t xml:space="preserve"> will </w:t>
+      </w:r>
+      <w:r>
+        <w:rPr>
+          <w:rStyle w:val="IntenseEmphasis"/>
+          <w:rFonts w:asciiTheme="majorHAnsi" w:eastAsiaTheme="minorHAnsi" w:hAnsiTheme="majorHAnsi" w:cstheme="majorHAnsi"/>
+          <w:color w:val="262626" w:themeColor="text1" w:themeTint="D9"/>
+          <w:kern w:val="2"/>
+          <w:sz w:val="22"/>
+          <w:szCs w:val="22"/>
+          <w14:ligatures w14:val="standardContextual"/>
+        </w:rPr>
+        <w:t xml:space="preserve">add </w:t>
+      </w:r>
+      <w:r>
+        <w:rPr>
+          <w:rStyle w:val="IntenseEmphasis"/>
+          <w:rFonts w:asciiTheme="majorHAnsi" w:eastAsiaTheme="minorHAnsi" w:hAnsiTheme="majorHAnsi" w:cstheme="majorHAnsi"/>
+          <w:color w:val="262626" w:themeColor="text1" w:themeTint="D9"/>
+          <w:kern w:val="2"/>
+          <w:sz w:val="22"/>
+          <w:szCs w:val="22"/>
+          <w14:ligatures w14:val="standardContextual"/>
+        </w:rPr>
+        <w:t xml:space="preserve">more from the list I have provided in part 1. Also, </w:t>
+      </w:r>
+      <w:r>
+        <w:rPr>
+          <w:rStyle w:val="IntenseEmphasis"/>
+          <w:rFonts w:asciiTheme="majorHAnsi" w:eastAsiaTheme="minorHAnsi" w:hAnsiTheme="majorHAnsi" w:cstheme="majorHAnsi"/>
+          <w:color w:val="262626" w:themeColor="text1" w:themeTint="D9"/>
+          <w:kern w:val="2"/>
+          <w:sz w:val="22"/>
+          <w:szCs w:val="22"/>
+          <w14:ligatures w14:val="standardContextual"/>
+        </w:rPr>
+        <w:t xml:space="preserve">I </w:t>
+      </w:r>
+      <w:r>
+        <w:rPr>
+          <w:rStyle w:val="IntenseEmphasis"/>
+          <w:rFonts w:asciiTheme="majorHAnsi" w:eastAsiaTheme="minorHAnsi" w:hAnsiTheme="majorHAnsi" w:cstheme="majorHAnsi"/>
+          <w:color w:val="262626" w:themeColor="text1" w:themeTint="D9"/>
+          <w:kern w:val="2"/>
+          <w:sz w:val="22"/>
+          <w:szCs w:val="22"/>
+          <w14:ligatures w14:val="standardContextual"/>
+        </w:rPr>
+        <w:t>will</w:t>
+      </w:r>
+      <w:r>
+        <w:rPr>
+          <w:rStyle w:val="IntenseEmphasis"/>
+          <w:rFonts w:asciiTheme="majorHAnsi" w:eastAsiaTheme="minorHAnsi" w:hAnsiTheme="majorHAnsi" w:cstheme="majorHAnsi"/>
+          <w:color w:val="262626" w:themeColor="text1" w:themeTint="D9"/>
+          <w:kern w:val="2"/>
+          <w:sz w:val="22"/>
+          <w:szCs w:val="22"/>
+          <w14:ligatures w14:val="standardContextual"/>
+        </w:rPr>
+        <w:t xml:space="preserve"> show a confusion matrix as a heatmap for visual impact, or a plot showing how precision and recall change with different prediction thresholds.</w:t>
+      </w:r>
+    </w:p>
+    <w:p>
+      <w:pPr>
+        <w:pStyle w:val="Heading4"/>
+        <w:rPr>
+          <w:rStyle w:val="IntenseEmphasis"/>
+          <w:i w:val="0"/>
+          <w:iCs/>
+          <w:color w:val="262626" w:themeColor="text1" w:themeTint="D9"/>
+        </w:rPr>
+      </w:pPr>
+      <w:r>
+        <w:rPr>
+          <w:rStyle w:val="IntenseEmphasis"/>
+          <w:i w:val="0"/>
+          <w:iCs/>
+          <w:color w:val="262626" w:themeColor="text1" w:themeTint="D9"/>
+        </w:rPr>
+        <w:lastRenderedPageBreak/>
+        <w:t>Do I need to adjust my data and/or driving questions?</w:t>
+      </w:r>
+    </w:p>
+    <w:p/>
+    <w:p>
+      <w:pPr>
+        <w:pStyle w:val="NormalWeb"/>
+        <w:spacing w:before="0" w:beforeAutospacing="0" w:after="240" w:afterAutospacing="0" w:line="480" w:lineRule="auto"/>
+        <w:rPr>
+          <w:rStyle w:val="IntenseEmphasis"/>
+          <w:rFonts w:asciiTheme="majorHAnsi" w:eastAsiaTheme="minorHAnsi" w:hAnsiTheme="majorHAnsi" w:cstheme="majorHAnsi"/>
+          <w:color w:val="262626" w:themeColor="text1" w:themeTint="D9"/>
+          <w:kern w:val="2"/>
+          <w:sz w:val="22"/>
+          <w:szCs w:val="22"/>
+          <w14:ligatures w14:val="standardContextual"/>
+        </w:rPr>
+      </w:pPr>
+      <w:r>
+        <w:rPr>
+          <w:rStyle w:val="IntenseEmphasis"/>
+          <w:rFonts w:asciiTheme="majorHAnsi" w:eastAsiaTheme="minorHAnsi" w:hAnsiTheme="majorHAnsi" w:cstheme="majorHAnsi"/>
+          <w:color w:val="262626" w:themeColor="text1" w:themeTint="D9"/>
+          <w:kern w:val="2"/>
+          <w:sz w:val="22"/>
+          <w:szCs w:val="22"/>
+          <w14:ligatures w14:val="standardContextual"/>
+        </w:rPr>
+        <w:t>As of now the data feels</w:t>
+      </w:r>
+      <w:r>
+        <w:rPr>
+          <w:rStyle w:val="IntenseEmphasis"/>
+          <w:rFonts w:asciiTheme="majorHAnsi" w:eastAsiaTheme="minorHAnsi" w:hAnsiTheme="majorHAnsi" w:cstheme="majorHAnsi"/>
+          <w:color w:val="262626" w:themeColor="text1" w:themeTint="D9"/>
+          <w:kern w:val="2"/>
+          <w:sz w:val="22"/>
+          <w:szCs w:val="22"/>
+          <w14:ligatures w14:val="standardContextual"/>
+        </w:rPr>
+        <w:t xml:space="preserve"> sufficient and my questions </w:t>
+      </w:r>
+      <w:r>
+        <w:rPr>
+          <w:rStyle w:val="IntenseEmphasis"/>
+          <w:rFonts w:asciiTheme="majorHAnsi" w:eastAsiaTheme="minorHAnsi" w:hAnsiTheme="majorHAnsi" w:cstheme="majorHAnsi"/>
+          <w:color w:val="262626" w:themeColor="text1" w:themeTint="D9"/>
+          <w:kern w:val="2"/>
+          <w:sz w:val="22"/>
+          <w:szCs w:val="22"/>
+          <w14:ligatures w14:val="standardContextual"/>
+        </w:rPr>
+        <w:t>do</w:t>
+      </w:r>
+      <w:r>
+        <w:rPr>
+          <w:rStyle w:val="IntenseEmphasis"/>
+          <w:rFonts w:asciiTheme="majorHAnsi" w:eastAsiaTheme="minorHAnsi" w:hAnsiTheme="majorHAnsi" w:cstheme="majorHAnsi"/>
+          <w:color w:val="262626" w:themeColor="text1" w:themeTint="D9"/>
+          <w:kern w:val="2"/>
+          <w:sz w:val="22"/>
+          <w:szCs w:val="22"/>
+          <w14:ligatures w14:val="standardContextual"/>
+        </w:rPr>
+        <w:t xml:space="preserve"> well </w:t>
+      </w:r>
+      <w:proofErr w:type="gramStart"/>
+      <w:r>
+        <w:rPr>
+          <w:rStyle w:val="IntenseEmphasis"/>
+          <w:rFonts w:asciiTheme="majorHAnsi" w:eastAsiaTheme="minorHAnsi" w:hAnsiTheme="majorHAnsi" w:cstheme="majorHAnsi"/>
+          <w:color w:val="262626" w:themeColor="text1" w:themeTint="D9"/>
+          <w:kern w:val="2"/>
+          <w:sz w:val="22"/>
+          <w:szCs w:val="22"/>
+          <w14:ligatures w14:val="standardContextual"/>
+        </w:rPr>
+        <w:t>framed</w:t>
+      </w:r>
+      <w:proofErr w:type="gramEnd"/>
+      <w:r>
+        <w:rPr>
+          <w:rStyle w:val="IntenseEmphasis"/>
+          <w:rFonts w:asciiTheme="majorHAnsi" w:eastAsiaTheme="minorHAnsi" w:hAnsiTheme="majorHAnsi" w:cstheme="majorHAnsi"/>
+          <w:color w:val="262626" w:themeColor="text1" w:themeTint="D9"/>
+          <w:kern w:val="2"/>
+          <w:sz w:val="22"/>
+          <w:szCs w:val="22"/>
+          <w14:ligatures w14:val="standardContextual"/>
+        </w:rPr>
+        <w:t xml:space="preserve"> but I am still learning and you could provide or add comments if I need to add more context to them</w:t>
+      </w:r>
+      <w:r>
+        <w:rPr>
+          <w:rStyle w:val="IntenseEmphasis"/>
+          <w:rFonts w:asciiTheme="majorHAnsi" w:eastAsiaTheme="minorHAnsi" w:hAnsiTheme="majorHAnsi" w:cstheme="majorHAnsi"/>
+          <w:color w:val="262626" w:themeColor="text1" w:themeTint="D9"/>
+          <w:kern w:val="2"/>
+          <w:sz w:val="22"/>
+          <w:szCs w:val="22"/>
+          <w14:ligatures w14:val="standardContextual"/>
+        </w:rPr>
+        <w:t xml:space="preserve">. I'm </w:t>
+      </w:r>
+      <w:r>
+        <w:rPr>
+          <w:rStyle w:val="IntenseEmphasis"/>
+          <w:rFonts w:asciiTheme="majorHAnsi" w:eastAsiaTheme="minorHAnsi" w:hAnsiTheme="majorHAnsi" w:cstheme="majorHAnsi"/>
+          <w:color w:val="262626" w:themeColor="text1" w:themeTint="D9"/>
+          <w:kern w:val="2"/>
+          <w:sz w:val="22"/>
+          <w:szCs w:val="22"/>
+          <w14:ligatures w14:val="standardContextual"/>
+        </w:rPr>
+        <w:t xml:space="preserve">trying to </w:t>
+      </w:r>
+      <w:proofErr w:type="gramStart"/>
+      <w:r>
+        <w:rPr>
+          <w:rStyle w:val="IntenseEmphasis"/>
+          <w:rFonts w:asciiTheme="majorHAnsi" w:eastAsiaTheme="minorHAnsi" w:hAnsiTheme="majorHAnsi" w:cstheme="majorHAnsi"/>
+          <w:color w:val="262626" w:themeColor="text1" w:themeTint="D9"/>
+          <w:kern w:val="2"/>
+          <w:sz w:val="22"/>
+          <w:szCs w:val="22"/>
+          <w14:ligatures w14:val="standardContextual"/>
+        </w:rPr>
+        <w:t>ask</w:t>
+      </w:r>
+      <w:r>
+        <w:rPr>
+          <w:rStyle w:val="IntenseEmphasis"/>
+          <w:rFonts w:asciiTheme="majorHAnsi" w:eastAsiaTheme="minorHAnsi" w:hAnsiTheme="majorHAnsi" w:cstheme="majorHAnsi"/>
+          <w:color w:val="262626" w:themeColor="text1" w:themeTint="D9"/>
+          <w:kern w:val="2"/>
+          <w:sz w:val="22"/>
+          <w:szCs w:val="22"/>
+          <w14:ligatures w14:val="standardContextual"/>
+        </w:rPr>
+        <w:t>:</w:t>
+      </w:r>
+      <w:proofErr w:type="gramEnd"/>
+      <w:r>
+        <w:rPr>
+          <w:rStyle w:val="IntenseEmphasis"/>
+          <w:rFonts w:asciiTheme="majorHAnsi" w:eastAsiaTheme="minorHAnsi" w:hAnsiTheme="majorHAnsi" w:cstheme="majorHAnsi"/>
+          <w:color w:val="262626" w:themeColor="text1" w:themeTint="D9"/>
+          <w:kern w:val="2"/>
+          <w:sz w:val="22"/>
+          <w:szCs w:val="22"/>
+          <w14:ligatures w14:val="standardContextual"/>
+        </w:rPr>
+        <w:t xml:space="preserve"> which attributes drive churn, how accurate can I predict, which model is best. These questions directly support business decisions about retention. I </w:t>
+      </w:r>
+      <w:r>
+        <w:rPr>
+          <w:rStyle w:val="IntenseEmphasis"/>
+          <w:rFonts w:asciiTheme="majorHAnsi" w:eastAsiaTheme="minorHAnsi" w:hAnsiTheme="majorHAnsi" w:cstheme="majorHAnsi"/>
+          <w:color w:val="262626" w:themeColor="text1" w:themeTint="D9"/>
+          <w:kern w:val="2"/>
+          <w:sz w:val="22"/>
+          <w:szCs w:val="22"/>
+          <w14:ligatures w14:val="standardContextual"/>
+        </w:rPr>
+        <w:t xml:space="preserve">think the framed questions are good and </w:t>
+      </w:r>
+      <w:r>
+        <w:rPr>
+          <w:rStyle w:val="IntenseEmphasis"/>
+          <w:rFonts w:asciiTheme="majorHAnsi" w:eastAsiaTheme="minorHAnsi" w:hAnsiTheme="majorHAnsi" w:cstheme="majorHAnsi"/>
+          <w:color w:val="262626" w:themeColor="text1" w:themeTint="D9"/>
+          <w:kern w:val="2"/>
+          <w:sz w:val="22"/>
+          <w:szCs w:val="22"/>
+          <w14:ligatures w14:val="standardContextual"/>
+        </w:rPr>
+        <w:t xml:space="preserve">need </w:t>
+      </w:r>
+      <w:r>
+        <w:rPr>
+          <w:rStyle w:val="IntenseEmphasis"/>
+          <w:rFonts w:asciiTheme="majorHAnsi" w:eastAsiaTheme="minorHAnsi" w:hAnsiTheme="majorHAnsi" w:cstheme="majorHAnsi"/>
+          <w:color w:val="262626" w:themeColor="text1" w:themeTint="D9"/>
+          <w:kern w:val="2"/>
+          <w:sz w:val="22"/>
+          <w:szCs w:val="22"/>
+          <w14:ligatures w14:val="standardContextual"/>
+        </w:rPr>
+        <w:t>no</w:t>
+      </w:r>
+      <w:r>
+        <w:rPr>
+          <w:rStyle w:val="IntenseEmphasis"/>
+          <w:rFonts w:asciiTheme="majorHAnsi" w:eastAsiaTheme="minorHAnsi" w:hAnsiTheme="majorHAnsi" w:cstheme="majorHAnsi"/>
+          <w:color w:val="262626" w:themeColor="text1" w:themeTint="D9"/>
+          <w:kern w:val="2"/>
+          <w:sz w:val="22"/>
+          <w:szCs w:val="22"/>
+          <w14:ligatures w14:val="standardContextual"/>
+        </w:rPr>
+        <w:t xml:space="preserve"> change </w:t>
+      </w:r>
+      <w:r>
+        <w:rPr>
+          <w:rStyle w:val="IntenseEmphasis"/>
+          <w:rFonts w:asciiTheme="majorHAnsi" w:eastAsiaTheme="minorHAnsi" w:hAnsiTheme="majorHAnsi" w:cstheme="majorHAnsi"/>
+          <w:color w:val="262626" w:themeColor="text1" w:themeTint="D9"/>
+          <w:kern w:val="2"/>
+          <w:sz w:val="22"/>
+          <w:szCs w:val="22"/>
+          <w14:ligatures w14:val="standardContextual"/>
+        </w:rPr>
+        <w:t>per my understanding</w:t>
+      </w:r>
+      <w:r>
+        <w:rPr>
+          <w:rStyle w:val="IntenseEmphasis"/>
+          <w:rFonts w:asciiTheme="majorHAnsi" w:eastAsiaTheme="minorHAnsi" w:hAnsiTheme="majorHAnsi" w:cstheme="majorHAnsi"/>
+          <w:color w:val="262626" w:themeColor="text1" w:themeTint="D9"/>
+          <w:kern w:val="2"/>
+          <w:sz w:val="22"/>
+          <w:szCs w:val="22"/>
+          <w14:ligatures w14:val="standardContextual"/>
+        </w:rPr>
+        <w:t>. On the data side, one limitation I should acknowledge is that I have a single snapshot from one telecom provider.</w:t>
+      </w:r>
+    </w:p>
+    <w:p>
+      <w:pPr>
+        <w:pStyle w:val="Heading4"/>
+        <w:rPr>
+          <w:rStyle w:val="IntenseEmphasis"/>
+          <w:i w:val="0"/>
+          <w:iCs/>
+          <w:color w:val="262626" w:themeColor="text1" w:themeTint="D9"/>
+        </w:rPr>
+      </w:pPr>
+      <w:r>
+        <w:rPr>
+          <w:rStyle w:val="IntenseEmphasis"/>
+          <w:i w:val="0"/>
+          <w:iCs/>
+          <w:color w:val="262626" w:themeColor="text1" w:themeTint="D9"/>
+        </w:rPr>
+        <w:t>Do I need to adjust my model/evaluation choices?</w:t>
+      </w:r>
+    </w:p>
+    <w:p/>
+    <w:p>
+      <w:pPr>
+        <w:pStyle w:val="NormalWeb"/>
+        <w:spacing w:before="0" w:beforeAutospacing="0" w:after="240" w:afterAutospacing="0" w:line="480" w:lineRule="auto"/>
+        <w:rPr>
+          <w:rStyle w:val="IntenseEmphasis"/>
+          <w:rFonts w:asciiTheme="majorHAnsi" w:eastAsiaTheme="minorHAnsi" w:hAnsiTheme="majorHAnsi" w:cstheme="majorHAnsi"/>
+          <w:color w:val="262626" w:themeColor="text1" w:themeTint="D9"/>
+          <w:kern w:val="2"/>
+          <w:sz w:val="22"/>
+          <w:szCs w:val="22"/>
+          <w14:ligatures w14:val="standardContextual"/>
+        </w:rPr>
+      </w:pPr>
+      <w:r>
+        <w:rPr>
+          <w:rStyle w:val="IntenseEmphasis"/>
+          <w:rFonts w:asciiTheme="majorHAnsi" w:eastAsiaTheme="minorHAnsi" w:hAnsiTheme="majorHAnsi" w:cstheme="majorHAnsi"/>
+          <w:color w:val="262626" w:themeColor="text1" w:themeTint="D9"/>
+          <w:kern w:val="2"/>
+          <w:sz w:val="22"/>
+          <w:szCs w:val="22"/>
+          <w14:ligatures w14:val="standardContextual"/>
+        </w:rPr>
+        <w:t xml:space="preserve">The </w:t>
+      </w:r>
+      <w:r>
+        <w:rPr>
+          <w:rStyle w:val="IntenseEmphasis"/>
+          <w:rFonts w:asciiTheme="majorHAnsi" w:eastAsiaTheme="minorHAnsi" w:hAnsiTheme="majorHAnsi" w:cstheme="majorHAnsi"/>
+          <w:color w:val="262626" w:themeColor="text1" w:themeTint="D9"/>
+          <w:kern w:val="2"/>
+          <w:sz w:val="22"/>
+          <w:szCs w:val="22"/>
+          <w14:ligatures w14:val="standardContextual"/>
+        </w:rPr>
+        <w:t xml:space="preserve">approach </w:t>
+      </w:r>
+      <w:r>
+        <w:rPr>
+          <w:rStyle w:val="IntenseEmphasis"/>
+          <w:rFonts w:asciiTheme="majorHAnsi" w:eastAsiaTheme="minorHAnsi" w:hAnsiTheme="majorHAnsi" w:cstheme="majorHAnsi"/>
+          <w:color w:val="262626" w:themeColor="text1" w:themeTint="D9"/>
+          <w:kern w:val="2"/>
+          <w:sz w:val="22"/>
+          <w:szCs w:val="22"/>
+          <w14:ligatures w14:val="standardContextual"/>
+        </w:rPr>
+        <w:t xml:space="preserve">feels </w:t>
+      </w:r>
+      <w:r>
+        <w:rPr>
+          <w:rStyle w:val="IntenseEmphasis"/>
+          <w:rFonts w:asciiTheme="majorHAnsi" w:eastAsiaTheme="minorHAnsi" w:hAnsiTheme="majorHAnsi" w:cstheme="majorHAnsi"/>
+          <w:color w:val="262626" w:themeColor="text1" w:themeTint="D9"/>
+          <w:kern w:val="2"/>
+          <w:sz w:val="22"/>
+          <w:szCs w:val="22"/>
+          <w14:ligatures w14:val="standardContextual"/>
+        </w:rPr>
+        <w:t xml:space="preserve">sound. Using class weight balancing is the right call for my 73.5 vs 26.5 split. Prioritizing ROC-AUC, F1, and Recall instead of just accuracy shows I understand imbalanced classification. Testing seven different models from dummy baseline through ensemble methods shows good rigor. My </w:t>
+      </w:r>
+      <w:proofErr w:type="spellStart"/>
+      <w:r>
+        <w:rPr>
+          <w:rStyle w:val="IntenseEmphasis"/>
+          <w:rFonts w:asciiTheme="majorHAnsi" w:eastAsiaTheme="minorHAnsi" w:hAnsiTheme="majorHAnsi" w:cstheme="majorHAnsi"/>
+          <w:color w:val="262626" w:themeColor="text1" w:themeTint="D9"/>
+          <w:kern w:val="2"/>
+          <w:sz w:val="22"/>
+          <w:szCs w:val="22"/>
+          <w14:ligatures w14:val="standardContextual"/>
+        </w:rPr>
+        <w:t>GridSearchCV</w:t>
+      </w:r>
+      <w:proofErr w:type="spellEnd"/>
+      <w:r>
+        <w:rPr>
+          <w:rStyle w:val="IntenseEmphasis"/>
+          <w:rFonts w:asciiTheme="majorHAnsi" w:eastAsiaTheme="minorHAnsi" w:hAnsiTheme="majorHAnsi" w:cstheme="majorHAnsi"/>
+          <w:color w:val="262626" w:themeColor="text1" w:themeTint="D9"/>
+          <w:kern w:val="2"/>
+          <w:sz w:val="22"/>
+          <w:szCs w:val="22"/>
+          <w14:ligatures w14:val="standardContextual"/>
+        </w:rPr>
+        <w:t xml:space="preserve"> for tuning Random Forest is appropriate. If I want to take it one step further before </w:t>
+      </w:r>
+      <w:proofErr w:type="gramStart"/>
+      <w:r>
+        <w:rPr>
+          <w:rStyle w:val="IntenseEmphasis"/>
+          <w:rFonts w:asciiTheme="majorHAnsi" w:eastAsiaTheme="minorHAnsi" w:hAnsiTheme="majorHAnsi" w:cstheme="majorHAnsi"/>
+          <w:color w:val="262626" w:themeColor="text1" w:themeTint="D9"/>
+          <w:kern w:val="2"/>
+          <w:sz w:val="22"/>
+          <w:szCs w:val="22"/>
+          <w14:ligatures w14:val="standardContextual"/>
+        </w:rPr>
+        <w:t>deployment</w:t>
+      </w:r>
+      <w:proofErr w:type="gramEnd"/>
+      <w:r>
+        <w:rPr>
+          <w:rStyle w:val="IntenseEmphasis"/>
+          <w:rFonts w:asciiTheme="majorHAnsi" w:eastAsiaTheme="minorHAnsi" w:hAnsiTheme="majorHAnsi" w:cstheme="majorHAnsi"/>
+          <w:color w:val="262626" w:themeColor="text1" w:themeTint="D9"/>
+          <w:kern w:val="2"/>
+          <w:sz w:val="22"/>
+          <w:szCs w:val="22"/>
+          <w14:ligatures w14:val="standardContextual"/>
+        </w:rPr>
+        <w:t xml:space="preserve"> I could test different decision thresholds and see how precision and recall trade off at each one, then pick the threshold that matches my business cost of false negatives versus false positives. But that's optional and more of a production readiness thing.</w:t>
+      </w:r>
+    </w:p>
+    <w:p>
+      <w:pPr>
+        <w:pStyle w:val="Heading4"/>
+        <w:rPr>
+          <w:rStyle w:val="IntenseEmphasis"/>
+          <w:i w:val="0"/>
+          <w:iCs/>
+          <w:color w:val="262626" w:themeColor="text1" w:themeTint="D9"/>
+        </w:rPr>
+      </w:pPr>
+      <w:r>
+        <w:rPr>
+          <w:rStyle w:val="IntenseEmphasis"/>
+          <w:i w:val="0"/>
+          <w:iCs/>
+          <w:color w:val="262626" w:themeColor="text1" w:themeTint="D9"/>
+        </w:rPr>
+        <w:t>Are my original expectations still reasonable?</w:t>
+      </w:r>
+    </w:p>
+    <w:p/>
+    <w:p>
+      <w:pPr>
+        <w:pStyle w:val="NormalWeb"/>
+        <w:spacing w:before="0" w:beforeAutospacing="0" w:after="240" w:afterAutospacing="0" w:line="480" w:lineRule="auto"/>
+        <w:rPr>
+          <w:rStyle w:val="IntenseEmphasis"/>
+          <w:rFonts w:asciiTheme="majorHAnsi" w:eastAsiaTheme="minorHAnsi" w:hAnsiTheme="majorHAnsi" w:cstheme="majorHAnsi"/>
+          <w:color w:val="262626" w:themeColor="text1" w:themeTint="D9"/>
+          <w:kern w:val="2"/>
+          <w:sz w:val="22"/>
+          <w:szCs w:val="22"/>
+          <w14:ligatures w14:val="standardContextual"/>
+        </w:rPr>
+      </w:pPr>
+      <w:r>
+        <w:rPr>
+          <w:rStyle w:val="IntenseEmphasis"/>
+          <w:rFonts w:asciiTheme="majorHAnsi" w:eastAsiaTheme="minorHAnsi" w:hAnsiTheme="majorHAnsi" w:cstheme="majorHAnsi"/>
+          <w:color w:val="262626" w:themeColor="text1" w:themeTint="D9"/>
+          <w:kern w:val="2"/>
+          <w:sz w:val="22"/>
+          <w:szCs w:val="22"/>
+          <w14:ligatures w14:val="standardContextual"/>
+        </w:rPr>
+        <w:t xml:space="preserve">Absolutely. I set out to identify the specific drivers of churn instead of just getting a probability score, and I </w:t>
+      </w:r>
+      <w:r>
+        <w:rPr>
+          <w:rStyle w:val="IntenseEmphasis"/>
+          <w:rFonts w:asciiTheme="majorHAnsi" w:eastAsiaTheme="minorHAnsi" w:hAnsiTheme="majorHAnsi" w:cstheme="majorHAnsi"/>
+          <w:color w:val="262626" w:themeColor="text1" w:themeTint="D9"/>
+          <w:kern w:val="2"/>
+          <w:sz w:val="22"/>
+          <w:szCs w:val="22"/>
+          <w14:ligatures w14:val="standardContextual"/>
+        </w:rPr>
+        <w:t>am working on</w:t>
+      </w:r>
+      <w:r>
+        <w:rPr>
+          <w:rStyle w:val="IntenseEmphasis"/>
+          <w:rFonts w:asciiTheme="majorHAnsi" w:eastAsiaTheme="minorHAnsi" w:hAnsiTheme="majorHAnsi" w:cstheme="majorHAnsi"/>
+          <w:color w:val="262626" w:themeColor="text1" w:themeTint="D9"/>
+          <w:kern w:val="2"/>
+          <w:sz w:val="22"/>
+          <w:szCs w:val="22"/>
+          <w14:ligatures w14:val="standardContextual"/>
+        </w:rPr>
+        <w:t xml:space="preserve"> that.</w:t>
+      </w:r>
+      <w:r>
+        <w:rPr>
+          <w:rStyle w:val="IntenseEmphasis"/>
+          <w:rFonts w:asciiTheme="majorHAnsi" w:eastAsiaTheme="minorHAnsi" w:hAnsiTheme="majorHAnsi" w:cstheme="majorHAnsi"/>
+          <w:color w:val="262626" w:themeColor="text1" w:themeTint="D9"/>
+          <w:kern w:val="2"/>
+          <w:sz w:val="22"/>
+          <w:szCs w:val="22"/>
+          <w14:ligatures w14:val="standardContextual"/>
+        </w:rPr>
+        <w:t xml:space="preserve"> I will add more information in coming </w:t>
+      </w:r>
+      <w:r>
+        <w:rPr>
+          <w:rStyle w:val="IntenseEmphasis"/>
+          <w:rFonts w:asciiTheme="majorHAnsi" w:eastAsiaTheme="minorHAnsi" w:hAnsiTheme="majorHAnsi" w:cstheme="majorHAnsi"/>
+          <w:color w:val="262626" w:themeColor="text1" w:themeTint="D9"/>
+          <w:kern w:val="2"/>
+          <w:sz w:val="22"/>
+          <w:szCs w:val="22"/>
+          <w14:ligatures w14:val="standardContextual"/>
+        </w:rPr>
+        <w:t>weeks to provide better data driven decision.</w:t>
+      </w:r>
+      <w:r>
+        <w:rPr>
+          <w:rStyle w:val="IntenseEmphasis"/>
+          <w:rFonts w:asciiTheme="majorHAnsi" w:eastAsiaTheme="minorHAnsi" w:hAnsiTheme="majorHAnsi" w:cstheme="majorHAnsi"/>
+          <w:color w:val="262626" w:themeColor="text1" w:themeTint="D9"/>
+          <w:kern w:val="2"/>
+          <w:sz w:val="22"/>
+          <w:szCs w:val="22"/>
+          <w14:ligatures w14:val="standardContextual"/>
+        </w:rPr>
+        <w:t xml:space="preserve"> Contract type, tenure, monthly charges, and internet service type all emerged as key drivers. I wanted a model that beats a simple baseline, and my ensemble methods are </w:t>
+      </w:r>
+      <w:r>
+        <w:rPr>
+          <w:rStyle w:val="IntenseEmphasis"/>
+          <w:rFonts w:asciiTheme="majorHAnsi" w:eastAsiaTheme="minorHAnsi" w:hAnsiTheme="majorHAnsi" w:cstheme="majorHAnsi"/>
+          <w:color w:val="262626" w:themeColor="text1" w:themeTint="D9"/>
+          <w:kern w:val="2"/>
+          <w:sz w:val="22"/>
+          <w:szCs w:val="22"/>
+          <w14:ligatures w14:val="standardContextual"/>
+        </w:rPr>
+        <w:t>doing better than</w:t>
+      </w:r>
+      <w:r>
+        <w:rPr>
+          <w:rStyle w:val="IntenseEmphasis"/>
+          <w:rFonts w:asciiTheme="majorHAnsi" w:eastAsiaTheme="minorHAnsi" w:hAnsiTheme="majorHAnsi" w:cstheme="majorHAnsi"/>
+          <w:color w:val="262626" w:themeColor="text1" w:themeTint="D9"/>
+          <w:kern w:val="2"/>
+          <w:sz w:val="22"/>
+          <w:szCs w:val="22"/>
+          <w14:ligatures w14:val="standardContextual"/>
+        </w:rPr>
+        <w:t xml:space="preserve"> the dummy classifier on ROC-AUC and F1. I wanted to segment customers into actionable groups, and my K-Means clustering gives me clear segments with different churn profiles.</w:t>
+      </w:r>
+      <w:r>
+        <w:rPr>
+          <w:rStyle w:val="IntenseEmphasis"/>
+          <w:rFonts w:asciiTheme="majorHAnsi" w:eastAsiaTheme="minorHAnsi" w:hAnsiTheme="majorHAnsi" w:cstheme="majorHAnsi"/>
+          <w:color w:val="262626" w:themeColor="text1" w:themeTint="D9"/>
+          <w:kern w:val="2"/>
+          <w:sz w:val="22"/>
+          <w:szCs w:val="22"/>
+          <w14:ligatures w14:val="standardContextual"/>
+        </w:rPr>
+        <w:t xml:space="preserve"> As of now,</w:t>
+      </w:r>
+      <w:r>
+        <w:rPr>
+          <w:rStyle w:val="IntenseEmphasis"/>
+          <w:rFonts w:asciiTheme="majorHAnsi" w:eastAsiaTheme="minorHAnsi" w:hAnsiTheme="majorHAnsi" w:cstheme="majorHAnsi"/>
+          <w:color w:val="262626" w:themeColor="text1" w:themeTint="D9"/>
+          <w:kern w:val="2"/>
+          <w:sz w:val="22"/>
+          <w:szCs w:val="22"/>
+          <w14:ligatures w14:val="standardContextual"/>
+        </w:rPr>
+        <w:t xml:space="preserve"> </w:t>
+      </w:r>
+      <w:r>
+        <w:rPr>
+          <w:rStyle w:val="IntenseEmphasis"/>
+          <w:rFonts w:asciiTheme="majorHAnsi" w:eastAsiaTheme="minorHAnsi" w:hAnsiTheme="majorHAnsi" w:cstheme="majorHAnsi"/>
+          <w:color w:val="262626" w:themeColor="text1" w:themeTint="D9"/>
+          <w:kern w:val="2"/>
+          <w:sz w:val="22"/>
+          <w:szCs w:val="22"/>
+          <w14:ligatures w14:val="standardContextual"/>
+        </w:rPr>
+        <w:t>e</w:t>
+      </w:r>
+      <w:r>
+        <w:rPr>
+          <w:rStyle w:val="IntenseEmphasis"/>
+          <w:rFonts w:asciiTheme="majorHAnsi" w:eastAsiaTheme="minorHAnsi" w:hAnsiTheme="majorHAnsi" w:cstheme="majorHAnsi"/>
+          <w:color w:val="262626" w:themeColor="text1" w:themeTint="D9"/>
+          <w:kern w:val="2"/>
+          <w:sz w:val="22"/>
+          <w:szCs w:val="22"/>
+          <w14:ligatures w14:val="standardContextual"/>
+        </w:rPr>
+        <w:t xml:space="preserve">verything I aimed for is </w:t>
+      </w:r>
+      <w:r>
+        <w:rPr>
+          <w:rStyle w:val="IntenseEmphasis"/>
+          <w:rFonts w:asciiTheme="majorHAnsi" w:eastAsiaTheme="minorHAnsi" w:hAnsiTheme="majorHAnsi" w:cstheme="majorHAnsi"/>
+          <w:color w:val="262626" w:themeColor="text1" w:themeTint="D9"/>
+          <w:kern w:val="2"/>
+          <w:sz w:val="22"/>
+          <w:szCs w:val="22"/>
+          <w14:ligatures w14:val="standardContextual"/>
+        </w:rPr>
+        <w:t>working</w:t>
+      </w:r>
+      <w:r>
+        <w:rPr>
+          <w:rStyle w:val="IntenseEmphasis"/>
+          <w:rFonts w:asciiTheme="majorHAnsi" w:eastAsiaTheme="minorHAnsi" w:hAnsiTheme="majorHAnsi" w:cstheme="majorHAnsi"/>
+          <w:color w:val="262626" w:themeColor="text1" w:themeTint="D9"/>
+          <w:kern w:val="2"/>
+          <w:sz w:val="22"/>
+          <w:szCs w:val="22"/>
+          <w14:ligatures w14:val="standardContextual"/>
+        </w:rPr>
+        <w:t xml:space="preserve">. The one realistic caveat is that with 73 percent non-churn and 27 percent churn, I'm never going to achieve super high precision at the same time as super high recall. That's just the nature of imbalanced data. But </w:t>
+      </w:r>
+      <w:r>
+        <w:rPr>
+          <w:rStyle w:val="IntenseEmphasis"/>
+          <w:rFonts w:asciiTheme="majorHAnsi" w:eastAsiaTheme="minorHAnsi" w:hAnsiTheme="majorHAnsi" w:cstheme="majorHAnsi"/>
+          <w:color w:val="262626" w:themeColor="text1" w:themeTint="D9"/>
+          <w:kern w:val="2"/>
+          <w:sz w:val="22"/>
+          <w:szCs w:val="22"/>
+          <w14:ligatures w14:val="standardContextual"/>
+        </w:rPr>
+        <w:t>the</w:t>
+      </w:r>
+      <w:r>
+        <w:rPr>
+          <w:rStyle w:val="IntenseEmphasis"/>
+          <w:rFonts w:asciiTheme="majorHAnsi" w:eastAsiaTheme="minorHAnsi" w:hAnsiTheme="majorHAnsi" w:cstheme="majorHAnsi"/>
+          <w:color w:val="262626" w:themeColor="text1" w:themeTint="D9"/>
+          <w:kern w:val="2"/>
+          <w:sz w:val="22"/>
+          <w:szCs w:val="22"/>
+          <w14:ligatures w14:val="standardContextual"/>
+        </w:rPr>
+        <w:t xml:space="preserve"> </w:t>
+      </w:r>
+      <w:r>
+        <w:rPr>
+          <w:rStyle w:val="IntenseEmphasis"/>
+          <w:rFonts w:asciiTheme="majorHAnsi" w:eastAsiaTheme="minorHAnsi" w:hAnsiTheme="majorHAnsi" w:cstheme="majorHAnsi"/>
+          <w:color w:val="262626" w:themeColor="text1" w:themeTint="D9"/>
+          <w:kern w:val="2"/>
+          <w:sz w:val="22"/>
+          <w:szCs w:val="22"/>
+          <w14:ligatures w14:val="standardContextual"/>
+        </w:rPr>
+        <w:lastRenderedPageBreak/>
+        <w:t>chosen metrics acknowledge that tradeoff and account for the business reality that missing a churner is more costly than flagging a false alarm.</w:t>
+      </w:r>
+    </w:p>
+    <w:p>
+      <w:pPr>
+        <w:pStyle w:val="NormalWeb"/>
+        <w:spacing w:before="0" w:beforeAutospacing="0" w:after="240" w:afterAutospacing="0" w:line="480" w:lineRule="auto"/>
+        <w:rPr>
+          <w:rStyle w:val="IntenseEmphasis"/>
+          <w:rFonts w:asciiTheme="majorHAnsi" w:eastAsiaTheme="minorHAnsi" w:hAnsiTheme="majorHAnsi" w:cstheme="majorHAnsi"/>
+          <w:color w:val="262626" w:themeColor="text1" w:themeTint="D9"/>
+          <w:kern w:val="2"/>
+          <w:sz w:val="22"/>
+          <w:szCs w:val="22"/>
+          <w14:ligatures w14:val="standardContextual"/>
+        </w:rPr>
+      </w:pPr>
+    </w:p>
+    <w:p>
+      <w:pPr>
+        <w:pStyle w:val="NormalWeb"/>
+        <w:spacing w:before="0" w:beforeAutospacing="0" w:after="240" w:afterAutospacing="0" w:line="480" w:lineRule="auto"/>
+        <w:rPr>
+          <w:rStyle w:val="IntenseEmphasis"/>
+          <w:rFonts w:asciiTheme="majorHAnsi" w:eastAsiaTheme="minorHAnsi" w:hAnsiTheme="majorHAnsi" w:cstheme="majorHAnsi"/>
+          <w:color w:val="262626" w:themeColor="text1" w:themeTint="D9"/>
           <w:kern w:val="2"/>
           <w:sz w:val="22"/>
           <w:szCs w:val="22"/>
@@ -2687,27 +3902,27 @@
       <w:framePr w:wrap="none" w:vAnchor="text" w:hAnchor="margin" w:xAlign="right" w:y="1"/>
       <w:rPr>
         <w:rStyle w:val="PageNumber"/>
-        <w:color w:val="2F5496" w:themeColor="accent1" w:themeShade="BF"/>
+        <w:color w:val="262626" w:themeColor="text1" w:themeTint="D9"/>
       </w:rPr>
     </w:pPr>
     <w:r>
       <w:rPr>
         <w:rStyle w:val="PageNumber"/>
-        <w:color w:val="2F5496" w:themeColor="accent1" w:themeShade="BF"/>
+        <w:color w:val="262626" w:themeColor="text1" w:themeTint="D9"/>
       </w:rPr>
       <w:t>2</w:t>
     </w:r>
     <w:r>
       <w:rPr>
         <w:rStyle w:val="PageNumber"/>
-        <w:color w:val="2F5496" w:themeColor="accent1" w:themeShade="BF"/>
+        <w:color w:val="262626" w:themeColor="text1" w:themeTint="D9"/>
       </w:rPr>
       <w:t xml:space="preserve">. </w:t>
     </w:r>
     <w:r>
       <w:rPr>
         <w:rStyle w:val="PageNumber"/>
-        <w:color w:val="2F5496" w:themeColor="accent1" w:themeShade="BF"/>
+        <w:color w:val="262626" w:themeColor="text1" w:themeTint="D9"/>
       </w:rPr>
       <w:t>2</w:t>
     </w:r>
@@ -2717,12 +3932,12 @@
       <w:pStyle w:val="Header"/>
       <w:ind w:right="360"/>
       <w:rPr>
-        <w:color w:val="2F5496" w:themeColor="accent1" w:themeShade="BF"/>
+        <w:color w:val="262626" w:themeColor="text1" w:themeTint="D9"/>
       </w:rPr>
     </w:pPr>
     <w:r>
       <w:rPr>
-        <w:color w:val="2F5496" w:themeColor="accent1" w:themeShade="BF"/>
+        <w:color w:val="262626" w:themeColor="text1" w:themeTint="D9"/>
       </w:rPr>
       <w:t>Project Plan: Predictive Analytics for Customer Churn</w:t>
     </w:r>
@@ -6981,6 +8196,7 @@
   </w:compat>
   <w:rsids>
     <w:rsidRoot w:val="00FF14A7"/>
+    <w:rsid w:val="00033ABD"/>
     <w:rsid w:val="00074CD8"/>
     <w:rsid w:val="000D56D0"/>
     <w:rsid w:val="00213EB9"/>
@@ -6999,6 +8215,7 @@
     <w:rsid w:val="00AC6BAB"/>
     <w:rsid w:val="00C82F67"/>
     <w:rsid w:val="00C83483"/>
+    <w:rsid w:val="00E740EA"/>
     <w:rsid w:val="00FF14A7"/>
   </w:rsids>
   <m:mathPr>
